--- a/docs/SOC6302_syllabus.docx
+++ b/docs/SOC6302_syllabus.docx
@@ -5733,13 +5733,19 @@
         <w:t xml:space="preserve"> </w:t>
       </w:r>
       <w:r>
-        <w:t xml:space="preserve">preparation for the exam and a measure of your understanding of course</w:t>
-      </w:r>
-      <w:r>
-        <w:t xml:space="preserve"> </w:t>
-      </w:r>
-      <w:r>
-        <w:t xml:space="preserve">material. Even if you work with others, you must write up and turn in</w:t>
+        <w:t xml:space="preserve">preparation for the midterm, a measure of your understanding of course</w:t>
+      </w:r>
+      <w:r>
+        <w:t xml:space="preserve"> </w:t>
+      </w:r>
+      <w:r>
+        <w:t xml:space="preserve">material, and being able to independently carry-out your own research</w:t>
+      </w:r>
+      <w:r>
+        <w:t xml:space="preserve"> </w:t>
+      </w:r>
+      <w:r>
+        <w:t xml:space="preserve">project. Even if you work with others, you must write up and turn in</w:t>
       </w:r>
       <w:r>
         <w:t xml:space="preserve"> </w:t>
@@ -5990,7 +5996,7 @@
         <w:t xml:space="preserve"> </w:t>
       </w:r>
       <w:r>
-        <w:t xml:space="preserve">your data or analysis that affect how well we can answer the</w:t>
+        <w:t xml:space="preserve">your data or analysis that affect how well you can answer the</w:t>
       </w:r>
       <w:r>
         <w:t xml:space="preserve"> </w:t>
@@ -6101,13 +6107,10 @@
     </w:p>
     <w:p>
       <w:pPr>
-        <w:pStyle w:val="TableCaption"/>
+        <w:pStyle w:val="BodyText"/>
       </w:pPr>
       <w:r>
         <w:t xml:space="preserve">Research briefs will be graded as follows:</w:t>
-      </w:r>
-      <w:r>
-        <w:t xml:space="preserve"> </w:t>
       </w:r>
     </w:p>
     <w:tbl>
@@ -6116,12 +6119,11 @@
         <w:tblW w:type="pct" w:w="5000"/>
         <w:tblLayout w:type="fixed"/>
         <w:tblLook w:firstRow="1" w:lastRow="0" w:firstColumn="0" w:lastColumn="0" w:noHBand="0" w:noVBand="0" w:val="0020"/>
-        <w:tblCaption w:val="Research briefs will be graded as follows: "/>
       </w:tblPr>
       <w:tblGrid>
-        <w:gridCol w:w="1980"/>
-        <w:gridCol w:w="792"/>
-        <w:gridCol w:w="5148"/>
+        <w:gridCol w:w="2640"/>
+        <w:gridCol w:w="2640"/>
+        <w:gridCol w:w="2640"/>
       </w:tblGrid>
       <w:tr>
         <w:trPr>

--- a/docs/SOC6302_syllabus.docx
+++ b/docs/SOC6302_syllabus.docx
@@ -6752,7 +6752,11 @@
     </w:p>
     <w:bookmarkEnd w:id="48"/>
     <w:bookmarkEnd w:id="49"/>
-    <w:sectPr/>
+    <w:sectPr>
+      <w:footnotePr>
+        <w:numRestart w:val="eachSect"/>
+      </w:footnotePr>
+    </w:sectPr>
   </w:body>
 </w:document>
 </file>
@@ -7148,8 +7152,6 @@
     </w:pPr>
     <w:rPr>
       <w:rFonts w:asciiTheme="majorHAnsi" w:cstheme="majorBidi" w:eastAsiaTheme="majorEastAsia" w:hAnsiTheme="majorHAnsi"/>
-      <w:spacing w:val="-10"/>
-      <w:kern w:val="28"/>
       <w:sz w:val="56"/>
       <w:szCs w:val="56"/>
     </w:rPr>
@@ -7162,8 +7164,6 @@
     <w:rsid w:val="00A10FD9"/>
     <w:rPr>
       <w:rFonts w:asciiTheme="majorHAnsi" w:cstheme="majorBidi" w:eastAsiaTheme="majorEastAsia" w:hAnsiTheme="majorHAnsi"/>
-      <w:spacing w:val="-10"/>
-      <w:kern w:val="28"/>
       <w:sz w:val="56"/>
       <w:szCs w:val="56"/>
     </w:rPr>
@@ -7204,23 +7204,31 @@
   </w:style>
   <w:style w:customStyle="1" w:styleId="Author" w:type="paragraph">
     <w:name w:val="Author"/>
+    <w:basedOn w:val="Title"/>
     <w:next w:val="BodyText"/>
     <w:qFormat/>
     <w:pPr>
       <w:keepNext/>
       <w:keepLines/>
-      <w:jc w:val="center"/>
     </w:pPr>
+    <w:rPr>
+      <w:sz w:val="24"/>
+      <w:szCs w:val="24"/>
+    </w:rPr>
   </w:style>
   <w:style w:styleId="Date" w:type="paragraph">
     <w:name w:val="Date"/>
+    <w:basedOn w:val="Title"/>
     <w:next w:val="BodyText"/>
     <w:qFormat/>
     <w:pPr>
       <w:keepNext/>
       <w:keepLines/>
-      <w:jc w:val="center"/>
     </w:pPr>
+    <w:rPr>
+      <w:sz w:val="24"/>
+      <w:szCs w:val="24"/>
+    </w:rPr>
   </w:style>
   <w:style w:customStyle="1" w:styleId="AbstractTitle" w:type="paragraph">
     <w:name w:val="Abstract Title"/>

--- a/docs/SOC6302_syllabus.docx
+++ b/docs/SOC6302_syllabus.docx
@@ -23,7 +23,7 @@
         <w:pStyle w:val="FirstParagraph"/>
       </w:pPr>
       <w:r>
-        <w:t xml:space="preserve">Fall 2025</w:t>
+        <w:t xml:space="preserve">Fall 2026</w:t>
       </w:r>
     </w:p>
     <w:p>
@@ -41,7 +41,7 @@
         <w:t xml:space="preserve"> </w:t>
       </w:r>
       <w:r>
-        <w:t xml:space="preserve">Tuesdays, 10AM - 12PM (Lab 12PM - 1PM)</w:t>
+        <w:t xml:space="preserve">Thursdays, 10AM - 12PM (Lab: Fridays, 11AM - 12PM)</w:t>
       </w:r>
     </w:p>
     <w:p>
@@ -77,13 +77,13 @@
         <w:t xml:space="preserve"> </w:t>
       </w:r>
       <w:r>
-        <w:t xml:space="preserve">Firdaous Sbaï</w:t>
-      </w:r>
-      <w:r>
-        <w:t xml:space="preserve"> </w:t>
-      </w:r>
-      <w:r>
-        <w:t xml:space="preserve">[firdaous.sbai@mail.utoronto.ca]</w:t>
+        <w:t xml:space="preserve">Someone Great</w:t>
+      </w:r>
+      <w:r>
+        <w:t xml:space="preserve"> </w:t>
+      </w:r>
+      <w:r>
+        <w:t xml:space="preserve">[someone.great@mail.utoronto.ca]</w:t>
       </w:r>
     </w:p>
     <w:p>
@@ -582,13 +582,19 @@
         <w:t xml:space="preserve">Interactive Lecture</w:t>
       </w:r>
       <w:r>
-        <w:t xml:space="preserve">: The in-person interactive lecture consists of</w:t>
-      </w:r>
-      <w:r>
-        <w:t xml:space="preserve"> </w:t>
-      </w:r>
-      <w:r>
-        <w:t xml:space="preserve">two parts. In the first part, I will ask and solicit questions about the</w:t>
+        <w:t xml:space="preserve">: During the in-person interactive lecture,</w:t>
+      </w:r>
+      <w:r>
+        <w:t xml:space="preserve"> </w:t>
+      </w:r>
+      <w:r>
+        <w:t xml:space="preserve">I will demonstrate data analysis using R and RStudio, applying the concepts of the online tutorial. Make sure to bring a laptop computer, as you are expected</w:t>
+      </w:r>
+      <w:r>
+        <w:t xml:space="preserve"> </w:t>
+      </w:r>
+      <w:r>
+        <w:t xml:space="preserve">to interact and program along. Throughout the class, I will ask and solicit questions about the</w:t>
       </w:r>
       <w:r>
         <w:t xml:space="preserve"> </w:t>
@@ -600,19 +606,7 @@
         <w:t xml:space="preserve"> </w:t>
       </w:r>
       <w:r>
-        <w:t xml:space="preserve">components. In the second part, I will demonstrate data analysis using R</w:t>
-      </w:r>
-      <w:r>
-        <w:t xml:space="preserve"> </w:t>
-      </w:r>
-      <w:r>
-        <w:t xml:space="preserve">and RStudio. Make sure to bring a laptop computer, as you are expected</w:t>
-      </w:r>
-      <w:r>
-        <w:t xml:space="preserve"> </w:t>
-      </w:r>
-      <w:r>
-        <w:t xml:space="preserve">to interact and program along.</w:t>
+        <w:t xml:space="preserve">components.</w:t>
       </w:r>
     </w:p>
     <w:p>
@@ -630,43 +624,7 @@
         <w:t xml:space="preserve"> </w:t>
       </w:r>
       <w:r>
-        <w:t xml:space="preserve">The one-hour lab session is self-led, with TA guidance and</w:t>
-      </w:r>
-      <w:r>
-        <w:t xml:space="preserve"> </w:t>
-      </w:r>
-      <w:r>
-        <w:t xml:space="preserve">assistance available. This is a supportive environment in which you are</w:t>
-      </w:r>
-      <w:r>
-        <w:t xml:space="preserve"> </w:t>
-      </w:r>
-      <w:r>
-        <w:t xml:space="preserve">expected to work on the upcoming milestone and your individual research</w:t>
-      </w:r>
-      <w:r>
-        <w:t xml:space="preserve"> </w:t>
-      </w:r>
-      <w:r>
-        <w:t xml:space="preserve">briefs. The TA will actively provide help on coding and interpretation,</w:t>
-      </w:r>
-      <w:r>
-        <w:t xml:space="preserve"> </w:t>
-      </w:r>
-      <w:r>
-        <w:t xml:space="preserve">giving key tips and advice during the lab. If you have already completed</w:t>
-      </w:r>
-      <w:r>
-        <w:t xml:space="preserve"> </w:t>
-      </w:r>
-      <w:r>
-        <w:t xml:space="preserve">the upcoming milestone, then you are expected to help other students</w:t>
-      </w:r>
-      <w:r>
-        <w:t xml:space="preserve"> </w:t>
-      </w:r>
-      <w:r>
-        <w:t xml:space="preserve">during the lab or work on your research brief (attendance is mandatory).</w:t>
+        <w:t xml:space="preserve">The one-hour lab session will begin with a brief TA-led group activity focused on practice exercises drawn from the material covered in the online tutorial and lecture. The majority of the session will be self-directed, during which you are expected to work on the upcoming milestone and your individual research brief. This is a supportive, collaborative environment in which students are expected to work independently while also learning from and supporting one another. The TA will circulate throughout the lab to provide guidance, answer questions, and assist with coding and interpretation as needed. If you finish the milestone early, you are encouraged to help your peers or continue working on your research brief (attendance is mandatory).</w:t>
       </w:r>
     </w:p>
     <w:bookmarkStart w:id="27" w:name="components"/>
@@ -698,7 +656,6 @@
           <w:trHeight w:val="360" w:hRule="auto"/>
           <w:tblHeader/>
         </w:trPr>
-        header1
         <w:tc>
           <w:tcPr>
             <w:tcBorders>
@@ -732,6 +689,7 @@
                 <w:i w:val="false"/>
                 <w:b w:val="true"/>
                 <w:u w:val="none"/>
+                <w:strike w:val="false"/>
                 <w:sz w:val="22"/>
                 <w:szCs w:val="22"/>
                 <w:color w:val="FFFFFF"/>
@@ -743,6 +701,7 @@
                 <w:i w:val="false"/>
                 <w:b w:val="true"/>
                 <w:u w:val="none"/>
+                <w:strike w:val="false"/>
                 <w:sz w:val="22"/>
                 <w:szCs w:val="22"/>
                 <w:color w:val="FFFFFF"/>
@@ -784,6 +743,7 @@
                 <w:i w:val="false"/>
                 <w:b w:val="true"/>
                 <w:u w:val="none"/>
+                <w:strike w:val="false"/>
                 <w:sz w:val="22"/>
                 <w:szCs w:val="22"/>
                 <w:color w:val="FFFFFF"/>
@@ -795,6 +755,7 @@
                 <w:i w:val="false"/>
                 <w:b w:val="true"/>
                 <w:u w:val="none"/>
+                <w:strike w:val="false"/>
                 <w:sz w:val="22"/>
                 <w:szCs w:val="22"/>
                 <w:color w:val="FFFFFF"/>
@@ -836,6 +797,7 @@
                 <w:i w:val="false"/>
                 <w:b w:val="true"/>
                 <w:u w:val="none"/>
+                <w:strike w:val="false"/>
                 <w:sz w:val="22"/>
                 <w:szCs w:val="22"/>
                 <w:color w:val="FFFFFF"/>
@@ -847,6 +809,7 @@
                 <w:i w:val="false"/>
                 <w:b w:val="true"/>
                 <w:u w:val="none"/>
+                <w:strike w:val="false"/>
                 <w:sz w:val="22"/>
                 <w:szCs w:val="22"/>
                 <w:color w:val="FFFFFF"/>
@@ -860,7 +823,6 @@
         <w:trPr>
           <w:trHeight w:val="360" w:hRule="auto"/>
         </w:trPr>
-        body1
         <w:tc>
           <w:tcPr>
             <w:tcBorders>
@@ -894,17 +856,19 @@
                 <w:i w:val="false"/>
                 <w:b w:val="false"/>
                 <w:u w:val="none"/>
-                <w:sz w:val="22"/>
-                <w:szCs w:val="22"/>
-                <w:color w:val="000000"/>
-              </w:rPr>
-            </w:pPr>
-            <w:r xmlns:w="http://schemas.openxmlformats.org/wordprocessingml/2006/main" xmlns:wp="http://schemas.openxmlformats.org/drawingml/2006/wordprocessingDrawing" xmlns:r="http://schemas.openxmlformats.org/officeDocument/2006/relationships" xmlns:w14="http://schemas.microsoft.com/office/word/2010/wordml">
-              <w:rPr>
-                <w:rFonts w:ascii="Arial" w:hAnsi="Arial" w:eastAsia="Arial" w:cs="Arial"/>
-                <w:i w:val="false"/>
-                <w:b w:val="false"/>
-                <w:u w:val="none"/>
+                <w:strike w:val="false"/>
+                <w:sz w:val="22"/>
+                <w:szCs w:val="22"/>
+                <w:color w:val="000000"/>
+              </w:rPr>
+            </w:pPr>
+            <w:r xmlns:w="http://schemas.openxmlformats.org/wordprocessingml/2006/main" xmlns:wp="http://schemas.openxmlformats.org/drawingml/2006/wordprocessingDrawing" xmlns:r="http://schemas.openxmlformats.org/officeDocument/2006/relationships" xmlns:w14="http://schemas.microsoft.com/office/word/2010/wordml">
+              <w:rPr>
+                <w:rFonts w:ascii="Arial" w:hAnsi="Arial" w:eastAsia="Arial" w:cs="Arial"/>
+                <w:i w:val="false"/>
+                <w:b w:val="false"/>
+                <w:u w:val="none"/>
+                <w:strike w:val="false"/>
                 <w:sz w:val="22"/>
                 <w:szCs w:val="22"/>
                 <w:color w:val="000000"/>
@@ -946,22 +910,24 @@
                 <w:i w:val="false"/>
                 <w:b w:val="false"/>
                 <w:u w:val="none"/>
-                <w:sz w:val="22"/>
-                <w:szCs w:val="22"/>
-                <w:color w:val="000000"/>
-              </w:rPr>
-            </w:pPr>
-            <w:r xmlns:w="http://schemas.openxmlformats.org/wordprocessingml/2006/main" xmlns:wp="http://schemas.openxmlformats.org/drawingml/2006/wordprocessingDrawing" xmlns:r="http://schemas.openxmlformats.org/officeDocument/2006/relationships" xmlns:w14="http://schemas.microsoft.com/office/word/2010/wordml">
-              <w:rPr>
-                <w:rFonts w:ascii="Arial" w:hAnsi="Arial" w:eastAsia="Arial" w:cs="Arial"/>
-                <w:i w:val="false"/>
-                <w:b w:val="false"/>
-                <w:u w:val="none"/>
-                <w:sz w:val="22"/>
-                <w:szCs w:val="22"/>
-                <w:color w:val="000000"/>
-              </w:rPr>
-              <w:t xml:space="preserve">40%</w:t>
+                <w:strike w:val="false"/>
+                <w:sz w:val="22"/>
+                <w:szCs w:val="22"/>
+                <w:color w:val="000000"/>
+              </w:rPr>
+            </w:pPr>
+            <w:r xmlns:w="http://schemas.openxmlformats.org/wordprocessingml/2006/main" xmlns:wp="http://schemas.openxmlformats.org/drawingml/2006/wordprocessingDrawing" xmlns:r="http://schemas.openxmlformats.org/officeDocument/2006/relationships" xmlns:w14="http://schemas.microsoft.com/office/word/2010/wordml">
+              <w:rPr>
+                <w:rFonts w:ascii="Arial" w:hAnsi="Arial" w:eastAsia="Arial" w:cs="Arial"/>
+                <w:i w:val="false"/>
+                <w:b w:val="false"/>
+                <w:u w:val="none"/>
+                <w:strike w:val="false"/>
+                <w:sz w:val="22"/>
+                <w:szCs w:val="22"/>
+                <w:color w:val="000000"/>
+              </w:rPr>
+              <w:t xml:space="preserve">30%</w:t>
             </w:r>
           </w:p>
         </w:tc>
@@ -998,17 +964,19 @@
                 <w:i w:val="false"/>
                 <w:b w:val="false"/>
                 <w:u w:val="none"/>
-                <w:sz w:val="22"/>
-                <w:szCs w:val="22"/>
-                <w:color w:val="000000"/>
-              </w:rPr>
-            </w:pPr>
-            <w:r xmlns:w="http://schemas.openxmlformats.org/wordprocessingml/2006/main" xmlns:wp="http://schemas.openxmlformats.org/drawingml/2006/wordprocessingDrawing" xmlns:r="http://schemas.openxmlformats.org/officeDocument/2006/relationships" xmlns:w14="http://schemas.microsoft.com/office/word/2010/wordml">
-              <w:rPr>
-                <w:rFonts w:ascii="Arial" w:hAnsi="Arial" w:eastAsia="Arial" w:cs="Arial"/>
-                <w:i w:val="false"/>
-                <w:b w:val="false"/>
-                <w:u w:val="none"/>
+                <w:strike w:val="false"/>
+                <w:sz w:val="22"/>
+                <w:szCs w:val="22"/>
+                <w:color w:val="000000"/>
+              </w:rPr>
+            </w:pPr>
+            <w:r xmlns:w="http://schemas.openxmlformats.org/wordprocessingml/2006/main" xmlns:wp="http://schemas.openxmlformats.org/drawingml/2006/wordprocessingDrawing" xmlns:r="http://schemas.openxmlformats.org/officeDocument/2006/relationships" xmlns:w14="http://schemas.microsoft.com/office/word/2010/wordml">
+              <w:rPr>
+                <w:rFonts w:ascii="Arial" w:hAnsi="Arial" w:eastAsia="Arial" w:cs="Arial"/>
+                <w:i w:val="false"/>
+                <w:b w:val="false"/>
+                <w:u w:val="none"/>
+                <w:strike w:val="false"/>
                 <w:sz w:val="22"/>
                 <w:szCs w:val="22"/>
                 <w:color w:val="000000"/>
@@ -1022,7 +990,6 @@
         <w:trPr>
           <w:trHeight w:val="360" w:hRule="auto"/>
         </w:trPr>
-        body2
         <w:tc>
           <w:tcPr>
             <w:tcBorders>
@@ -1056,17 +1023,19 @@
                 <w:i w:val="false"/>
                 <w:b w:val="false"/>
                 <w:u w:val="none"/>
-                <w:sz w:val="22"/>
-                <w:szCs w:val="22"/>
-                <w:color w:val="000000"/>
-              </w:rPr>
-            </w:pPr>
-            <w:r xmlns:w="http://schemas.openxmlformats.org/wordprocessingml/2006/main" xmlns:wp="http://schemas.openxmlformats.org/drawingml/2006/wordprocessingDrawing" xmlns:r="http://schemas.openxmlformats.org/officeDocument/2006/relationships" xmlns:w14="http://schemas.microsoft.com/office/word/2010/wordml">
-              <w:rPr>
-                <w:rFonts w:ascii="Arial" w:hAnsi="Arial" w:eastAsia="Arial" w:cs="Arial"/>
-                <w:i w:val="false"/>
-                <w:b w:val="false"/>
-                <w:u w:val="none"/>
+                <w:strike w:val="false"/>
+                <w:sz w:val="22"/>
+                <w:szCs w:val="22"/>
+                <w:color w:val="000000"/>
+              </w:rPr>
+            </w:pPr>
+            <w:r xmlns:w="http://schemas.openxmlformats.org/wordprocessingml/2006/main" xmlns:wp="http://schemas.openxmlformats.org/drawingml/2006/wordprocessingDrawing" xmlns:r="http://schemas.openxmlformats.org/officeDocument/2006/relationships" xmlns:w14="http://schemas.microsoft.com/office/word/2010/wordml">
+              <w:rPr>
+                <w:rFonts w:ascii="Arial" w:hAnsi="Arial" w:eastAsia="Arial" w:cs="Arial"/>
+                <w:i w:val="false"/>
+                <w:b w:val="false"/>
+                <w:u w:val="none"/>
+                <w:strike w:val="false"/>
                 <w:sz w:val="22"/>
                 <w:szCs w:val="22"/>
                 <w:color w:val="000000"/>
@@ -1108,22 +1077,24 @@
                 <w:i w:val="false"/>
                 <w:b w:val="false"/>
                 <w:u w:val="none"/>
-                <w:sz w:val="22"/>
-                <w:szCs w:val="22"/>
-                <w:color w:val="000000"/>
-              </w:rPr>
-            </w:pPr>
-            <w:r xmlns:w="http://schemas.openxmlformats.org/wordprocessingml/2006/main" xmlns:wp="http://schemas.openxmlformats.org/drawingml/2006/wordprocessingDrawing" xmlns:r="http://schemas.openxmlformats.org/officeDocument/2006/relationships" xmlns:w14="http://schemas.microsoft.com/office/word/2010/wordml">
-              <w:rPr>
-                <w:rFonts w:ascii="Arial" w:hAnsi="Arial" w:eastAsia="Arial" w:cs="Arial"/>
-                <w:i w:val="false"/>
-                <w:b w:val="false"/>
-                <w:u w:val="none"/>
-                <w:sz w:val="22"/>
-                <w:szCs w:val="22"/>
-                <w:color w:val="000000"/>
-              </w:rPr>
-              <w:t xml:space="preserve">20%</w:t>
+                <w:strike w:val="false"/>
+                <w:sz w:val="22"/>
+                <w:szCs w:val="22"/>
+                <w:color w:val="000000"/>
+              </w:rPr>
+            </w:pPr>
+            <w:r xmlns:w="http://schemas.openxmlformats.org/wordprocessingml/2006/main" xmlns:wp="http://schemas.openxmlformats.org/drawingml/2006/wordprocessingDrawing" xmlns:r="http://schemas.openxmlformats.org/officeDocument/2006/relationships" xmlns:w14="http://schemas.microsoft.com/office/word/2010/wordml">
+              <w:rPr>
+                <w:rFonts w:ascii="Arial" w:hAnsi="Arial" w:eastAsia="Arial" w:cs="Arial"/>
+                <w:i w:val="false"/>
+                <w:b w:val="false"/>
+                <w:u w:val="none"/>
+                <w:strike w:val="false"/>
+                <w:sz w:val="22"/>
+                <w:szCs w:val="22"/>
+                <w:color w:val="000000"/>
+              </w:rPr>
+              <w:t xml:space="preserve">25%</w:t>
             </w:r>
           </w:p>
         </w:tc>
@@ -1160,17 +1131,19 @@
                 <w:i w:val="false"/>
                 <w:b w:val="false"/>
                 <w:u w:val="none"/>
-                <w:sz w:val="22"/>
-                <w:szCs w:val="22"/>
-                <w:color w:val="000000"/>
-              </w:rPr>
-            </w:pPr>
-            <w:r xmlns:w="http://schemas.openxmlformats.org/wordprocessingml/2006/main" xmlns:wp="http://schemas.openxmlformats.org/drawingml/2006/wordprocessingDrawing" xmlns:r="http://schemas.openxmlformats.org/officeDocument/2006/relationships" xmlns:w14="http://schemas.microsoft.com/office/word/2010/wordml">
-              <w:rPr>
-                <w:rFonts w:ascii="Arial" w:hAnsi="Arial" w:eastAsia="Arial" w:cs="Arial"/>
-                <w:i w:val="false"/>
-                <w:b w:val="false"/>
-                <w:u w:val="none"/>
+                <w:strike w:val="false"/>
+                <w:sz w:val="22"/>
+                <w:szCs w:val="22"/>
+                <w:color w:val="000000"/>
+              </w:rPr>
+            </w:pPr>
+            <w:r xmlns:w="http://schemas.openxmlformats.org/wordprocessingml/2006/main" xmlns:wp="http://schemas.openxmlformats.org/drawingml/2006/wordprocessingDrawing" xmlns:r="http://schemas.openxmlformats.org/officeDocument/2006/relationships" xmlns:w14="http://schemas.microsoft.com/office/word/2010/wordml">
+              <w:rPr>
+                <w:rFonts w:ascii="Arial" w:hAnsi="Arial" w:eastAsia="Arial" w:cs="Arial"/>
+                <w:i w:val="false"/>
+                <w:b w:val="false"/>
+                <w:u w:val="none"/>
+                <w:strike w:val="false"/>
                 <w:sz w:val="22"/>
                 <w:szCs w:val="22"/>
                 <w:color w:val="000000"/>
@@ -1184,7 +1157,6 @@
         <w:trPr>
           <w:trHeight w:val="360" w:hRule="auto"/>
         </w:trPr>
-        body3
         <w:tc>
           <w:tcPr>
             <w:tcBorders>
@@ -1218,17 +1190,19 @@
                 <w:i w:val="false"/>
                 <w:b w:val="false"/>
                 <w:u w:val="none"/>
-                <w:sz w:val="22"/>
-                <w:szCs w:val="22"/>
-                <w:color w:val="000000"/>
-              </w:rPr>
-            </w:pPr>
-            <w:r xmlns:w="http://schemas.openxmlformats.org/wordprocessingml/2006/main" xmlns:wp="http://schemas.openxmlformats.org/drawingml/2006/wordprocessingDrawing" xmlns:r="http://schemas.openxmlformats.org/officeDocument/2006/relationships" xmlns:w14="http://schemas.microsoft.com/office/word/2010/wordml">
-              <w:rPr>
-                <w:rFonts w:ascii="Arial" w:hAnsi="Arial" w:eastAsia="Arial" w:cs="Arial"/>
-                <w:i w:val="false"/>
-                <w:b w:val="false"/>
-                <w:u w:val="none"/>
+                <w:strike w:val="false"/>
+                <w:sz w:val="22"/>
+                <w:szCs w:val="22"/>
+                <w:color w:val="000000"/>
+              </w:rPr>
+            </w:pPr>
+            <w:r xmlns:w="http://schemas.openxmlformats.org/wordprocessingml/2006/main" xmlns:wp="http://schemas.openxmlformats.org/drawingml/2006/wordprocessingDrawing" xmlns:r="http://schemas.openxmlformats.org/officeDocument/2006/relationships" xmlns:w14="http://schemas.microsoft.com/office/word/2010/wordml">
+              <w:rPr>
+                <w:rFonts w:ascii="Arial" w:hAnsi="Arial" w:eastAsia="Arial" w:cs="Arial"/>
+                <w:i w:val="false"/>
+                <w:b w:val="false"/>
+                <w:u w:val="none"/>
+                <w:strike w:val="false"/>
                 <w:sz w:val="22"/>
                 <w:szCs w:val="22"/>
                 <w:color w:val="000000"/>
@@ -1270,17 +1244,19 @@
                 <w:i w:val="false"/>
                 <w:b w:val="false"/>
                 <w:u w:val="none"/>
-                <w:sz w:val="22"/>
-                <w:szCs w:val="22"/>
-                <w:color w:val="000000"/>
-              </w:rPr>
-            </w:pPr>
-            <w:r xmlns:w="http://schemas.openxmlformats.org/wordprocessingml/2006/main" xmlns:wp="http://schemas.openxmlformats.org/drawingml/2006/wordprocessingDrawing" xmlns:r="http://schemas.openxmlformats.org/officeDocument/2006/relationships" xmlns:w14="http://schemas.microsoft.com/office/word/2010/wordml">
-              <w:rPr>
-                <w:rFonts w:ascii="Arial" w:hAnsi="Arial" w:eastAsia="Arial" w:cs="Arial"/>
-                <w:i w:val="false"/>
-                <w:b w:val="false"/>
-                <w:u w:val="none"/>
+                <w:strike w:val="false"/>
+                <w:sz w:val="22"/>
+                <w:szCs w:val="22"/>
+                <w:color w:val="000000"/>
+              </w:rPr>
+            </w:pPr>
+            <w:r xmlns:w="http://schemas.openxmlformats.org/wordprocessingml/2006/main" xmlns:wp="http://schemas.openxmlformats.org/drawingml/2006/wordprocessingDrawing" xmlns:r="http://schemas.openxmlformats.org/officeDocument/2006/relationships" xmlns:w14="http://schemas.microsoft.com/office/word/2010/wordml">
+              <w:rPr>
+                <w:rFonts w:ascii="Arial" w:hAnsi="Arial" w:eastAsia="Arial" w:cs="Arial"/>
+                <w:i w:val="false"/>
+                <w:b w:val="false"/>
+                <w:u w:val="none"/>
+                <w:strike w:val="false"/>
                 <w:sz w:val="22"/>
                 <w:szCs w:val="22"/>
                 <w:color w:val="000000"/>
@@ -1322,17 +1298,19 @@
                 <w:i w:val="false"/>
                 <w:b w:val="false"/>
                 <w:u w:val="none"/>
-                <w:sz w:val="22"/>
-                <w:szCs w:val="22"/>
-                <w:color w:val="000000"/>
-              </w:rPr>
-            </w:pPr>
-            <w:r xmlns:w="http://schemas.openxmlformats.org/wordprocessingml/2006/main" xmlns:wp="http://schemas.openxmlformats.org/drawingml/2006/wordprocessingDrawing" xmlns:r="http://schemas.openxmlformats.org/officeDocument/2006/relationships" xmlns:w14="http://schemas.microsoft.com/office/word/2010/wordml">
-              <w:rPr>
-                <w:rFonts w:ascii="Arial" w:hAnsi="Arial" w:eastAsia="Arial" w:cs="Arial"/>
-                <w:i w:val="false"/>
-                <w:b w:val="false"/>
-                <w:u w:val="none"/>
+                <w:strike w:val="false"/>
+                <w:sz w:val="22"/>
+                <w:szCs w:val="22"/>
+                <w:color w:val="000000"/>
+              </w:rPr>
+            </w:pPr>
+            <w:r xmlns:w="http://schemas.openxmlformats.org/wordprocessingml/2006/main" xmlns:wp="http://schemas.openxmlformats.org/drawingml/2006/wordprocessingDrawing" xmlns:r="http://schemas.openxmlformats.org/officeDocument/2006/relationships" xmlns:w14="http://schemas.microsoft.com/office/word/2010/wordml">
+              <w:rPr>
+                <w:rFonts w:ascii="Arial" w:hAnsi="Arial" w:eastAsia="Arial" w:cs="Arial"/>
+                <w:i w:val="false"/>
+                <w:b w:val="false"/>
+                <w:u w:val="none"/>
+                <w:strike w:val="false"/>
                 <w:sz w:val="22"/>
                 <w:szCs w:val="22"/>
                 <w:color w:val="000000"/>
@@ -1346,7 +1324,6 @@
         <w:trPr>
           <w:trHeight w:val="360" w:hRule="auto"/>
         </w:trPr>
-        body4
         <w:tc>
           <w:tcPr>
             <w:tcBorders>
@@ -1380,17 +1357,19 @@
                 <w:i w:val="false"/>
                 <w:b w:val="false"/>
                 <w:u w:val="none"/>
-                <w:sz w:val="22"/>
-                <w:szCs w:val="22"/>
-                <w:color w:val="000000"/>
-              </w:rPr>
-            </w:pPr>
-            <w:r xmlns:w="http://schemas.openxmlformats.org/wordprocessingml/2006/main" xmlns:wp="http://schemas.openxmlformats.org/drawingml/2006/wordprocessingDrawing" xmlns:r="http://schemas.openxmlformats.org/officeDocument/2006/relationships" xmlns:w14="http://schemas.microsoft.com/office/word/2010/wordml">
-              <w:rPr>
-                <w:rFonts w:ascii="Arial" w:hAnsi="Arial" w:eastAsia="Arial" w:cs="Arial"/>
-                <w:i w:val="false"/>
-                <w:b w:val="false"/>
-                <w:u w:val="none"/>
+                <w:strike w:val="false"/>
+                <w:sz w:val="22"/>
+                <w:szCs w:val="22"/>
+                <w:color w:val="000000"/>
+              </w:rPr>
+            </w:pPr>
+            <w:r xmlns:w="http://schemas.openxmlformats.org/wordprocessingml/2006/main" xmlns:wp="http://schemas.openxmlformats.org/drawingml/2006/wordprocessingDrawing" xmlns:r="http://schemas.openxmlformats.org/officeDocument/2006/relationships" xmlns:w14="http://schemas.microsoft.com/office/word/2010/wordml">
+              <w:rPr>
+                <w:rFonts w:ascii="Arial" w:hAnsi="Arial" w:eastAsia="Arial" w:cs="Arial"/>
+                <w:i w:val="false"/>
+                <w:b w:val="false"/>
+                <w:u w:val="none"/>
+                <w:strike w:val="false"/>
                 <w:sz w:val="22"/>
                 <w:szCs w:val="22"/>
                 <w:color w:val="000000"/>
@@ -1432,22 +1411,24 @@
                 <w:i w:val="false"/>
                 <w:b w:val="false"/>
                 <w:u w:val="none"/>
-                <w:sz w:val="22"/>
-                <w:szCs w:val="22"/>
-                <w:color w:val="000000"/>
-              </w:rPr>
-            </w:pPr>
-            <w:r xmlns:w="http://schemas.openxmlformats.org/wordprocessingml/2006/main" xmlns:wp="http://schemas.openxmlformats.org/drawingml/2006/wordprocessingDrawing" xmlns:r="http://schemas.openxmlformats.org/officeDocument/2006/relationships" xmlns:w14="http://schemas.microsoft.com/office/word/2010/wordml">
-              <w:rPr>
-                <w:rFonts w:ascii="Arial" w:hAnsi="Arial" w:eastAsia="Arial" w:cs="Arial"/>
-                <w:i w:val="false"/>
-                <w:b w:val="false"/>
-                <w:u w:val="none"/>
-                <w:sz w:val="22"/>
-                <w:szCs w:val="22"/>
-                <w:color w:val="000000"/>
-              </w:rPr>
-              <w:t xml:space="preserve">25%</w:t>
+                <w:strike w:val="false"/>
+                <w:sz w:val="22"/>
+                <w:szCs w:val="22"/>
+                <w:color w:val="000000"/>
+              </w:rPr>
+            </w:pPr>
+            <w:r xmlns:w="http://schemas.openxmlformats.org/wordprocessingml/2006/main" xmlns:wp="http://schemas.openxmlformats.org/drawingml/2006/wordprocessingDrawing" xmlns:r="http://schemas.openxmlformats.org/officeDocument/2006/relationships" xmlns:w14="http://schemas.microsoft.com/office/word/2010/wordml">
+              <w:rPr>
+                <w:rFonts w:ascii="Arial" w:hAnsi="Arial" w:eastAsia="Arial" w:cs="Arial"/>
+                <w:i w:val="false"/>
+                <w:b w:val="false"/>
+                <w:u w:val="none"/>
+                <w:strike w:val="false"/>
+                <w:sz w:val="22"/>
+                <w:szCs w:val="22"/>
+                <w:color w:val="000000"/>
+              </w:rPr>
+              <w:t xml:space="preserve">30%</w:t>
             </w:r>
           </w:p>
         </w:tc>
@@ -1484,17 +1465,19 @@
                 <w:i w:val="false"/>
                 <w:b w:val="false"/>
                 <w:u w:val="none"/>
-                <w:sz w:val="22"/>
-                <w:szCs w:val="22"/>
-                <w:color w:val="000000"/>
-              </w:rPr>
-            </w:pPr>
-            <w:r xmlns:w="http://schemas.openxmlformats.org/wordprocessingml/2006/main" xmlns:wp="http://schemas.openxmlformats.org/drawingml/2006/wordprocessingDrawing" xmlns:r="http://schemas.openxmlformats.org/officeDocument/2006/relationships" xmlns:w14="http://schemas.microsoft.com/office/word/2010/wordml">
-              <w:rPr>
-                <w:rFonts w:ascii="Arial" w:hAnsi="Arial" w:eastAsia="Arial" w:cs="Arial"/>
-                <w:i w:val="false"/>
-                <w:b w:val="false"/>
-                <w:u w:val="none"/>
+                <w:strike w:val="false"/>
+                <w:sz w:val="22"/>
+                <w:szCs w:val="22"/>
+                <w:color w:val="000000"/>
+              </w:rPr>
+            </w:pPr>
+            <w:r xmlns:w="http://schemas.openxmlformats.org/wordprocessingml/2006/main" xmlns:wp="http://schemas.openxmlformats.org/drawingml/2006/wordprocessingDrawing" xmlns:r="http://schemas.openxmlformats.org/officeDocument/2006/relationships" xmlns:w14="http://schemas.microsoft.com/office/word/2010/wordml">
+              <w:rPr>
+                <w:rFonts w:ascii="Arial" w:hAnsi="Arial" w:eastAsia="Arial" w:cs="Arial"/>
+                <w:i w:val="false"/>
+                <w:b w:val="false"/>
+                <w:u w:val="none"/>
+                <w:strike w:val="false"/>
                 <w:sz w:val="22"/>
                 <w:szCs w:val="22"/>
                 <w:color w:val="000000"/>
@@ -1540,7 +1523,6 @@
           <w:trHeight w:val="360" w:hRule="auto"/>
           <w:tblHeader/>
         </w:trPr>
-        header 1
         <w:tc>
           <w:tcPr>
             <w:tcBorders>
@@ -1574,6 +1556,7 @@
                 <w:i w:val="false"/>
                 <w:b w:val="true"/>
                 <w:u w:val="none"/>
+                <w:strike w:val="false"/>
                 <w:sz w:val="22"/>
                 <w:szCs w:val="22"/>
                 <w:color w:val="FFFFFF"/>
@@ -1585,6 +1568,7 @@
                 <w:i w:val="false"/>
                 <w:b w:val="true"/>
                 <w:u w:val="none"/>
+                <w:strike w:val="false"/>
                 <w:sz w:val="22"/>
                 <w:szCs w:val="22"/>
                 <w:color w:val="FFFFFF"/>
@@ -1626,6 +1610,7 @@
                 <w:i w:val="false"/>
                 <w:b w:val="true"/>
                 <w:u w:val="none"/>
+                <w:strike w:val="false"/>
                 <w:sz w:val="22"/>
                 <w:szCs w:val="22"/>
                 <w:color w:val="FFFFFF"/>
@@ -1637,6 +1622,7 @@
                 <w:i w:val="false"/>
                 <w:b w:val="true"/>
                 <w:u w:val="none"/>
+                <w:strike w:val="false"/>
                 <w:sz w:val="22"/>
                 <w:szCs w:val="22"/>
                 <w:color w:val="FFFFFF"/>
@@ -1678,6 +1664,7 @@
                 <w:i w:val="false"/>
                 <w:b w:val="true"/>
                 <w:u w:val="none"/>
+                <w:strike w:val="false"/>
                 <w:sz w:val="22"/>
                 <w:szCs w:val="22"/>
                 <w:color w:val="FFFFFF"/>
@@ -1689,6 +1676,7 @@
                 <w:i w:val="false"/>
                 <w:b w:val="true"/>
                 <w:u w:val="none"/>
+                <w:strike w:val="false"/>
                 <w:sz w:val="22"/>
                 <w:szCs w:val="22"/>
                 <w:color w:val="FFFFFF"/>
@@ -1730,6 +1718,7 @@
                 <w:i w:val="false"/>
                 <w:b w:val="true"/>
                 <w:u w:val="none"/>
+                <w:strike w:val="false"/>
                 <w:sz w:val="22"/>
                 <w:szCs w:val="22"/>
                 <w:color w:val="FFFFFF"/>
@@ -1741,6 +1730,7 @@
                 <w:i w:val="false"/>
                 <w:b w:val="true"/>
                 <w:u w:val="none"/>
+                <w:strike w:val="false"/>
                 <w:sz w:val="22"/>
                 <w:szCs w:val="22"/>
                 <w:color w:val="FFFFFF"/>
@@ -1782,6 +1772,7 @@
                 <w:i w:val="false"/>
                 <w:b w:val="true"/>
                 <w:u w:val="none"/>
+                <w:strike w:val="false"/>
                 <w:sz w:val="22"/>
                 <w:szCs w:val="22"/>
                 <w:color w:val="FFFFFF"/>
@@ -1793,6 +1784,7 @@
                 <w:i w:val="false"/>
                 <w:b w:val="true"/>
                 <w:u w:val="none"/>
+                <w:strike w:val="false"/>
                 <w:sz w:val="22"/>
                 <w:szCs w:val="22"/>
                 <w:color w:val="FFFFFF"/>
@@ -1806,7 +1798,6 @@
         <w:trPr>
           <w:trHeight w:val="360" w:hRule="auto"/>
         </w:trPr>
-        body 1
         <w:tc>
           <w:tcPr>
             <w:tcBorders>
@@ -1840,17 +1831,19 @@
                 <w:i w:val="false"/>
                 <w:b w:val="false"/>
                 <w:u w:val="none"/>
-                <w:sz w:val="22"/>
-                <w:szCs w:val="22"/>
-                <w:color w:val="000000"/>
-              </w:rPr>
-            </w:pPr>
-            <w:r xmlns:w="http://schemas.openxmlformats.org/wordprocessingml/2006/main" xmlns:wp="http://schemas.openxmlformats.org/drawingml/2006/wordprocessingDrawing" xmlns:r="http://schemas.openxmlformats.org/officeDocument/2006/relationships" xmlns:w14="http://schemas.microsoft.com/office/word/2010/wordml">
-              <w:rPr>
-                <w:rFonts w:ascii="Arial" w:hAnsi="Arial" w:eastAsia="Arial" w:cs="Arial"/>
-                <w:i w:val="false"/>
-                <w:b w:val="false"/>
-                <w:u w:val="none"/>
+                <w:strike w:val="false"/>
+                <w:sz w:val="22"/>
+                <w:szCs w:val="22"/>
+                <w:color w:val="000000"/>
+              </w:rPr>
+            </w:pPr>
+            <w:r xmlns:w="http://schemas.openxmlformats.org/wordprocessingml/2006/main" xmlns:wp="http://schemas.openxmlformats.org/drawingml/2006/wordprocessingDrawing" xmlns:r="http://schemas.openxmlformats.org/officeDocument/2006/relationships" xmlns:w14="http://schemas.microsoft.com/office/word/2010/wordml">
+              <w:rPr>
+                <w:rFonts w:ascii="Arial" w:hAnsi="Arial" w:eastAsia="Arial" w:cs="Arial"/>
+                <w:i w:val="false"/>
+                <w:b w:val="false"/>
+                <w:u w:val="none"/>
+                <w:strike w:val="false"/>
                 <w:sz w:val="22"/>
                 <w:szCs w:val="22"/>
                 <w:color w:val="000000"/>
@@ -1892,22 +1885,24 @@
                 <w:i w:val="false"/>
                 <w:b w:val="false"/>
                 <w:u w:val="none"/>
-                <w:sz w:val="22"/>
-                <w:szCs w:val="22"/>
-                <w:color w:val="000000"/>
-              </w:rPr>
-            </w:pPr>
-            <w:r xmlns:w="http://schemas.openxmlformats.org/wordprocessingml/2006/main" xmlns:wp="http://schemas.openxmlformats.org/drawingml/2006/wordprocessingDrawing" xmlns:r="http://schemas.openxmlformats.org/officeDocument/2006/relationships" xmlns:w14="http://schemas.microsoft.com/office/word/2010/wordml">
-              <w:rPr>
-                <w:rFonts w:ascii="Arial" w:hAnsi="Arial" w:eastAsia="Arial" w:cs="Arial"/>
-                <w:i w:val="false"/>
-                <w:b w:val="false"/>
-                <w:u w:val="none"/>
-                <w:sz w:val="22"/>
-                <w:szCs w:val="22"/>
-                <w:color w:val="000000"/>
-              </w:rPr>
-              <w:t xml:space="preserve">09-Sep</w:t>
+                <w:strike w:val="false"/>
+                <w:sz w:val="22"/>
+                <w:szCs w:val="22"/>
+                <w:color w:val="000000"/>
+              </w:rPr>
+            </w:pPr>
+            <w:r xmlns:w="http://schemas.openxmlformats.org/wordprocessingml/2006/main" xmlns:wp="http://schemas.openxmlformats.org/drawingml/2006/wordprocessingDrawing" xmlns:r="http://schemas.openxmlformats.org/officeDocument/2006/relationships" xmlns:w14="http://schemas.microsoft.com/office/word/2010/wordml">
+              <w:rPr>
+                <w:rFonts w:ascii="Arial" w:hAnsi="Arial" w:eastAsia="Arial" w:cs="Arial"/>
+                <w:i w:val="false"/>
+                <w:b w:val="false"/>
+                <w:u w:val="none"/>
+                <w:strike w:val="false"/>
+                <w:sz w:val="22"/>
+                <w:szCs w:val="22"/>
+                <w:color w:val="000000"/>
+              </w:rPr>
+              <w:t xml:space="preserve">17-Sep</w:t>
             </w:r>
           </w:p>
         </w:tc>
@@ -1944,17 +1939,19 @@
                 <w:i w:val="false"/>
                 <w:b w:val="false"/>
                 <w:u w:val="none"/>
-                <w:sz w:val="22"/>
-                <w:szCs w:val="22"/>
-                <w:color w:val="000000"/>
-              </w:rPr>
-            </w:pPr>
-            <w:r xmlns:w="http://schemas.openxmlformats.org/wordprocessingml/2006/main" xmlns:wp="http://schemas.openxmlformats.org/drawingml/2006/wordprocessingDrawing" xmlns:r="http://schemas.openxmlformats.org/officeDocument/2006/relationships" xmlns:w14="http://schemas.microsoft.com/office/word/2010/wordml">
-              <w:rPr>
-                <w:rFonts w:ascii="Arial" w:hAnsi="Arial" w:eastAsia="Arial" w:cs="Arial"/>
-                <w:i w:val="false"/>
-                <w:b w:val="false"/>
-                <w:u w:val="none"/>
+                <w:strike w:val="false"/>
+                <w:sz w:val="22"/>
+                <w:szCs w:val="22"/>
+                <w:color w:val="000000"/>
+              </w:rPr>
+            </w:pPr>
+            <w:r xmlns:w="http://schemas.openxmlformats.org/wordprocessingml/2006/main" xmlns:wp="http://schemas.openxmlformats.org/drawingml/2006/wordprocessingDrawing" xmlns:r="http://schemas.openxmlformats.org/officeDocument/2006/relationships" xmlns:w14="http://schemas.microsoft.com/office/word/2010/wordml">
+              <w:rPr>
+                <w:rFonts w:ascii="Arial" w:hAnsi="Arial" w:eastAsia="Arial" w:cs="Arial"/>
+                <w:i w:val="false"/>
+                <w:b w:val="false"/>
+                <w:u w:val="none"/>
+                <w:strike w:val="false"/>
                 <w:sz w:val="22"/>
                 <w:szCs w:val="22"/>
                 <w:color w:val="000000"/>
@@ -1996,17 +1993,19 @@
                 <w:i w:val="false"/>
                 <w:b w:val="false"/>
                 <w:u w:val="none"/>
-                <w:sz w:val="22"/>
-                <w:szCs w:val="22"/>
-                <w:color w:val="000000"/>
-              </w:rPr>
-            </w:pPr>
-            <w:r xmlns:w="http://schemas.openxmlformats.org/wordprocessingml/2006/main" xmlns:wp="http://schemas.openxmlformats.org/drawingml/2006/wordprocessingDrawing" xmlns:r="http://schemas.openxmlformats.org/officeDocument/2006/relationships" xmlns:w14="http://schemas.microsoft.com/office/word/2010/wordml">
-              <w:rPr>
-                <w:rFonts w:ascii="Arial" w:hAnsi="Arial" w:eastAsia="Arial" w:cs="Arial"/>
-                <w:i w:val="false"/>
-                <w:b w:val="false"/>
-                <w:u w:val="none"/>
+                <w:strike w:val="false"/>
+                <w:sz w:val="22"/>
+                <w:szCs w:val="22"/>
+                <w:color w:val="000000"/>
+              </w:rPr>
+            </w:pPr>
+            <w:r xmlns:w="http://schemas.openxmlformats.org/wordprocessingml/2006/main" xmlns:wp="http://schemas.openxmlformats.org/drawingml/2006/wordprocessingDrawing" xmlns:r="http://schemas.openxmlformats.org/officeDocument/2006/relationships" xmlns:w14="http://schemas.microsoft.com/office/word/2010/wordml">
+              <w:rPr>
+                <w:rFonts w:ascii="Arial" w:hAnsi="Arial" w:eastAsia="Arial" w:cs="Arial"/>
+                <w:i w:val="false"/>
+                <w:b w:val="false"/>
+                <w:u w:val="none"/>
+                <w:strike w:val="false"/>
                 <w:sz w:val="22"/>
                 <w:szCs w:val="22"/>
                 <w:color w:val="000000"/>
@@ -2048,17 +2047,19 @@
                 <w:i w:val="false"/>
                 <w:b w:val="false"/>
                 <w:u w:val="none"/>
-                <w:sz w:val="22"/>
-                <w:szCs w:val="22"/>
-                <w:color w:val="000000"/>
-              </w:rPr>
-            </w:pPr>
-            <w:r xmlns:w="http://schemas.openxmlformats.org/wordprocessingml/2006/main" xmlns:wp="http://schemas.openxmlformats.org/drawingml/2006/wordprocessingDrawing" xmlns:r="http://schemas.openxmlformats.org/officeDocument/2006/relationships" xmlns:w14="http://schemas.microsoft.com/office/word/2010/wordml">
-              <w:rPr>
-                <w:rFonts w:ascii="Arial" w:hAnsi="Arial" w:eastAsia="Arial" w:cs="Arial"/>
-                <w:i w:val="false"/>
-                <w:b w:val="false"/>
-                <w:u w:val="none"/>
+                <w:strike w:val="false"/>
+                <w:sz w:val="22"/>
+                <w:szCs w:val="22"/>
+                <w:color w:val="000000"/>
+              </w:rPr>
+            </w:pPr>
+            <w:r xmlns:w="http://schemas.openxmlformats.org/wordprocessingml/2006/main" xmlns:wp="http://schemas.openxmlformats.org/drawingml/2006/wordprocessingDrawing" xmlns:r="http://schemas.openxmlformats.org/officeDocument/2006/relationships" xmlns:w14="http://schemas.microsoft.com/office/word/2010/wordml">
+              <w:rPr>
+                <w:rFonts w:ascii="Arial" w:hAnsi="Arial" w:eastAsia="Arial" w:cs="Arial"/>
+                <w:i w:val="false"/>
+                <w:b w:val="false"/>
+                <w:u w:val="none"/>
+                <w:strike w:val="false"/>
                 <w:sz w:val="22"/>
                 <w:szCs w:val="22"/>
                 <w:color w:val="000000"/>
@@ -2072,7 +2073,6 @@
         <w:trPr>
           <w:trHeight w:val="360" w:hRule="auto"/>
         </w:trPr>
-        body 2
         <w:tc>
           <w:tcPr>
             <w:tcBorders>
@@ -2106,17 +2106,19 @@
                 <w:i w:val="false"/>
                 <w:b w:val="false"/>
                 <w:u w:val="none"/>
-                <w:sz w:val="22"/>
-                <w:szCs w:val="22"/>
-                <w:color w:val="000000"/>
-              </w:rPr>
-            </w:pPr>
-            <w:r xmlns:w="http://schemas.openxmlformats.org/wordprocessingml/2006/main" xmlns:wp="http://schemas.openxmlformats.org/drawingml/2006/wordprocessingDrawing" xmlns:r="http://schemas.openxmlformats.org/officeDocument/2006/relationships" xmlns:w14="http://schemas.microsoft.com/office/word/2010/wordml">
-              <w:rPr>
-                <w:rFonts w:ascii="Arial" w:hAnsi="Arial" w:eastAsia="Arial" w:cs="Arial"/>
-                <w:i w:val="false"/>
-                <w:b w:val="false"/>
-                <w:u w:val="none"/>
+                <w:strike w:val="false"/>
+                <w:sz w:val="22"/>
+                <w:szCs w:val="22"/>
+                <w:color w:val="000000"/>
+              </w:rPr>
+            </w:pPr>
+            <w:r xmlns:w="http://schemas.openxmlformats.org/wordprocessingml/2006/main" xmlns:wp="http://schemas.openxmlformats.org/drawingml/2006/wordprocessingDrawing" xmlns:r="http://schemas.openxmlformats.org/officeDocument/2006/relationships" xmlns:w14="http://schemas.microsoft.com/office/word/2010/wordml">
+              <w:rPr>
+                <w:rFonts w:ascii="Arial" w:hAnsi="Arial" w:eastAsia="Arial" w:cs="Arial"/>
+                <w:i w:val="false"/>
+                <w:b w:val="false"/>
+                <w:u w:val="none"/>
+                <w:strike w:val="false"/>
                 <w:sz w:val="22"/>
                 <w:szCs w:val="22"/>
                 <w:color w:val="000000"/>
@@ -2158,22 +2160,24 @@
                 <w:i w:val="false"/>
                 <w:b w:val="false"/>
                 <w:u w:val="none"/>
-                <w:sz w:val="22"/>
-                <w:szCs w:val="22"/>
-                <w:color w:val="000000"/>
-              </w:rPr>
-            </w:pPr>
-            <w:r xmlns:w="http://schemas.openxmlformats.org/wordprocessingml/2006/main" xmlns:wp="http://schemas.openxmlformats.org/drawingml/2006/wordprocessingDrawing" xmlns:r="http://schemas.openxmlformats.org/officeDocument/2006/relationships" xmlns:w14="http://schemas.microsoft.com/office/word/2010/wordml">
-              <w:rPr>
-                <w:rFonts w:ascii="Arial" w:hAnsi="Arial" w:eastAsia="Arial" w:cs="Arial"/>
-                <w:i w:val="false"/>
-                <w:b w:val="false"/>
-                <w:u w:val="none"/>
-                <w:sz w:val="22"/>
-                <w:szCs w:val="22"/>
-                <w:color w:val="000000"/>
-              </w:rPr>
-              <w:t xml:space="preserve">16-Sep</w:t>
+                <w:strike w:val="false"/>
+                <w:sz w:val="22"/>
+                <w:szCs w:val="22"/>
+                <w:color w:val="000000"/>
+              </w:rPr>
+            </w:pPr>
+            <w:r xmlns:w="http://schemas.openxmlformats.org/wordprocessingml/2006/main" xmlns:wp="http://schemas.openxmlformats.org/drawingml/2006/wordprocessingDrawing" xmlns:r="http://schemas.openxmlformats.org/officeDocument/2006/relationships" xmlns:w14="http://schemas.microsoft.com/office/word/2010/wordml">
+              <w:rPr>
+                <w:rFonts w:ascii="Arial" w:hAnsi="Arial" w:eastAsia="Arial" w:cs="Arial"/>
+                <w:i w:val="false"/>
+                <w:b w:val="false"/>
+                <w:u w:val="none"/>
+                <w:strike w:val="false"/>
+                <w:sz w:val="22"/>
+                <w:szCs w:val="22"/>
+                <w:color w:val="000000"/>
+              </w:rPr>
+              <w:t xml:space="preserve">24-Sep</w:t>
             </w:r>
           </w:p>
         </w:tc>
@@ -2210,17 +2214,19 @@
                 <w:i w:val="false"/>
                 <w:b w:val="false"/>
                 <w:u w:val="none"/>
-                <w:sz w:val="22"/>
-                <w:szCs w:val="22"/>
-                <w:color w:val="000000"/>
-              </w:rPr>
-            </w:pPr>
-            <w:r xmlns:w="http://schemas.openxmlformats.org/wordprocessingml/2006/main" xmlns:wp="http://schemas.openxmlformats.org/drawingml/2006/wordprocessingDrawing" xmlns:r="http://schemas.openxmlformats.org/officeDocument/2006/relationships" xmlns:w14="http://schemas.microsoft.com/office/word/2010/wordml">
-              <w:rPr>
-                <w:rFonts w:ascii="Arial" w:hAnsi="Arial" w:eastAsia="Arial" w:cs="Arial"/>
-                <w:i w:val="false"/>
-                <w:b w:val="false"/>
-                <w:u w:val="none"/>
+                <w:strike w:val="false"/>
+                <w:sz w:val="22"/>
+                <w:szCs w:val="22"/>
+                <w:color w:val="000000"/>
+              </w:rPr>
+            </w:pPr>
+            <w:r xmlns:w="http://schemas.openxmlformats.org/wordprocessingml/2006/main" xmlns:wp="http://schemas.openxmlformats.org/drawingml/2006/wordprocessingDrawing" xmlns:r="http://schemas.openxmlformats.org/officeDocument/2006/relationships" xmlns:w14="http://schemas.microsoft.com/office/word/2010/wordml">
+              <w:rPr>
+                <w:rFonts w:ascii="Arial" w:hAnsi="Arial" w:eastAsia="Arial" w:cs="Arial"/>
+                <w:i w:val="false"/>
+                <w:b w:val="false"/>
+                <w:u w:val="none"/>
+                <w:strike w:val="false"/>
                 <w:sz w:val="22"/>
                 <w:szCs w:val="22"/>
                 <w:color w:val="000000"/>
@@ -2262,17 +2268,19 @@
                 <w:i w:val="false"/>
                 <w:b w:val="false"/>
                 <w:u w:val="none"/>
-                <w:sz w:val="22"/>
-                <w:szCs w:val="22"/>
-                <w:color w:val="000000"/>
-              </w:rPr>
-            </w:pPr>
-            <w:r xmlns:w="http://schemas.openxmlformats.org/wordprocessingml/2006/main" xmlns:wp="http://schemas.openxmlformats.org/drawingml/2006/wordprocessingDrawing" xmlns:r="http://schemas.openxmlformats.org/officeDocument/2006/relationships" xmlns:w14="http://schemas.microsoft.com/office/word/2010/wordml">
-              <w:rPr>
-                <w:rFonts w:ascii="Arial" w:hAnsi="Arial" w:eastAsia="Arial" w:cs="Arial"/>
-                <w:i w:val="false"/>
-                <w:b w:val="false"/>
-                <w:u w:val="none"/>
+                <w:strike w:val="false"/>
+                <w:sz w:val="22"/>
+                <w:szCs w:val="22"/>
+                <w:color w:val="000000"/>
+              </w:rPr>
+            </w:pPr>
+            <w:r xmlns:w="http://schemas.openxmlformats.org/wordprocessingml/2006/main" xmlns:wp="http://schemas.openxmlformats.org/drawingml/2006/wordprocessingDrawing" xmlns:r="http://schemas.openxmlformats.org/officeDocument/2006/relationships" xmlns:w14="http://schemas.microsoft.com/office/word/2010/wordml">
+              <w:rPr>
+                <w:rFonts w:ascii="Arial" w:hAnsi="Arial" w:eastAsia="Arial" w:cs="Arial"/>
+                <w:i w:val="false"/>
+                <w:b w:val="false"/>
+                <w:u w:val="none"/>
+                <w:strike w:val="false"/>
                 <w:sz w:val="22"/>
                 <w:szCs w:val="22"/>
                 <w:color w:val="000000"/>
@@ -2314,17 +2322,19 @@
                 <w:i w:val="false"/>
                 <w:b w:val="false"/>
                 <w:u w:val="none"/>
-                <w:sz w:val="22"/>
-                <w:szCs w:val="22"/>
-                <w:color w:val="000000"/>
-              </w:rPr>
-            </w:pPr>
-            <w:r xmlns:w="http://schemas.openxmlformats.org/wordprocessingml/2006/main" xmlns:wp="http://schemas.openxmlformats.org/drawingml/2006/wordprocessingDrawing" xmlns:r="http://schemas.openxmlformats.org/officeDocument/2006/relationships" xmlns:w14="http://schemas.microsoft.com/office/word/2010/wordml">
-              <w:rPr>
-                <w:rFonts w:ascii="Arial" w:hAnsi="Arial" w:eastAsia="Arial" w:cs="Arial"/>
-                <w:i w:val="false"/>
-                <w:b w:val="false"/>
-                <w:u w:val="none"/>
+                <w:strike w:val="false"/>
+                <w:sz w:val="22"/>
+                <w:szCs w:val="22"/>
+                <w:color w:val="000000"/>
+              </w:rPr>
+            </w:pPr>
+            <w:r xmlns:w="http://schemas.openxmlformats.org/wordprocessingml/2006/main" xmlns:wp="http://schemas.openxmlformats.org/drawingml/2006/wordprocessingDrawing" xmlns:r="http://schemas.openxmlformats.org/officeDocument/2006/relationships" xmlns:w14="http://schemas.microsoft.com/office/word/2010/wordml">
+              <w:rPr>
+                <w:rFonts w:ascii="Arial" w:hAnsi="Arial" w:eastAsia="Arial" w:cs="Arial"/>
+                <w:i w:val="false"/>
+                <w:b w:val="false"/>
+                <w:u w:val="none"/>
+                <w:strike w:val="false"/>
                 <w:sz w:val="22"/>
                 <w:szCs w:val="22"/>
                 <w:color w:val="000000"/>
@@ -2338,7 +2348,6 @@
         <w:trPr>
           <w:trHeight w:val="360" w:hRule="auto"/>
         </w:trPr>
-        body 3
         <w:tc>
           <w:tcPr>
             <w:tcBorders>
@@ -2372,17 +2381,19 @@
                 <w:i w:val="false"/>
                 <w:b w:val="false"/>
                 <w:u w:val="none"/>
-                <w:sz w:val="22"/>
-                <w:szCs w:val="22"/>
-                <w:color w:val="000000"/>
-              </w:rPr>
-            </w:pPr>
-            <w:r xmlns:w="http://schemas.openxmlformats.org/wordprocessingml/2006/main" xmlns:wp="http://schemas.openxmlformats.org/drawingml/2006/wordprocessingDrawing" xmlns:r="http://schemas.openxmlformats.org/officeDocument/2006/relationships" xmlns:w14="http://schemas.microsoft.com/office/word/2010/wordml">
-              <w:rPr>
-                <w:rFonts w:ascii="Arial" w:hAnsi="Arial" w:eastAsia="Arial" w:cs="Arial"/>
-                <w:i w:val="false"/>
-                <w:b w:val="false"/>
-                <w:u w:val="none"/>
+                <w:strike w:val="false"/>
+                <w:sz w:val="22"/>
+                <w:szCs w:val="22"/>
+                <w:color w:val="000000"/>
+              </w:rPr>
+            </w:pPr>
+            <w:r xmlns:w="http://schemas.openxmlformats.org/wordprocessingml/2006/main" xmlns:wp="http://schemas.openxmlformats.org/drawingml/2006/wordprocessingDrawing" xmlns:r="http://schemas.openxmlformats.org/officeDocument/2006/relationships" xmlns:w14="http://schemas.microsoft.com/office/word/2010/wordml">
+              <w:rPr>
+                <w:rFonts w:ascii="Arial" w:hAnsi="Arial" w:eastAsia="Arial" w:cs="Arial"/>
+                <w:i w:val="false"/>
+                <w:b w:val="false"/>
+                <w:u w:val="none"/>
+                <w:strike w:val="false"/>
                 <w:sz w:val="22"/>
                 <w:szCs w:val="22"/>
                 <w:color w:val="000000"/>
@@ -2424,22 +2435,24 @@
                 <w:i w:val="false"/>
                 <w:b w:val="false"/>
                 <w:u w:val="none"/>
-                <w:sz w:val="22"/>
-                <w:szCs w:val="22"/>
-                <w:color w:val="000000"/>
-              </w:rPr>
-            </w:pPr>
-            <w:r xmlns:w="http://schemas.openxmlformats.org/wordprocessingml/2006/main" xmlns:wp="http://schemas.openxmlformats.org/drawingml/2006/wordprocessingDrawing" xmlns:r="http://schemas.openxmlformats.org/officeDocument/2006/relationships" xmlns:w14="http://schemas.microsoft.com/office/word/2010/wordml">
-              <w:rPr>
-                <w:rFonts w:ascii="Arial" w:hAnsi="Arial" w:eastAsia="Arial" w:cs="Arial"/>
-                <w:i w:val="false"/>
-                <w:b w:val="false"/>
-                <w:u w:val="none"/>
-                <w:sz w:val="22"/>
-                <w:szCs w:val="22"/>
-                <w:color w:val="000000"/>
-              </w:rPr>
-              <w:t xml:space="preserve">23-Sep</w:t>
+                <w:strike w:val="false"/>
+                <w:sz w:val="22"/>
+                <w:szCs w:val="22"/>
+                <w:color w:val="000000"/>
+              </w:rPr>
+            </w:pPr>
+            <w:r xmlns:w="http://schemas.openxmlformats.org/wordprocessingml/2006/main" xmlns:wp="http://schemas.openxmlformats.org/drawingml/2006/wordprocessingDrawing" xmlns:r="http://schemas.openxmlformats.org/officeDocument/2006/relationships" xmlns:w14="http://schemas.microsoft.com/office/word/2010/wordml">
+              <w:rPr>
+                <w:rFonts w:ascii="Arial" w:hAnsi="Arial" w:eastAsia="Arial" w:cs="Arial"/>
+                <w:i w:val="false"/>
+                <w:b w:val="false"/>
+                <w:u w:val="none"/>
+                <w:strike w:val="false"/>
+                <w:sz w:val="22"/>
+                <w:szCs w:val="22"/>
+                <w:color w:val="000000"/>
+              </w:rPr>
+              <w:t xml:space="preserve">01-Oct</w:t>
             </w:r>
           </w:p>
         </w:tc>
@@ -2476,17 +2489,19 @@
                 <w:i w:val="false"/>
                 <w:b w:val="false"/>
                 <w:u w:val="none"/>
-                <w:sz w:val="22"/>
-                <w:szCs w:val="22"/>
-                <w:color w:val="000000"/>
-              </w:rPr>
-            </w:pPr>
-            <w:r xmlns:w="http://schemas.openxmlformats.org/wordprocessingml/2006/main" xmlns:wp="http://schemas.openxmlformats.org/drawingml/2006/wordprocessingDrawing" xmlns:r="http://schemas.openxmlformats.org/officeDocument/2006/relationships" xmlns:w14="http://schemas.microsoft.com/office/word/2010/wordml">
-              <w:rPr>
-                <w:rFonts w:ascii="Arial" w:hAnsi="Arial" w:eastAsia="Arial" w:cs="Arial"/>
-                <w:i w:val="false"/>
-                <w:b w:val="false"/>
-                <w:u w:val="none"/>
+                <w:strike w:val="false"/>
+                <w:sz w:val="22"/>
+                <w:szCs w:val="22"/>
+                <w:color w:val="000000"/>
+              </w:rPr>
+            </w:pPr>
+            <w:r xmlns:w="http://schemas.openxmlformats.org/wordprocessingml/2006/main" xmlns:wp="http://schemas.openxmlformats.org/drawingml/2006/wordprocessingDrawing" xmlns:r="http://schemas.openxmlformats.org/officeDocument/2006/relationships" xmlns:w14="http://schemas.microsoft.com/office/word/2010/wordml">
+              <w:rPr>
+                <w:rFonts w:ascii="Arial" w:hAnsi="Arial" w:eastAsia="Arial" w:cs="Arial"/>
+                <w:i w:val="false"/>
+                <w:b w:val="false"/>
+                <w:u w:val="none"/>
+                <w:strike w:val="false"/>
                 <w:sz w:val="22"/>
                 <w:szCs w:val="22"/>
                 <w:color w:val="000000"/>
@@ -2528,17 +2543,19 @@
                 <w:i w:val="false"/>
                 <w:b w:val="false"/>
                 <w:u w:val="none"/>
-                <w:sz w:val="22"/>
-                <w:szCs w:val="22"/>
-                <w:color w:val="000000"/>
-              </w:rPr>
-            </w:pPr>
-            <w:r xmlns:w="http://schemas.openxmlformats.org/wordprocessingml/2006/main" xmlns:wp="http://schemas.openxmlformats.org/drawingml/2006/wordprocessingDrawing" xmlns:r="http://schemas.openxmlformats.org/officeDocument/2006/relationships" xmlns:w14="http://schemas.microsoft.com/office/word/2010/wordml">
-              <w:rPr>
-                <w:rFonts w:ascii="Arial" w:hAnsi="Arial" w:eastAsia="Arial" w:cs="Arial"/>
-                <w:i w:val="false"/>
-                <w:b w:val="false"/>
-                <w:u w:val="none"/>
+                <w:strike w:val="false"/>
+                <w:sz w:val="22"/>
+                <w:szCs w:val="22"/>
+                <w:color w:val="000000"/>
+              </w:rPr>
+            </w:pPr>
+            <w:r xmlns:w="http://schemas.openxmlformats.org/wordprocessingml/2006/main" xmlns:wp="http://schemas.openxmlformats.org/drawingml/2006/wordprocessingDrawing" xmlns:r="http://schemas.openxmlformats.org/officeDocument/2006/relationships" xmlns:w14="http://schemas.microsoft.com/office/word/2010/wordml">
+              <w:rPr>
+                <w:rFonts w:ascii="Arial" w:hAnsi="Arial" w:eastAsia="Arial" w:cs="Arial"/>
+                <w:i w:val="false"/>
+                <w:b w:val="false"/>
+                <w:u w:val="none"/>
+                <w:strike w:val="false"/>
                 <w:sz w:val="22"/>
                 <w:szCs w:val="22"/>
                 <w:color w:val="000000"/>
@@ -2580,17 +2597,19 @@
                 <w:i w:val="false"/>
                 <w:b w:val="false"/>
                 <w:u w:val="none"/>
-                <w:sz w:val="22"/>
-                <w:szCs w:val="22"/>
-                <w:color w:val="000000"/>
-              </w:rPr>
-            </w:pPr>
-            <w:r xmlns:w="http://schemas.openxmlformats.org/wordprocessingml/2006/main" xmlns:wp="http://schemas.openxmlformats.org/drawingml/2006/wordprocessingDrawing" xmlns:r="http://schemas.openxmlformats.org/officeDocument/2006/relationships" xmlns:w14="http://schemas.microsoft.com/office/word/2010/wordml">
-              <w:rPr>
-                <w:rFonts w:ascii="Arial" w:hAnsi="Arial" w:eastAsia="Arial" w:cs="Arial"/>
-                <w:i w:val="false"/>
-                <w:b w:val="false"/>
-                <w:u w:val="none"/>
+                <w:strike w:val="false"/>
+                <w:sz w:val="22"/>
+                <w:szCs w:val="22"/>
+                <w:color w:val="000000"/>
+              </w:rPr>
+            </w:pPr>
+            <w:r xmlns:w="http://schemas.openxmlformats.org/wordprocessingml/2006/main" xmlns:wp="http://schemas.openxmlformats.org/drawingml/2006/wordprocessingDrawing" xmlns:r="http://schemas.openxmlformats.org/officeDocument/2006/relationships" xmlns:w14="http://schemas.microsoft.com/office/word/2010/wordml">
+              <w:rPr>
+                <w:rFonts w:ascii="Arial" w:hAnsi="Arial" w:eastAsia="Arial" w:cs="Arial"/>
+                <w:i w:val="false"/>
+                <w:b w:val="false"/>
+                <w:u w:val="none"/>
+                <w:strike w:val="false"/>
                 <w:sz w:val="22"/>
                 <w:szCs w:val="22"/>
                 <w:color w:val="000000"/>
@@ -2604,7 +2623,6 @@
         <w:trPr>
           <w:trHeight w:val="360" w:hRule="auto"/>
         </w:trPr>
-        body 4
         <w:tc>
           <w:tcPr>
             <w:tcBorders>
@@ -2638,17 +2656,19 @@
                 <w:i w:val="false"/>
                 <w:b w:val="false"/>
                 <w:u w:val="none"/>
-                <w:sz w:val="22"/>
-                <w:szCs w:val="22"/>
-                <w:color w:val="000000"/>
-              </w:rPr>
-            </w:pPr>
-            <w:r xmlns:w="http://schemas.openxmlformats.org/wordprocessingml/2006/main" xmlns:wp="http://schemas.openxmlformats.org/drawingml/2006/wordprocessingDrawing" xmlns:r="http://schemas.openxmlformats.org/officeDocument/2006/relationships" xmlns:w14="http://schemas.microsoft.com/office/word/2010/wordml">
-              <w:rPr>
-                <w:rFonts w:ascii="Arial" w:hAnsi="Arial" w:eastAsia="Arial" w:cs="Arial"/>
-                <w:i w:val="false"/>
-                <w:b w:val="false"/>
-                <w:u w:val="none"/>
+                <w:strike w:val="false"/>
+                <w:sz w:val="22"/>
+                <w:szCs w:val="22"/>
+                <w:color w:val="000000"/>
+              </w:rPr>
+            </w:pPr>
+            <w:r xmlns:w="http://schemas.openxmlformats.org/wordprocessingml/2006/main" xmlns:wp="http://schemas.openxmlformats.org/drawingml/2006/wordprocessingDrawing" xmlns:r="http://schemas.openxmlformats.org/officeDocument/2006/relationships" xmlns:w14="http://schemas.microsoft.com/office/word/2010/wordml">
+              <w:rPr>
+                <w:rFonts w:ascii="Arial" w:hAnsi="Arial" w:eastAsia="Arial" w:cs="Arial"/>
+                <w:i w:val="false"/>
+                <w:b w:val="false"/>
+                <w:u w:val="none"/>
+                <w:strike w:val="false"/>
                 <w:sz w:val="22"/>
                 <w:szCs w:val="22"/>
                 <w:color w:val="000000"/>
@@ -2690,22 +2710,24 @@
                 <w:i w:val="false"/>
                 <w:b w:val="false"/>
                 <w:u w:val="none"/>
-                <w:sz w:val="22"/>
-                <w:szCs w:val="22"/>
-                <w:color w:val="000000"/>
-              </w:rPr>
-            </w:pPr>
-            <w:r xmlns:w="http://schemas.openxmlformats.org/wordprocessingml/2006/main" xmlns:wp="http://schemas.openxmlformats.org/drawingml/2006/wordprocessingDrawing" xmlns:r="http://schemas.openxmlformats.org/officeDocument/2006/relationships" xmlns:w14="http://schemas.microsoft.com/office/word/2010/wordml">
-              <w:rPr>
-                <w:rFonts w:ascii="Arial" w:hAnsi="Arial" w:eastAsia="Arial" w:cs="Arial"/>
-                <w:i w:val="false"/>
-                <w:b w:val="false"/>
-                <w:u w:val="none"/>
-                <w:sz w:val="22"/>
-                <w:szCs w:val="22"/>
-                <w:color w:val="000000"/>
-              </w:rPr>
-              <w:t xml:space="preserve">30-Sep</w:t>
+                <w:strike w:val="false"/>
+                <w:sz w:val="22"/>
+                <w:szCs w:val="22"/>
+                <w:color w:val="000000"/>
+              </w:rPr>
+            </w:pPr>
+            <w:r xmlns:w="http://schemas.openxmlformats.org/wordprocessingml/2006/main" xmlns:wp="http://schemas.openxmlformats.org/drawingml/2006/wordprocessingDrawing" xmlns:r="http://schemas.openxmlformats.org/officeDocument/2006/relationships" xmlns:w14="http://schemas.microsoft.com/office/word/2010/wordml">
+              <w:rPr>
+                <w:rFonts w:ascii="Arial" w:hAnsi="Arial" w:eastAsia="Arial" w:cs="Arial"/>
+                <w:i w:val="false"/>
+                <w:b w:val="false"/>
+                <w:u w:val="none"/>
+                <w:strike w:val="false"/>
+                <w:sz w:val="22"/>
+                <w:szCs w:val="22"/>
+                <w:color w:val="000000"/>
+              </w:rPr>
+              <w:t xml:space="preserve">08-Oct</w:t>
             </w:r>
           </w:p>
         </w:tc>
@@ -2742,17 +2764,19 @@
                 <w:i w:val="false"/>
                 <w:b w:val="false"/>
                 <w:u w:val="none"/>
-                <w:sz w:val="22"/>
-                <w:szCs w:val="22"/>
-                <w:color w:val="000000"/>
-              </w:rPr>
-            </w:pPr>
-            <w:r xmlns:w="http://schemas.openxmlformats.org/wordprocessingml/2006/main" xmlns:wp="http://schemas.openxmlformats.org/drawingml/2006/wordprocessingDrawing" xmlns:r="http://schemas.openxmlformats.org/officeDocument/2006/relationships" xmlns:w14="http://schemas.microsoft.com/office/word/2010/wordml">
-              <w:rPr>
-                <w:rFonts w:ascii="Arial" w:hAnsi="Arial" w:eastAsia="Arial" w:cs="Arial"/>
-                <w:i w:val="false"/>
-                <w:b w:val="false"/>
-                <w:u w:val="none"/>
+                <w:strike w:val="false"/>
+                <w:sz w:val="22"/>
+                <w:szCs w:val="22"/>
+                <w:color w:val="000000"/>
+              </w:rPr>
+            </w:pPr>
+            <w:r xmlns:w="http://schemas.openxmlformats.org/wordprocessingml/2006/main" xmlns:wp="http://schemas.openxmlformats.org/drawingml/2006/wordprocessingDrawing" xmlns:r="http://schemas.openxmlformats.org/officeDocument/2006/relationships" xmlns:w14="http://schemas.microsoft.com/office/word/2010/wordml">
+              <w:rPr>
+                <w:rFonts w:ascii="Arial" w:hAnsi="Arial" w:eastAsia="Arial" w:cs="Arial"/>
+                <w:i w:val="false"/>
+                <w:b w:val="false"/>
+                <w:u w:val="none"/>
+                <w:strike w:val="false"/>
                 <w:sz w:val="22"/>
                 <w:szCs w:val="22"/>
                 <w:color w:val="000000"/>
@@ -2794,17 +2818,19 @@
                 <w:i w:val="false"/>
                 <w:b w:val="false"/>
                 <w:u w:val="none"/>
-                <w:sz w:val="22"/>
-                <w:szCs w:val="22"/>
-                <w:color w:val="000000"/>
-              </w:rPr>
-            </w:pPr>
-            <w:r xmlns:w="http://schemas.openxmlformats.org/wordprocessingml/2006/main" xmlns:wp="http://schemas.openxmlformats.org/drawingml/2006/wordprocessingDrawing" xmlns:r="http://schemas.openxmlformats.org/officeDocument/2006/relationships" xmlns:w14="http://schemas.microsoft.com/office/word/2010/wordml">
-              <w:rPr>
-                <w:rFonts w:ascii="Arial" w:hAnsi="Arial" w:eastAsia="Arial" w:cs="Arial"/>
-                <w:i w:val="false"/>
-                <w:b w:val="false"/>
-                <w:u w:val="none"/>
+                <w:strike w:val="false"/>
+                <w:sz w:val="22"/>
+                <w:szCs w:val="22"/>
+                <w:color w:val="000000"/>
+              </w:rPr>
+            </w:pPr>
+            <w:r xmlns:w="http://schemas.openxmlformats.org/wordprocessingml/2006/main" xmlns:wp="http://schemas.openxmlformats.org/drawingml/2006/wordprocessingDrawing" xmlns:r="http://schemas.openxmlformats.org/officeDocument/2006/relationships" xmlns:w14="http://schemas.microsoft.com/office/word/2010/wordml">
+              <w:rPr>
+                <w:rFonts w:ascii="Arial" w:hAnsi="Arial" w:eastAsia="Arial" w:cs="Arial"/>
+                <w:i w:val="false"/>
+                <w:b w:val="false"/>
+                <w:u w:val="none"/>
+                <w:strike w:val="false"/>
                 <w:sz w:val="22"/>
                 <w:szCs w:val="22"/>
                 <w:color w:val="000000"/>
@@ -2846,17 +2872,19 @@
                 <w:i w:val="false"/>
                 <w:b w:val="false"/>
                 <w:u w:val="none"/>
-                <w:sz w:val="22"/>
-                <w:szCs w:val="22"/>
-                <w:color w:val="000000"/>
-              </w:rPr>
-            </w:pPr>
-            <w:r xmlns:w="http://schemas.openxmlformats.org/wordprocessingml/2006/main" xmlns:wp="http://schemas.openxmlformats.org/drawingml/2006/wordprocessingDrawing" xmlns:r="http://schemas.openxmlformats.org/officeDocument/2006/relationships" xmlns:w14="http://schemas.microsoft.com/office/word/2010/wordml">
-              <w:rPr>
-                <w:rFonts w:ascii="Arial" w:hAnsi="Arial" w:eastAsia="Arial" w:cs="Arial"/>
-                <w:i w:val="false"/>
-                <w:b w:val="false"/>
-                <w:u w:val="none"/>
+                <w:strike w:val="false"/>
+                <w:sz w:val="22"/>
+                <w:szCs w:val="22"/>
+                <w:color w:val="000000"/>
+              </w:rPr>
+            </w:pPr>
+            <w:r xmlns:w="http://schemas.openxmlformats.org/wordprocessingml/2006/main" xmlns:wp="http://schemas.openxmlformats.org/drawingml/2006/wordprocessingDrawing" xmlns:r="http://schemas.openxmlformats.org/officeDocument/2006/relationships" xmlns:w14="http://schemas.microsoft.com/office/word/2010/wordml">
+              <w:rPr>
+                <w:rFonts w:ascii="Arial" w:hAnsi="Arial" w:eastAsia="Arial" w:cs="Arial"/>
+                <w:i w:val="false"/>
+                <w:b w:val="false"/>
+                <w:u w:val="none"/>
+                <w:strike w:val="false"/>
                 <w:sz w:val="22"/>
                 <w:szCs w:val="22"/>
                 <w:color w:val="000000"/>
@@ -2870,7 +2898,6 @@
         <w:trPr>
           <w:trHeight w:val="360" w:hRule="auto"/>
         </w:trPr>
-        body 5
         <w:tc>
           <w:tcPr>
             <w:tcBorders>
@@ -2904,17 +2931,19 @@
                 <w:i w:val="false"/>
                 <w:b w:val="false"/>
                 <w:u w:val="none"/>
-                <w:sz w:val="22"/>
-                <w:szCs w:val="22"/>
-                <w:color w:val="000000"/>
-              </w:rPr>
-            </w:pPr>
-            <w:r xmlns:w="http://schemas.openxmlformats.org/wordprocessingml/2006/main" xmlns:wp="http://schemas.openxmlformats.org/drawingml/2006/wordprocessingDrawing" xmlns:r="http://schemas.openxmlformats.org/officeDocument/2006/relationships" xmlns:w14="http://schemas.microsoft.com/office/word/2010/wordml">
-              <w:rPr>
-                <w:rFonts w:ascii="Arial" w:hAnsi="Arial" w:eastAsia="Arial" w:cs="Arial"/>
-                <w:i w:val="false"/>
-                <w:b w:val="false"/>
-                <w:u w:val="none"/>
+                <w:strike w:val="false"/>
+                <w:sz w:val="22"/>
+                <w:szCs w:val="22"/>
+                <w:color w:val="000000"/>
+              </w:rPr>
+            </w:pPr>
+            <w:r xmlns:w="http://schemas.openxmlformats.org/wordprocessingml/2006/main" xmlns:wp="http://schemas.openxmlformats.org/drawingml/2006/wordprocessingDrawing" xmlns:r="http://schemas.openxmlformats.org/officeDocument/2006/relationships" xmlns:w14="http://schemas.microsoft.com/office/word/2010/wordml">
+              <w:rPr>
+                <w:rFonts w:ascii="Arial" w:hAnsi="Arial" w:eastAsia="Arial" w:cs="Arial"/>
+                <w:i w:val="false"/>
+                <w:b w:val="false"/>
+                <w:u w:val="none"/>
+                <w:strike w:val="false"/>
                 <w:sz w:val="22"/>
                 <w:szCs w:val="22"/>
                 <w:color w:val="000000"/>
@@ -2956,22 +2985,24 @@
                 <w:i w:val="false"/>
                 <w:b w:val="false"/>
                 <w:u w:val="none"/>
-                <w:sz w:val="22"/>
-                <w:szCs w:val="22"/>
-                <w:color w:val="000000"/>
-              </w:rPr>
-            </w:pPr>
-            <w:r xmlns:w="http://schemas.openxmlformats.org/wordprocessingml/2006/main" xmlns:wp="http://schemas.openxmlformats.org/drawingml/2006/wordprocessingDrawing" xmlns:r="http://schemas.openxmlformats.org/officeDocument/2006/relationships" xmlns:w14="http://schemas.microsoft.com/office/word/2010/wordml">
-              <w:rPr>
-                <w:rFonts w:ascii="Arial" w:hAnsi="Arial" w:eastAsia="Arial" w:cs="Arial"/>
-                <w:i w:val="false"/>
-                <w:b w:val="false"/>
-                <w:u w:val="none"/>
-                <w:sz w:val="22"/>
-                <w:szCs w:val="22"/>
-                <w:color w:val="000000"/>
-              </w:rPr>
-              <w:t xml:space="preserve">07-Oct</w:t>
+                <w:strike w:val="false"/>
+                <w:sz w:val="22"/>
+                <w:szCs w:val="22"/>
+                <w:color w:val="000000"/>
+              </w:rPr>
+            </w:pPr>
+            <w:r xmlns:w="http://schemas.openxmlformats.org/wordprocessingml/2006/main" xmlns:wp="http://schemas.openxmlformats.org/drawingml/2006/wordprocessingDrawing" xmlns:r="http://schemas.openxmlformats.org/officeDocument/2006/relationships" xmlns:w14="http://schemas.microsoft.com/office/word/2010/wordml">
+              <w:rPr>
+                <w:rFonts w:ascii="Arial" w:hAnsi="Arial" w:eastAsia="Arial" w:cs="Arial"/>
+                <w:i w:val="false"/>
+                <w:b w:val="false"/>
+                <w:u w:val="none"/>
+                <w:strike w:val="false"/>
+                <w:sz w:val="22"/>
+                <w:szCs w:val="22"/>
+                <w:color w:val="000000"/>
+              </w:rPr>
+              <w:t xml:space="preserve">16-Oct</w:t>
             </w:r>
           </w:p>
         </w:tc>
@@ -3008,17 +3039,19 @@
                 <w:i w:val="false"/>
                 <w:b w:val="false"/>
                 <w:u w:val="none"/>
-                <w:sz w:val="22"/>
-                <w:szCs w:val="22"/>
-                <w:color w:val="000000"/>
-              </w:rPr>
-            </w:pPr>
-            <w:r xmlns:w="http://schemas.openxmlformats.org/wordprocessingml/2006/main" xmlns:wp="http://schemas.openxmlformats.org/drawingml/2006/wordprocessingDrawing" xmlns:r="http://schemas.openxmlformats.org/officeDocument/2006/relationships" xmlns:w14="http://schemas.microsoft.com/office/word/2010/wordml">
-              <w:rPr>
-                <w:rFonts w:ascii="Arial" w:hAnsi="Arial" w:eastAsia="Arial" w:cs="Arial"/>
-                <w:i w:val="false"/>
-                <w:b w:val="false"/>
-                <w:u w:val="none"/>
+                <w:strike w:val="false"/>
+                <w:sz w:val="22"/>
+                <w:szCs w:val="22"/>
+                <w:color w:val="000000"/>
+              </w:rPr>
+            </w:pPr>
+            <w:r xmlns:w="http://schemas.openxmlformats.org/wordprocessingml/2006/main" xmlns:wp="http://schemas.openxmlformats.org/drawingml/2006/wordprocessingDrawing" xmlns:r="http://schemas.openxmlformats.org/officeDocument/2006/relationships" xmlns:w14="http://schemas.microsoft.com/office/word/2010/wordml">
+              <w:rPr>
+                <w:rFonts w:ascii="Arial" w:hAnsi="Arial" w:eastAsia="Arial" w:cs="Arial"/>
+                <w:i w:val="false"/>
+                <w:b w:val="false"/>
+                <w:u w:val="none"/>
+                <w:strike w:val="false"/>
                 <w:sz w:val="22"/>
                 <w:szCs w:val="22"/>
                 <w:color w:val="000000"/>
@@ -3060,17 +3093,19 @@
                 <w:i w:val="false"/>
                 <w:b w:val="false"/>
                 <w:u w:val="none"/>
-                <w:sz w:val="22"/>
-                <w:szCs w:val="22"/>
-                <w:color w:val="000000"/>
-              </w:rPr>
-            </w:pPr>
-            <w:r xmlns:w="http://schemas.openxmlformats.org/wordprocessingml/2006/main" xmlns:wp="http://schemas.openxmlformats.org/drawingml/2006/wordprocessingDrawing" xmlns:r="http://schemas.openxmlformats.org/officeDocument/2006/relationships" xmlns:w14="http://schemas.microsoft.com/office/word/2010/wordml">
-              <w:rPr>
-                <w:rFonts w:ascii="Arial" w:hAnsi="Arial" w:eastAsia="Arial" w:cs="Arial"/>
-                <w:i w:val="false"/>
-                <w:b w:val="false"/>
-                <w:u w:val="none"/>
+                <w:strike w:val="false"/>
+                <w:sz w:val="22"/>
+                <w:szCs w:val="22"/>
+                <w:color w:val="000000"/>
+              </w:rPr>
+            </w:pPr>
+            <w:r xmlns:w="http://schemas.openxmlformats.org/wordprocessingml/2006/main" xmlns:wp="http://schemas.openxmlformats.org/drawingml/2006/wordprocessingDrawing" xmlns:r="http://schemas.openxmlformats.org/officeDocument/2006/relationships" xmlns:w14="http://schemas.microsoft.com/office/word/2010/wordml">
+              <w:rPr>
+                <w:rFonts w:ascii="Arial" w:hAnsi="Arial" w:eastAsia="Arial" w:cs="Arial"/>
+                <w:i w:val="false"/>
+                <w:b w:val="false"/>
+                <w:u w:val="none"/>
+                <w:strike w:val="false"/>
                 <w:sz w:val="22"/>
                 <w:szCs w:val="22"/>
                 <w:color w:val="000000"/>
@@ -3112,17 +3147,19 @@
                 <w:i w:val="false"/>
                 <w:b w:val="false"/>
                 <w:u w:val="none"/>
-                <w:sz w:val="22"/>
-                <w:szCs w:val="22"/>
-                <w:color w:val="000000"/>
-              </w:rPr>
-            </w:pPr>
-            <w:r xmlns:w="http://schemas.openxmlformats.org/wordprocessingml/2006/main" xmlns:wp="http://schemas.openxmlformats.org/drawingml/2006/wordprocessingDrawing" xmlns:r="http://schemas.openxmlformats.org/officeDocument/2006/relationships" xmlns:w14="http://schemas.microsoft.com/office/word/2010/wordml">
-              <w:rPr>
-                <w:rFonts w:ascii="Arial" w:hAnsi="Arial" w:eastAsia="Arial" w:cs="Arial"/>
-                <w:i w:val="false"/>
-                <w:b w:val="false"/>
-                <w:u w:val="none"/>
+                <w:strike w:val="false"/>
+                <w:sz w:val="22"/>
+                <w:szCs w:val="22"/>
+                <w:color w:val="000000"/>
+              </w:rPr>
+            </w:pPr>
+            <w:r xmlns:w="http://schemas.openxmlformats.org/wordprocessingml/2006/main" xmlns:wp="http://schemas.openxmlformats.org/drawingml/2006/wordprocessingDrawing" xmlns:r="http://schemas.openxmlformats.org/officeDocument/2006/relationships" xmlns:w14="http://schemas.microsoft.com/office/word/2010/wordml">
+              <w:rPr>
+                <w:rFonts w:ascii="Arial" w:hAnsi="Arial" w:eastAsia="Arial" w:cs="Arial"/>
+                <w:i w:val="false"/>
+                <w:b w:val="false"/>
+                <w:u w:val="none"/>
+                <w:strike w:val="false"/>
                 <w:sz w:val="22"/>
                 <w:szCs w:val="22"/>
                 <w:color w:val="000000"/>
@@ -3136,7 +3173,6 @@
         <w:trPr>
           <w:trHeight w:val="360" w:hRule="auto"/>
         </w:trPr>
-        body 6
         <w:tc>
           <w:tcPr>
             <w:tcBorders>
@@ -3170,17 +3206,19 @@
                 <w:i w:val="false"/>
                 <w:b w:val="false"/>
                 <w:u w:val="none"/>
-                <w:sz w:val="22"/>
-                <w:szCs w:val="22"/>
-                <w:color w:val="000000"/>
-              </w:rPr>
-            </w:pPr>
-            <w:r xmlns:w="http://schemas.openxmlformats.org/wordprocessingml/2006/main" xmlns:wp="http://schemas.openxmlformats.org/drawingml/2006/wordprocessingDrawing" xmlns:r="http://schemas.openxmlformats.org/officeDocument/2006/relationships" xmlns:w14="http://schemas.microsoft.com/office/word/2010/wordml">
-              <w:rPr>
-                <w:rFonts w:ascii="Arial" w:hAnsi="Arial" w:eastAsia="Arial" w:cs="Arial"/>
-                <w:i w:val="false"/>
-                <w:b w:val="false"/>
-                <w:u w:val="none"/>
+                <w:strike w:val="false"/>
+                <w:sz w:val="22"/>
+                <w:szCs w:val="22"/>
+                <w:color w:val="000000"/>
+              </w:rPr>
+            </w:pPr>
+            <w:r xmlns:w="http://schemas.openxmlformats.org/wordprocessingml/2006/main" xmlns:wp="http://schemas.openxmlformats.org/drawingml/2006/wordprocessingDrawing" xmlns:r="http://schemas.openxmlformats.org/officeDocument/2006/relationships" xmlns:w14="http://schemas.microsoft.com/office/word/2010/wordml">
+              <w:rPr>
+                <w:rFonts w:ascii="Arial" w:hAnsi="Arial" w:eastAsia="Arial" w:cs="Arial"/>
+                <w:i w:val="false"/>
+                <w:b w:val="false"/>
+                <w:u w:val="none"/>
+                <w:strike w:val="false"/>
                 <w:sz w:val="22"/>
                 <w:szCs w:val="22"/>
                 <w:color w:val="000000"/>
@@ -3222,22 +3260,24 @@
                 <w:i w:val="false"/>
                 <w:b w:val="false"/>
                 <w:u w:val="none"/>
-                <w:sz w:val="22"/>
-                <w:szCs w:val="22"/>
-                <w:color w:val="000000"/>
-              </w:rPr>
-            </w:pPr>
-            <w:r xmlns:w="http://schemas.openxmlformats.org/wordprocessingml/2006/main" xmlns:wp="http://schemas.openxmlformats.org/drawingml/2006/wordprocessingDrawing" xmlns:r="http://schemas.openxmlformats.org/officeDocument/2006/relationships" xmlns:w14="http://schemas.microsoft.com/office/word/2010/wordml">
-              <w:rPr>
-                <w:rFonts w:ascii="Arial" w:hAnsi="Arial" w:eastAsia="Arial" w:cs="Arial"/>
-                <w:i w:val="false"/>
-                <w:b w:val="false"/>
-                <w:u w:val="none"/>
-                <w:sz w:val="22"/>
-                <w:szCs w:val="22"/>
-                <w:color w:val="000000"/>
-              </w:rPr>
-              <w:t xml:space="preserve">14-Oct</w:t>
+                <w:strike w:val="false"/>
+                <w:sz w:val="22"/>
+                <w:szCs w:val="22"/>
+                <w:color w:val="000000"/>
+              </w:rPr>
+            </w:pPr>
+            <w:r xmlns:w="http://schemas.openxmlformats.org/wordprocessingml/2006/main" xmlns:wp="http://schemas.openxmlformats.org/drawingml/2006/wordprocessingDrawing" xmlns:r="http://schemas.openxmlformats.org/officeDocument/2006/relationships" xmlns:w14="http://schemas.microsoft.com/office/word/2010/wordml">
+              <w:rPr>
+                <w:rFonts w:ascii="Arial" w:hAnsi="Arial" w:eastAsia="Arial" w:cs="Arial"/>
+                <w:i w:val="false"/>
+                <w:b w:val="false"/>
+                <w:u w:val="none"/>
+                <w:strike w:val="false"/>
+                <w:sz w:val="22"/>
+                <w:szCs w:val="22"/>
+                <w:color w:val="000000"/>
+              </w:rPr>
+              <w:t xml:space="preserve">22-Oct</w:t>
             </w:r>
           </w:p>
         </w:tc>
@@ -3274,17 +3314,19 @@
                 <w:i w:val="false"/>
                 <w:b w:val="false"/>
                 <w:u w:val="none"/>
-                <w:sz w:val="22"/>
-                <w:szCs w:val="22"/>
-                <w:color w:val="000000"/>
-              </w:rPr>
-            </w:pPr>
-            <w:r xmlns:w="http://schemas.openxmlformats.org/wordprocessingml/2006/main" xmlns:wp="http://schemas.openxmlformats.org/drawingml/2006/wordprocessingDrawing" xmlns:r="http://schemas.openxmlformats.org/officeDocument/2006/relationships" xmlns:w14="http://schemas.microsoft.com/office/word/2010/wordml">
-              <w:rPr>
-                <w:rFonts w:ascii="Arial" w:hAnsi="Arial" w:eastAsia="Arial" w:cs="Arial"/>
-                <w:i w:val="false"/>
-                <w:b w:val="false"/>
-                <w:u w:val="none"/>
+                <w:strike w:val="false"/>
+                <w:sz w:val="22"/>
+                <w:szCs w:val="22"/>
+                <w:color w:val="000000"/>
+              </w:rPr>
+            </w:pPr>
+            <w:r xmlns:w="http://schemas.openxmlformats.org/wordprocessingml/2006/main" xmlns:wp="http://schemas.openxmlformats.org/drawingml/2006/wordprocessingDrawing" xmlns:r="http://schemas.openxmlformats.org/officeDocument/2006/relationships" xmlns:w14="http://schemas.microsoft.com/office/word/2010/wordml">
+              <w:rPr>
+                <w:rFonts w:ascii="Arial" w:hAnsi="Arial" w:eastAsia="Arial" w:cs="Arial"/>
+                <w:i w:val="false"/>
+                <w:b w:val="false"/>
+                <w:u w:val="none"/>
+                <w:strike w:val="false"/>
                 <w:sz w:val="22"/>
                 <w:szCs w:val="22"/>
                 <w:color w:val="000000"/>
@@ -3326,17 +3368,19 @@
                 <w:i w:val="false"/>
                 <w:b w:val="false"/>
                 <w:u w:val="none"/>
-                <w:sz w:val="22"/>
-                <w:szCs w:val="22"/>
-                <w:color w:val="000000"/>
-              </w:rPr>
-            </w:pPr>
-            <w:r xmlns:w="http://schemas.openxmlformats.org/wordprocessingml/2006/main" xmlns:wp="http://schemas.openxmlformats.org/drawingml/2006/wordprocessingDrawing" xmlns:r="http://schemas.openxmlformats.org/officeDocument/2006/relationships" xmlns:w14="http://schemas.microsoft.com/office/word/2010/wordml">
-              <w:rPr>
-                <w:rFonts w:ascii="Arial" w:hAnsi="Arial" w:eastAsia="Arial" w:cs="Arial"/>
-                <w:i w:val="false"/>
-                <w:b w:val="false"/>
-                <w:u w:val="none"/>
+                <w:strike w:val="false"/>
+                <w:sz w:val="22"/>
+                <w:szCs w:val="22"/>
+                <w:color w:val="000000"/>
+              </w:rPr>
+            </w:pPr>
+            <w:r xmlns:w="http://schemas.openxmlformats.org/wordprocessingml/2006/main" xmlns:wp="http://schemas.openxmlformats.org/drawingml/2006/wordprocessingDrawing" xmlns:r="http://schemas.openxmlformats.org/officeDocument/2006/relationships" xmlns:w14="http://schemas.microsoft.com/office/word/2010/wordml">
+              <w:rPr>
+                <w:rFonts w:ascii="Arial" w:hAnsi="Arial" w:eastAsia="Arial" w:cs="Arial"/>
+                <w:i w:val="false"/>
+                <w:b w:val="false"/>
+                <w:u w:val="none"/>
+                <w:strike w:val="false"/>
                 <w:sz w:val="22"/>
                 <w:szCs w:val="22"/>
                 <w:color w:val="000000"/>
@@ -3378,17 +3422,19 @@
                 <w:i w:val="false"/>
                 <w:b w:val="false"/>
                 <w:u w:val="none"/>
-                <w:sz w:val="22"/>
-                <w:szCs w:val="22"/>
-                <w:color w:val="000000"/>
-              </w:rPr>
-            </w:pPr>
-            <w:r xmlns:w="http://schemas.openxmlformats.org/wordprocessingml/2006/main" xmlns:wp="http://schemas.openxmlformats.org/drawingml/2006/wordprocessingDrawing" xmlns:r="http://schemas.openxmlformats.org/officeDocument/2006/relationships" xmlns:w14="http://schemas.microsoft.com/office/word/2010/wordml">
-              <w:rPr>
-                <w:rFonts w:ascii="Arial" w:hAnsi="Arial" w:eastAsia="Arial" w:cs="Arial"/>
-                <w:i w:val="false"/>
-                <w:b w:val="false"/>
-                <w:u w:val="none"/>
+                <w:strike w:val="false"/>
+                <w:sz w:val="22"/>
+                <w:szCs w:val="22"/>
+                <w:color w:val="000000"/>
+              </w:rPr>
+            </w:pPr>
+            <w:r xmlns:w="http://schemas.openxmlformats.org/wordprocessingml/2006/main" xmlns:wp="http://schemas.openxmlformats.org/drawingml/2006/wordprocessingDrawing" xmlns:r="http://schemas.openxmlformats.org/officeDocument/2006/relationships" xmlns:w14="http://schemas.microsoft.com/office/word/2010/wordml">
+              <w:rPr>
+                <w:rFonts w:ascii="Arial" w:hAnsi="Arial" w:eastAsia="Arial" w:cs="Arial"/>
+                <w:i w:val="false"/>
+                <w:b w:val="false"/>
+                <w:u w:val="none"/>
+                <w:strike w:val="false"/>
                 <w:sz w:val="22"/>
                 <w:szCs w:val="22"/>
                 <w:color w:val="000000"/>
@@ -3402,7 +3448,6 @@
         <w:trPr>
           <w:trHeight w:val="360" w:hRule="auto"/>
         </w:trPr>
-        body 7
         <w:tc>
           <w:tcPr>
             <w:tcBorders>
@@ -3436,17 +3481,19 @@
                 <w:i w:val="false"/>
                 <w:b w:val="false"/>
                 <w:u w:val="none"/>
-                <w:sz w:val="22"/>
-                <w:szCs w:val="22"/>
-                <w:color w:val="000000"/>
-              </w:rPr>
-            </w:pPr>
-            <w:r xmlns:w="http://schemas.openxmlformats.org/wordprocessingml/2006/main" xmlns:wp="http://schemas.openxmlformats.org/drawingml/2006/wordprocessingDrawing" xmlns:r="http://schemas.openxmlformats.org/officeDocument/2006/relationships" xmlns:w14="http://schemas.microsoft.com/office/word/2010/wordml">
-              <w:rPr>
-                <w:rFonts w:ascii="Arial" w:hAnsi="Arial" w:eastAsia="Arial" w:cs="Arial"/>
-                <w:i w:val="false"/>
-                <w:b w:val="false"/>
-                <w:u w:val="none"/>
+                <w:strike w:val="false"/>
+                <w:sz w:val="22"/>
+                <w:szCs w:val="22"/>
+                <w:color w:val="000000"/>
+              </w:rPr>
+            </w:pPr>
+            <w:r xmlns:w="http://schemas.openxmlformats.org/wordprocessingml/2006/main" xmlns:wp="http://schemas.openxmlformats.org/drawingml/2006/wordprocessingDrawing" xmlns:r="http://schemas.openxmlformats.org/officeDocument/2006/relationships" xmlns:w14="http://schemas.microsoft.com/office/word/2010/wordml">
+              <w:rPr>
+                <w:rFonts w:ascii="Arial" w:hAnsi="Arial" w:eastAsia="Arial" w:cs="Arial"/>
+                <w:i w:val="false"/>
+                <w:b w:val="false"/>
+                <w:u w:val="none"/>
+                <w:strike w:val="false"/>
                 <w:sz w:val="22"/>
                 <w:szCs w:val="22"/>
                 <w:color w:val="000000"/>
@@ -3488,22 +3535,24 @@
                 <w:i w:val="false"/>
                 <w:b w:val="false"/>
                 <w:u w:val="none"/>
-                <w:sz w:val="22"/>
-                <w:szCs w:val="22"/>
-                <w:color w:val="000000"/>
-              </w:rPr>
-            </w:pPr>
-            <w:r xmlns:w="http://schemas.openxmlformats.org/wordprocessingml/2006/main" xmlns:wp="http://schemas.openxmlformats.org/drawingml/2006/wordprocessingDrawing" xmlns:r="http://schemas.openxmlformats.org/officeDocument/2006/relationships" xmlns:w14="http://schemas.microsoft.com/office/word/2010/wordml">
-              <w:rPr>
-                <w:rFonts w:ascii="Arial" w:hAnsi="Arial" w:eastAsia="Arial" w:cs="Arial"/>
-                <w:i w:val="false"/>
-                <w:b w:val="false"/>
-                <w:u w:val="none"/>
-                <w:sz w:val="22"/>
-                <w:szCs w:val="22"/>
-                <w:color w:val="000000"/>
-              </w:rPr>
-              <w:t xml:space="preserve">21-Oct</w:t>
+                <w:strike w:val="false"/>
+                <w:sz w:val="22"/>
+                <w:szCs w:val="22"/>
+                <w:color w:val="000000"/>
+              </w:rPr>
+            </w:pPr>
+            <w:r xmlns:w="http://schemas.openxmlformats.org/wordprocessingml/2006/main" xmlns:wp="http://schemas.openxmlformats.org/drawingml/2006/wordprocessingDrawing" xmlns:r="http://schemas.openxmlformats.org/officeDocument/2006/relationships" xmlns:w14="http://schemas.microsoft.com/office/word/2010/wordml">
+              <w:rPr>
+                <w:rFonts w:ascii="Arial" w:hAnsi="Arial" w:eastAsia="Arial" w:cs="Arial"/>
+                <w:i w:val="false"/>
+                <w:b w:val="false"/>
+                <w:u w:val="none"/>
+                <w:strike w:val="false"/>
+                <w:sz w:val="22"/>
+                <w:szCs w:val="22"/>
+                <w:color w:val="000000"/>
+              </w:rPr>
+              <w:t xml:space="preserve">29-Oct</w:t>
             </w:r>
           </w:p>
         </w:tc>
@@ -3538,24 +3587,26 @@
               <w:rPr>
                 <w:rFonts w:ascii="Arial" w:hAnsi="Arial" w:eastAsia="Arial" w:cs="Arial"/>
                 <w:i w:val="false"/>
-                <w:b w:val="true"/>
-                <w:u w:val="none"/>
-                <w:sz w:val="22"/>
-                <w:szCs w:val="22"/>
-                <w:color w:val="E74C3C"/>
-              </w:rPr>
-            </w:pPr>
-            <w:r xmlns:w="http://schemas.openxmlformats.org/wordprocessingml/2006/main" xmlns:wp="http://schemas.openxmlformats.org/drawingml/2006/wordprocessingDrawing" xmlns:r="http://schemas.openxmlformats.org/officeDocument/2006/relationships" xmlns:w14="http://schemas.microsoft.com/office/word/2010/wordml">
-              <w:rPr>
-                <w:rFonts w:ascii="Arial" w:hAnsi="Arial" w:eastAsia="Arial" w:cs="Arial"/>
-                <w:i w:val="false"/>
-                <w:b w:val="true"/>
-                <w:u w:val="none"/>
-                <w:sz w:val="22"/>
-                <w:szCs w:val="22"/>
-                <w:color w:val="E74C3C"/>
-              </w:rPr>
-              <w:t xml:space="preserve">Midterm</w:t>
+                <w:b w:val="false"/>
+                <w:u w:val="none"/>
+                <w:strike w:val="false"/>
+                <w:sz w:val="22"/>
+                <w:szCs w:val="22"/>
+                <w:color w:val="000000"/>
+              </w:rPr>
+            </w:pPr>
+            <w:r xmlns:w="http://schemas.openxmlformats.org/wordprocessingml/2006/main" xmlns:wp="http://schemas.openxmlformats.org/drawingml/2006/wordprocessingDrawing" xmlns:r="http://schemas.openxmlformats.org/officeDocument/2006/relationships" xmlns:w14="http://schemas.microsoft.com/office/word/2010/wordml">
+              <w:rPr>
+                <w:rFonts w:ascii="Arial" w:hAnsi="Arial" w:eastAsia="Arial" w:cs="Arial"/>
+                <w:i w:val="false"/>
+                <w:b w:val="false"/>
+                <w:u w:val="none"/>
+                <w:strike w:val="false"/>
+                <w:sz w:val="22"/>
+                <w:szCs w:val="22"/>
+                <w:color w:val="000000"/>
+              </w:rPr>
+              <w:t xml:space="preserve"/>
             </w:r>
           </w:p>
         </w:tc>
@@ -3592,22 +3643,24 @@
                 <w:i w:val="false"/>
                 <w:b w:val="false"/>
                 <w:u w:val="none"/>
-                <w:sz w:val="22"/>
-                <w:szCs w:val="22"/>
-                <w:color w:val="000000"/>
-              </w:rPr>
-            </w:pPr>
-            <w:r xmlns:w="http://schemas.openxmlformats.org/wordprocessingml/2006/main" xmlns:wp="http://schemas.openxmlformats.org/drawingml/2006/wordprocessingDrawing" xmlns:r="http://schemas.openxmlformats.org/officeDocument/2006/relationships" xmlns:w14="http://schemas.microsoft.com/office/word/2010/wordml">
-              <w:rPr>
-                <w:rFonts w:ascii="Arial" w:hAnsi="Arial" w:eastAsia="Arial" w:cs="Arial"/>
-                <w:i w:val="false"/>
-                <w:b w:val="false"/>
-                <w:u w:val="none"/>
-                <w:sz w:val="22"/>
-                <w:szCs w:val="22"/>
-                <w:color w:val="000000"/>
-              </w:rPr>
-              <w:t xml:space="preserve"/>
+                <w:strike w:val="false"/>
+                <w:sz w:val="22"/>
+                <w:szCs w:val="22"/>
+                <w:color w:val="000000"/>
+              </w:rPr>
+            </w:pPr>
+            <w:r xmlns:w="http://schemas.openxmlformats.org/wordprocessingml/2006/main" xmlns:wp="http://schemas.openxmlformats.org/drawingml/2006/wordprocessingDrawing" xmlns:r="http://schemas.openxmlformats.org/officeDocument/2006/relationships" xmlns:w14="http://schemas.microsoft.com/office/word/2010/wordml">
+              <w:rPr>
+                <w:rFonts w:ascii="Arial" w:hAnsi="Arial" w:eastAsia="Arial" w:cs="Arial"/>
+                <w:i w:val="false"/>
+                <w:b w:val="false"/>
+                <w:u w:val="none"/>
+                <w:strike w:val="false"/>
+                <w:sz w:val="22"/>
+                <w:szCs w:val="22"/>
+                <w:color w:val="000000"/>
+              </w:rPr>
+              <w:t xml:space="preserve">Research Brief Workshop</w:t>
             </w:r>
           </w:p>
         </w:tc>
@@ -3644,22 +3697,24 @@
                 <w:i w:val="false"/>
                 <w:b w:val="false"/>
                 <w:u w:val="none"/>
-                <w:sz w:val="22"/>
-                <w:szCs w:val="22"/>
-                <w:color w:val="000000"/>
-              </w:rPr>
-            </w:pPr>
-            <w:r xmlns:w="http://schemas.openxmlformats.org/wordprocessingml/2006/main" xmlns:wp="http://schemas.openxmlformats.org/drawingml/2006/wordprocessingDrawing" xmlns:r="http://schemas.openxmlformats.org/officeDocument/2006/relationships" xmlns:w14="http://schemas.microsoft.com/office/word/2010/wordml">
-              <w:rPr>
-                <w:rFonts w:ascii="Arial" w:hAnsi="Arial" w:eastAsia="Arial" w:cs="Arial"/>
-                <w:i w:val="false"/>
-                <w:b w:val="false"/>
-                <w:u w:val="none"/>
-                <w:sz w:val="22"/>
-                <w:szCs w:val="22"/>
-                <w:color w:val="000000"/>
-              </w:rPr>
-              <w:t xml:space="preserve"/>
+                <w:strike w:val="false"/>
+                <w:sz w:val="22"/>
+                <w:szCs w:val="22"/>
+                <w:color w:val="000000"/>
+              </w:rPr>
+            </w:pPr>
+            <w:r xmlns:w="http://schemas.openxmlformats.org/wordprocessingml/2006/main" xmlns:wp="http://schemas.openxmlformats.org/drawingml/2006/wordprocessingDrawing" xmlns:r="http://schemas.openxmlformats.org/officeDocument/2006/relationships" xmlns:w14="http://schemas.microsoft.com/office/word/2010/wordml">
+              <w:rPr>
+                <w:rFonts w:ascii="Arial" w:hAnsi="Arial" w:eastAsia="Arial" w:cs="Arial"/>
+                <w:i w:val="false"/>
+                <w:b w:val="false"/>
+                <w:u w:val="none"/>
+                <w:strike w:val="false"/>
+                <w:sz w:val="22"/>
+                <w:szCs w:val="22"/>
+                <w:color w:val="000000"/>
+              </w:rPr>
+              <w:t xml:space="preserve">MS03</w:t>
             </w:r>
           </w:p>
         </w:tc>
@@ -3668,7 +3723,6 @@
         <w:trPr>
           <w:trHeight w:val="360" w:hRule="auto"/>
         </w:trPr>
-        body 8
         <w:tc>
           <w:tcPr>
             <w:tcBorders>
@@ -3702,17 +3756,19 @@
                 <w:i w:val="false"/>
                 <w:b w:val="false"/>
                 <w:u w:val="none"/>
-                <w:sz w:val="22"/>
-                <w:szCs w:val="22"/>
-                <w:color w:val="000000"/>
-              </w:rPr>
-            </w:pPr>
-            <w:r xmlns:w="http://schemas.openxmlformats.org/wordprocessingml/2006/main" xmlns:wp="http://schemas.openxmlformats.org/drawingml/2006/wordprocessingDrawing" xmlns:r="http://schemas.openxmlformats.org/officeDocument/2006/relationships" xmlns:w14="http://schemas.microsoft.com/office/word/2010/wordml">
-              <w:rPr>
-                <w:rFonts w:ascii="Arial" w:hAnsi="Arial" w:eastAsia="Arial" w:cs="Arial"/>
-                <w:i w:val="false"/>
-                <w:b w:val="false"/>
-                <w:u w:val="none"/>
+                <w:strike w:val="false"/>
+                <w:sz w:val="22"/>
+                <w:szCs w:val="22"/>
+                <w:color w:val="000000"/>
+              </w:rPr>
+            </w:pPr>
+            <w:r xmlns:w="http://schemas.openxmlformats.org/wordprocessingml/2006/main" xmlns:wp="http://schemas.openxmlformats.org/drawingml/2006/wordprocessingDrawing" xmlns:r="http://schemas.openxmlformats.org/officeDocument/2006/relationships" xmlns:w14="http://schemas.microsoft.com/office/word/2010/wordml">
+              <w:rPr>
+                <w:rFonts w:ascii="Arial" w:hAnsi="Arial" w:eastAsia="Arial" w:cs="Arial"/>
+                <w:i w:val="false"/>
+                <w:b w:val="false"/>
+                <w:u w:val="none"/>
+                <w:strike w:val="false"/>
                 <w:sz w:val="22"/>
                 <w:szCs w:val="22"/>
                 <w:color w:val="000000"/>
@@ -3754,22 +3810,24 @@
                 <w:i w:val="false"/>
                 <w:b w:val="false"/>
                 <w:u w:val="none"/>
-                <w:sz w:val="22"/>
-                <w:szCs w:val="22"/>
-                <w:color w:val="000000"/>
-              </w:rPr>
-            </w:pPr>
-            <w:r xmlns:w="http://schemas.openxmlformats.org/wordprocessingml/2006/main" xmlns:wp="http://schemas.openxmlformats.org/drawingml/2006/wordprocessingDrawing" xmlns:r="http://schemas.openxmlformats.org/officeDocument/2006/relationships" xmlns:w14="http://schemas.microsoft.com/office/word/2010/wordml">
-              <w:rPr>
-                <w:rFonts w:ascii="Arial" w:hAnsi="Arial" w:eastAsia="Arial" w:cs="Arial"/>
-                <w:i w:val="false"/>
-                <w:b w:val="false"/>
-                <w:u w:val="none"/>
-                <w:sz w:val="22"/>
-                <w:szCs w:val="22"/>
-                <w:color w:val="000000"/>
-              </w:rPr>
-              <w:t xml:space="preserve">28-Oct</w:t>
+                <w:strike w:val="false"/>
+                <w:sz w:val="22"/>
+                <w:szCs w:val="22"/>
+                <w:color w:val="000000"/>
+              </w:rPr>
+            </w:pPr>
+            <w:r xmlns:w="http://schemas.openxmlformats.org/wordprocessingml/2006/main" xmlns:wp="http://schemas.openxmlformats.org/drawingml/2006/wordprocessingDrawing" xmlns:r="http://schemas.openxmlformats.org/officeDocument/2006/relationships" xmlns:w14="http://schemas.microsoft.com/office/word/2010/wordml">
+              <w:rPr>
+                <w:rFonts w:ascii="Arial" w:hAnsi="Arial" w:eastAsia="Arial" w:cs="Arial"/>
+                <w:i w:val="false"/>
+                <w:b w:val="false"/>
+                <w:u w:val="none"/>
+                <w:strike w:val="false"/>
+                <w:sz w:val="22"/>
+                <w:szCs w:val="22"/>
+                <w:color w:val="000000"/>
+              </w:rPr>
+              <w:t xml:space="preserve">05-Nov</w:t>
             </w:r>
           </w:p>
         </w:tc>
@@ -3806,22 +3864,24 @@
                 <w:i w:val="false"/>
                 <w:b w:val="false"/>
                 <w:u w:val="none"/>
-                <w:sz w:val="22"/>
-                <w:szCs w:val="22"/>
-                <w:color w:val="000000"/>
-              </w:rPr>
-            </w:pPr>
-            <w:r xmlns:w="http://schemas.openxmlformats.org/wordprocessingml/2006/main" xmlns:wp="http://schemas.openxmlformats.org/drawingml/2006/wordprocessingDrawing" xmlns:r="http://schemas.openxmlformats.org/officeDocument/2006/relationships" xmlns:w14="http://schemas.microsoft.com/office/word/2010/wordml">
-              <w:rPr>
-                <w:rFonts w:ascii="Arial" w:hAnsi="Arial" w:eastAsia="Arial" w:cs="Arial"/>
-                <w:i w:val="false"/>
-                <w:b w:val="false"/>
-                <w:u w:val="none"/>
-                <w:sz w:val="22"/>
-                <w:szCs w:val="22"/>
-                <w:color w:val="000000"/>
-              </w:rPr>
-              <w:t xml:space="preserve">07 Presenting Data</w:t>
+                <w:strike w:val="false"/>
+                <w:sz w:val="22"/>
+                <w:szCs w:val="22"/>
+                <w:color w:val="000000"/>
+              </w:rPr>
+            </w:pPr>
+            <w:r xmlns:w="http://schemas.openxmlformats.org/wordprocessingml/2006/main" xmlns:wp="http://schemas.openxmlformats.org/drawingml/2006/wordprocessingDrawing" xmlns:r="http://schemas.openxmlformats.org/officeDocument/2006/relationships" xmlns:w14="http://schemas.microsoft.com/office/word/2010/wordml">
+              <w:rPr>
+                <w:rFonts w:ascii="Arial" w:hAnsi="Arial" w:eastAsia="Arial" w:cs="Arial"/>
+                <w:i w:val="false"/>
+                <w:b w:val="false"/>
+                <w:u w:val="none"/>
+                <w:strike w:val="false"/>
+                <w:sz w:val="22"/>
+                <w:szCs w:val="22"/>
+                <w:color w:val="000000"/>
+              </w:rPr>
+              <w:t xml:space="preserve"/>
             </w:r>
           </w:p>
         </w:tc>
@@ -3856,24 +3916,26 @@
               <w:rPr>
                 <w:rFonts w:ascii="Arial" w:hAnsi="Arial" w:eastAsia="Arial" w:cs="Arial"/>
                 <w:i w:val="false"/>
-                <w:b w:val="false"/>
-                <w:u w:val="none"/>
-                <w:sz w:val="22"/>
-                <w:szCs w:val="22"/>
-                <w:color w:val="000000"/>
-              </w:rPr>
-            </w:pPr>
-            <w:r xmlns:w="http://schemas.openxmlformats.org/wordprocessingml/2006/main" xmlns:wp="http://schemas.openxmlformats.org/drawingml/2006/wordprocessingDrawing" xmlns:r="http://schemas.openxmlformats.org/officeDocument/2006/relationships" xmlns:w14="http://schemas.microsoft.com/office/word/2010/wordml">
-              <w:rPr>
-                <w:rFonts w:ascii="Arial" w:hAnsi="Arial" w:eastAsia="Arial" w:cs="Arial"/>
-                <w:i w:val="false"/>
-                <w:b w:val="false"/>
-                <w:u w:val="none"/>
-                <w:sz w:val="22"/>
-                <w:szCs w:val="22"/>
-                <w:color w:val="000000"/>
-              </w:rPr>
-              <w:t xml:space="preserve">Table 01 &amp; Figures</w:t>
+                <w:b w:val="true"/>
+                <w:u w:val="none"/>
+                <w:strike w:val="false"/>
+                <w:sz w:val="22"/>
+                <w:szCs w:val="22"/>
+                <w:color w:val="E74C3C"/>
+              </w:rPr>
+            </w:pPr>
+            <w:r xmlns:w="http://schemas.openxmlformats.org/wordprocessingml/2006/main" xmlns:wp="http://schemas.openxmlformats.org/drawingml/2006/wordprocessingDrawing" xmlns:r="http://schemas.openxmlformats.org/officeDocument/2006/relationships" xmlns:w14="http://schemas.microsoft.com/office/word/2010/wordml">
+              <w:rPr>
+                <w:rFonts w:ascii="Arial" w:hAnsi="Arial" w:eastAsia="Arial" w:cs="Arial"/>
+                <w:i w:val="false"/>
+                <w:b w:val="true"/>
+                <w:u w:val="none"/>
+                <w:strike w:val="false"/>
+                <w:sz w:val="22"/>
+                <w:szCs w:val="22"/>
+                <w:color w:val="E74C3C"/>
+              </w:rPr>
+              <w:t xml:space="preserve">Midterm</w:t>
             </w:r>
           </w:p>
         </w:tc>
@@ -3910,22 +3972,24 @@
                 <w:i w:val="false"/>
                 <w:b w:val="false"/>
                 <w:u w:val="none"/>
-                <w:sz w:val="22"/>
-                <w:szCs w:val="22"/>
-                <w:color w:val="000000"/>
-              </w:rPr>
-            </w:pPr>
-            <w:r xmlns:w="http://schemas.openxmlformats.org/wordprocessingml/2006/main" xmlns:wp="http://schemas.openxmlformats.org/drawingml/2006/wordprocessingDrawing" xmlns:r="http://schemas.openxmlformats.org/officeDocument/2006/relationships" xmlns:w14="http://schemas.microsoft.com/office/word/2010/wordml">
-              <w:rPr>
-                <w:rFonts w:ascii="Arial" w:hAnsi="Arial" w:eastAsia="Arial" w:cs="Arial"/>
-                <w:i w:val="false"/>
-                <w:b w:val="false"/>
-                <w:u w:val="none"/>
-                <w:sz w:val="22"/>
-                <w:szCs w:val="22"/>
-                <w:color w:val="000000"/>
-              </w:rPr>
-              <w:t xml:space="preserve">MS03</w:t>
+                <w:strike w:val="false"/>
+                <w:sz w:val="22"/>
+                <w:szCs w:val="22"/>
+                <w:color w:val="000000"/>
+              </w:rPr>
+            </w:pPr>
+            <w:r xmlns:w="http://schemas.openxmlformats.org/wordprocessingml/2006/main" xmlns:wp="http://schemas.openxmlformats.org/drawingml/2006/wordprocessingDrawing" xmlns:r="http://schemas.openxmlformats.org/officeDocument/2006/relationships" xmlns:w14="http://schemas.microsoft.com/office/word/2010/wordml">
+              <w:rPr>
+                <w:rFonts w:ascii="Arial" w:hAnsi="Arial" w:eastAsia="Arial" w:cs="Arial"/>
+                <w:i w:val="false"/>
+                <w:b w:val="false"/>
+                <w:u w:val="none"/>
+                <w:strike w:val="false"/>
+                <w:sz w:val="22"/>
+                <w:szCs w:val="22"/>
+                <w:color w:val="000000"/>
+              </w:rPr>
+              <w:t xml:space="preserve"/>
             </w:r>
           </w:p>
         </w:tc>
@@ -3934,7 +3998,6 @@
         <w:trPr>
           <w:trHeight w:val="360" w:hRule="auto"/>
         </w:trPr>
-        body 9
         <w:tc>
           <w:tcPr>
             <w:tcBorders>
@@ -3968,17 +4031,19 @@
                 <w:i w:val="false"/>
                 <w:b w:val="false"/>
                 <w:u w:val="none"/>
-                <w:sz w:val="22"/>
-                <w:szCs w:val="22"/>
-                <w:color w:val="000000"/>
-              </w:rPr>
-            </w:pPr>
-            <w:r xmlns:w="http://schemas.openxmlformats.org/wordprocessingml/2006/main" xmlns:wp="http://schemas.openxmlformats.org/drawingml/2006/wordprocessingDrawing" xmlns:r="http://schemas.openxmlformats.org/officeDocument/2006/relationships" xmlns:w14="http://schemas.microsoft.com/office/word/2010/wordml">
-              <w:rPr>
-                <w:rFonts w:ascii="Arial" w:hAnsi="Arial" w:eastAsia="Arial" w:cs="Arial"/>
-                <w:i w:val="false"/>
-                <w:b w:val="false"/>
-                <w:u w:val="none"/>
+                <w:strike w:val="false"/>
+                <w:sz w:val="22"/>
+                <w:szCs w:val="22"/>
+                <w:color w:val="000000"/>
+              </w:rPr>
+            </w:pPr>
+            <w:r xmlns:w="http://schemas.openxmlformats.org/wordprocessingml/2006/main" xmlns:wp="http://schemas.openxmlformats.org/drawingml/2006/wordprocessingDrawing" xmlns:r="http://schemas.openxmlformats.org/officeDocument/2006/relationships" xmlns:w14="http://schemas.microsoft.com/office/word/2010/wordml">
+              <w:rPr>
+                <w:rFonts w:ascii="Arial" w:hAnsi="Arial" w:eastAsia="Arial" w:cs="Arial"/>
+                <w:i w:val="false"/>
+                <w:b w:val="false"/>
+                <w:u w:val="none"/>
+                <w:strike w:val="false"/>
                 <w:sz w:val="22"/>
                 <w:szCs w:val="22"/>
                 <w:color w:val="000000"/>
@@ -4020,22 +4085,24 @@
                 <w:i w:val="false"/>
                 <w:b w:val="false"/>
                 <w:u w:val="none"/>
-                <w:sz w:val="22"/>
-                <w:szCs w:val="22"/>
-                <w:color w:val="000000"/>
-              </w:rPr>
-            </w:pPr>
-            <w:r xmlns:w="http://schemas.openxmlformats.org/wordprocessingml/2006/main" xmlns:wp="http://schemas.openxmlformats.org/drawingml/2006/wordprocessingDrawing" xmlns:r="http://schemas.openxmlformats.org/officeDocument/2006/relationships" xmlns:w14="http://schemas.microsoft.com/office/word/2010/wordml">
-              <w:rPr>
-                <w:rFonts w:ascii="Arial" w:hAnsi="Arial" w:eastAsia="Arial" w:cs="Arial"/>
-                <w:i w:val="false"/>
-                <w:b w:val="false"/>
-                <w:u w:val="none"/>
-                <w:sz w:val="22"/>
-                <w:szCs w:val="22"/>
-                <w:color w:val="000000"/>
-              </w:rPr>
-              <w:t xml:space="preserve">04-Nov</w:t>
+                <w:strike w:val="false"/>
+                <w:sz w:val="22"/>
+                <w:szCs w:val="22"/>
+                <w:color w:val="000000"/>
+              </w:rPr>
+            </w:pPr>
+            <w:r xmlns:w="http://schemas.openxmlformats.org/wordprocessingml/2006/main" xmlns:wp="http://schemas.openxmlformats.org/drawingml/2006/wordprocessingDrawing" xmlns:r="http://schemas.openxmlformats.org/officeDocument/2006/relationships" xmlns:w14="http://schemas.microsoft.com/office/word/2010/wordml">
+              <w:rPr>
+                <w:rFonts w:ascii="Arial" w:hAnsi="Arial" w:eastAsia="Arial" w:cs="Arial"/>
+                <w:i w:val="false"/>
+                <w:b w:val="false"/>
+                <w:u w:val="none"/>
+                <w:strike w:val="false"/>
+                <w:sz w:val="22"/>
+                <w:szCs w:val="22"/>
+                <w:color w:val="000000"/>
+              </w:rPr>
+              <w:t xml:space="preserve">12-Nov</w:t>
             </w:r>
           </w:p>
         </w:tc>
@@ -4072,22 +4139,24 @@
                 <w:i w:val="false"/>
                 <w:b w:val="false"/>
                 <w:u w:val="none"/>
-                <w:sz w:val="22"/>
-                <w:szCs w:val="22"/>
-                <w:color w:val="000000"/>
-              </w:rPr>
-            </w:pPr>
-            <w:r xmlns:w="http://schemas.openxmlformats.org/wordprocessingml/2006/main" xmlns:wp="http://schemas.openxmlformats.org/drawingml/2006/wordprocessingDrawing" xmlns:r="http://schemas.openxmlformats.org/officeDocument/2006/relationships" xmlns:w14="http://schemas.microsoft.com/office/word/2010/wordml">
-              <w:rPr>
-                <w:rFonts w:ascii="Arial" w:hAnsi="Arial" w:eastAsia="Arial" w:cs="Arial"/>
-                <w:i w:val="false"/>
-                <w:b w:val="false"/>
-                <w:u w:val="none"/>
-                <w:sz w:val="22"/>
-                <w:szCs w:val="22"/>
-                <w:color w:val="000000"/>
-              </w:rPr>
-              <w:t xml:space="preserve">08 OLS Regression</w:t>
+                <w:strike w:val="false"/>
+                <w:sz w:val="22"/>
+                <w:szCs w:val="22"/>
+                <w:color w:val="000000"/>
+              </w:rPr>
+            </w:pPr>
+            <w:r xmlns:w="http://schemas.openxmlformats.org/wordprocessingml/2006/main" xmlns:wp="http://schemas.openxmlformats.org/drawingml/2006/wordprocessingDrawing" xmlns:r="http://schemas.openxmlformats.org/officeDocument/2006/relationships" xmlns:w14="http://schemas.microsoft.com/office/word/2010/wordml">
+              <w:rPr>
+                <w:rFonts w:ascii="Arial" w:hAnsi="Arial" w:eastAsia="Arial" w:cs="Arial"/>
+                <w:i w:val="false"/>
+                <w:b w:val="false"/>
+                <w:u w:val="none"/>
+                <w:strike w:val="false"/>
+                <w:sz w:val="22"/>
+                <w:szCs w:val="22"/>
+                <w:color w:val="000000"/>
+              </w:rPr>
+              <w:t xml:space="preserve">07 Presenting Data</w:t>
             </w:r>
           </w:p>
         </w:tc>
@@ -4124,22 +4193,24 @@
                 <w:i w:val="false"/>
                 <w:b w:val="false"/>
                 <w:u w:val="none"/>
-                <w:sz w:val="22"/>
-                <w:szCs w:val="22"/>
-                <w:color w:val="000000"/>
-              </w:rPr>
-            </w:pPr>
-            <w:r xmlns:w="http://schemas.openxmlformats.org/wordprocessingml/2006/main" xmlns:wp="http://schemas.openxmlformats.org/drawingml/2006/wordprocessingDrawing" xmlns:r="http://schemas.openxmlformats.org/officeDocument/2006/relationships" xmlns:w14="http://schemas.microsoft.com/office/word/2010/wordml">
-              <w:rPr>
-                <w:rFonts w:ascii="Arial" w:hAnsi="Arial" w:eastAsia="Arial" w:cs="Arial"/>
-                <w:i w:val="false"/>
-                <w:b w:val="false"/>
-                <w:u w:val="none"/>
-                <w:sz w:val="22"/>
-                <w:szCs w:val="22"/>
-                <w:color w:val="000000"/>
-              </w:rPr>
-              <w:t xml:space="preserve">Regression I</w:t>
+                <w:strike w:val="false"/>
+                <w:sz w:val="22"/>
+                <w:szCs w:val="22"/>
+                <w:color w:val="000000"/>
+              </w:rPr>
+            </w:pPr>
+            <w:r xmlns:w="http://schemas.openxmlformats.org/wordprocessingml/2006/main" xmlns:wp="http://schemas.openxmlformats.org/drawingml/2006/wordprocessingDrawing" xmlns:r="http://schemas.openxmlformats.org/officeDocument/2006/relationships" xmlns:w14="http://schemas.microsoft.com/office/word/2010/wordml">
+              <w:rPr>
+                <w:rFonts w:ascii="Arial" w:hAnsi="Arial" w:eastAsia="Arial" w:cs="Arial"/>
+                <w:i w:val="false"/>
+                <w:b w:val="false"/>
+                <w:u w:val="none"/>
+                <w:strike w:val="false"/>
+                <w:sz w:val="22"/>
+                <w:szCs w:val="22"/>
+                <w:color w:val="000000"/>
+              </w:rPr>
+              <w:t xml:space="preserve">Table 01 &amp; Figures</w:t>
             </w:r>
           </w:p>
         </w:tc>
@@ -4176,17 +4247,19 @@
                 <w:i w:val="false"/>
                 <w:b w:val="false"/>
                 <w:u w:val="none"/>
-                <w:sz w:val="22"/>
-                <w:szCs w:val="22"/>
-                <w:color w:val="000000"/>
-              </w:rPr>
-            </w:pPr>
-            <w:r xmlns:w="http://schemas.openxmlformats.org/wordprocessingml/2006/main" xmlns:wp="http://schemas.openxmlformats.org/drawingml/2006/wordprocessingDrawing" xmlns:r="http://schemas.openxmlformats.org/officeDocument/2006/relationships" xmlns:w14="http://schemas.microsoft.com/office/word/2010/wordml">
-              <w:rPr>
-                <w:rFonts w:ascii="Arial" w:hAnsi="Arial" w:eastAsia="Arial" w:cs="Arial"/>
-                <w:i w:val="false"/>
-                <w:b w:val="false"/>
-                <w:u w:val="none"/>
+                <w:strike w:val="false"/>
+                <w:sz w:val="22"/>
+                <w:szCs w:val="22"/>
+                <w:color w:val="000000"/>
+              </w:rPr>
+            </w:pPr>
+            <w:r xmlns:w="http://schemas.openxmlformats.org/wordprocessingml/2006/main" xmlns:wp="http://schemas.openxmlformats.org/drawingml/2006/wordprocessingDrawing" xmlns:r="http://schemas.openxmlformats.org/officeDocument/2006/relationships" xmlns:w14="http://schemas.microsoft.com/office/word/2010/wordml">
+              <w:rPr>
+                <w:rFonts w:ascii="Arial" w:hAnsi="Arial" w:eastAsia="Arial" w:cs="Arial"/>
+                <w:i w:val="false"/>
+                <w:b w:val="false"/>
+                <w:u w:val="none"/>
+                <w:strike w:val="false"/>
                 <w:sz w:val="22"/>
                 <w:szCs w:val="22"/>
                 <w:color w:val="000000"/>
@@ -4200,7 +4273,6 @@
         <w:trPr>
           <w:trHeight w:val="360" w:hRule="auto"/>
         </w:trPr>
-        body10
         <w:tc>
           <w:tcPr>
             <w:tcBorders>
@@ -4234,17 +4306,19 @@
                 <w:i w:val="false"/>
                 <w:b w:val="false"/>
                 <w:u w:val="none"/>
-                <w:sz w:val="22"/>
-                <w:szCs w:val="22"/>
-                <w:color w:val="000000"/>
-              </w:rPr>
-            </w:pPr>
-            <w:r xmlns:w="http://schemas.openxmlformats.org/wordprocessingml/2006/main" xmlns:wp="http://schemas.openxmlformats.org/drawingml/2006/wordprocessingDrawing" xmlns:r="http://schemas.openxmlformats.org/officeDocument/2006/relationships" xmlns:w14="http://schemas.microsoft.com/office/word/2010/wordml">
-              <w:rPr>
-                <w:rFonts w:ascii="Arial" w:hAnsi="Arial" w:eastAsia="Arial" w:cs="Arial"/>
-                <w:i w:val="false"/>
-                <w:b w:val="false"/>
-                <w:u w:val="none"/>
+                <w:strike w:val="false"/>
+                <w:sz w:val="22"/>
+                <w:szCs w:val="22"/>
+                <w:color w:val="000000"/>
+              </w:rPr>
+            </w:pPr>
+            <w:r xmlns:w="http://schemas.openxmlformats.org/wordprocessingml/2006/main" xmlns:wp="http://schemas.openxmlformats.org/drawingml/2006/wordprocessingDrawing" xmlns:r="http://schemas.openxmlformats.org/officeDocument/2006/relationships" xmlns:w14="http://schemas.microsoft.com/office/word/2010/wordml">
+              <w:rPr>
+                <w:rFonts w:ascii="Arial" w:hAnsi="Arial" w:eastAsia="Arial" w:cs="Arial"/>
+                <w:i w:val="false"/>
+                <w:b w:val="false"/>
+                <w:u w:val="none"/>
+                <w:strike w:val="false"/>
                 <w:sz w:val="22"/>
                 <w:szCs w:val="22"/>
                 <w:color w:val="000000"/>
@@ -4286,22 +4360,24 @@
                 <w:i w:val="false"/>
                 <w:b w:val="false"/>
                 <w:u w:val="none"/>
-                <w:sz w:val="22"/>
-                <w:szCs w:val="22"/>
-                <w:color w:val="000000"/>
-              </w:rPr>
-            </w:pPr>
-            <w:r xmlns:w="http://schemas.openxmlformats.org/wordprocessingml/2006/main" xmlns:wp="http://schemas.openxmlformats.org/drawingml/2006/wordprocessingDrawing" xmlns:r="http://schemas.openxmlformats.org/officeDocument/2006/relationships" xmlns:w14="http://schemas.microsoft.com/office/word/2010/wordml">
-              <w:rPr>
-                <w:rFonts w:ascii="Arial" w:hAnsi="Arial" w:eastAsia="Arial" w:cs="Arial"/>
-                <w:i w:val="false"/>
-                <w:b w:val="false"/>
-                <w:u w:val="none"/>
-                <w:sz w:val="22"/>
-                <w:szCs w:val="22"/>
-                <w:color w:val="000000"/>
-              </w:rPr>
-              <w:t xml:space="preserve">11-Nov</w:t>
+                <w:strike w:val="false"/>
+                <w:sz w:val="22"/>
+                <w:szCs w:val="22"/>
+                <w:color w:val="000000"/>
+              </w:rPr>
+            </w:pPr>
+            <w:r xmlns:w="http://schemas.openxmlformats.org/wordprocessingml/2006/main" xmlns:wp="http://schemas.openxmlformats.org/drawingml/2006/wordprocessingDrawing" xmlns:r="http://schemas.openxmlformats.org/officeDocument/2006/relationships" xmlns:w14="http://schemas.microsoft.com/office/word/2010/wordml">
+              <w:rPr>
+                <w:rFonts w:ascii="Arial" w:hAnsi="Arial" w:eastAsia="Arial" w:cs="Arial"/>
+                <w:i w:val="false"/>
+                <w:b w:val="false"/>
+                <w:u w:val="none"/>
+                <w:strike w:val="false"/>
+                <w:sz w:val="22"/>
+                <w:szCs w:val="22"/>
+                <w:color w:val="000000"/>
+              </w:rPr>
+              <w:t xml:space="preserve">19-Nov</w:t>
             </w:r>
           </w:p>
         </w:tc>
@@ -4338,22 +4414,24 @@
                 <w:i w:val="false"/>
                 <w:b w:val="false"/>
                 <w:u w:val="none"/>
-                <w:sz w:val="22"/>
-                <w:szCs w:val="22"/>
-                <w:color w:val="000000"/>
-              </w:rPr>
-            </w:pPr>
-            <w:r xmlns:w="http://schemas.openxmlformats.org/wordprocessingml/2006/main" xmlns:wp="http://schemas.openxmlformats.org/drawingml/2006/wordprocessingDrawing" xmlns:r="http://schemas.openxmlformats.org/officeDocument/2006/relationships" xmlns:w14="http://schemas.microsoft.com/office/word/2010/wordml">
-              <w:rPr>
-                <w:rFonts w:ascii="Arial" w:hAnsi="Arial" w:eastAsia="Arial" w:cs="Arial"/>
-                <w:i w:val="false"/>
-                <w:b w:val="false"/>
-                <w:u w:val="none"/>
-                <w:sz w:val="22"/>
-                <w:szCs w:val="22"/>
-                <w:color w:val="000000"/>
-              </w:rPr>
-              <w:t xml:space="preserve">09 Regression Interpretation</w:t>
+                <w:strike w:val="false"/>
+                <w:sz w:val="22"/>
+                <w:szCs w:val="22"/>
+                <w:color w:val="000000"/>
+              </w:rPr>
+            </w:pPr>
+            <w:r xmlns:w="http://schemas.openxmlformats.org/wordprocessingml/2006/main" xmlns:wp="http://schemas.openxmlformats.org/drawingml/2006/wordprocessingDrawing" xmlns:r="http://schemas.openxmlformats.org/officeDocument/2006/relationships" xmlns:w14="http://schemas.microsoft.com/office/word/2010/wordml">
+              <w:rPr>
+                <w:rFonts w:ascii="Arial" w:hAnsi="Arial" w:eastAsia="Arial" w:cs="Arial"/>
+                <w:i w:val="false"/>
+                <w:b w:val="false"/>
+                <w:u w:val="none"/>
+                <w:strike w:val="false"/>
+                <w:sz w:val="22"/>
+                <w:szCs w:val="22"/>
+                <w:color w:val="000000"/>
+              </w:rPr>
+              <w:t xml:space="preserve">08 OLS Regression I</w:t>
             </w:r>
           </w:p>
         </w:tc>
@@ -4390,22 +4468,24 @@
                 <w:i w:val="false"/>
                 <w:b w:val="false"/>
                 <w:u w:val="none"/>
-                <w:sz w:val="22"/>
-                <w:szCs w:val="22"/>
-                <w:color w:val="000000"/>
-              </w:rPr>
-            </w:pPr>
-            <w:r xmlns:w="http://schemas.openxmlformats.org/wordprocessingml/2006/main" xmlns:wp="http://schemas.openxmlformats.org/drawingml/2006/wordprocessingDrawing" xmlns:r="http://schemas.openxmlformats.org/officeDocument/2006/relationships" xmlns:w14="http://schemas.microsoft.com/office/word/2010/wordml">
-              <w:rPr>
-                <w:rFonts w:ascii="Arial" w:hAnsi="Arial" w:eastAsia="Arial" w:cs="Arial"/>
-                <w:i w:val="false"/>
-                <w:b w:val="false"/>
-                <w:u w:val="none"/>
-                <w:sz w:val="22"/>
-                <w:szCs w:val="22"/>
-                <w:color w:val="000000"/>
-              </w:rPr>
-              <w:t xml:space="preserve">Table 02</w:t>
+                <w:strike w:val="false"/>
+                <w:sz w:val="22"/>
+                <w:szCs w:val="22"/>
+                <w:color w:val="000000"/>
+              </w:rPr>
+            </w:pPr>
+            <w:r xmlns:w="http://schemas.openxmlformats.org/wordprocessingml/2006/main" xmlns:wp="http://schemas.openxmlformats.org/drawingml/2006/wordprocessingDrawing" xmlns:r="http://schemas.openxmlformats.org/officeDocument/2006/relationships" xmlns:w14="http://schemas.microsoft.com/office/word/2010/wordml">
+              <w:rPr>
+                <w:rFonts w:ascii="Arial" w:hAnsi="Arial" w:eastAsia="Arial" w:cs="Arial"/>
+                <w:i w:val="false"/>
+                <w:b w:val="false"/>
+                <w:u w:val="none"/>
+                <w:strike w:val="false"/>
+                <w:sz w:val="22"/>
+                <w:szCs w:val="22"/>
+                <w:color w:val="000000"/>
+              </w:rPr>
+              <w:t xml:space="preserve">Regression I</w:t>
             </w:r>
           </w:p>
         </w:tc>
@@ -4442,22 +4522,24 @@
                 <w:i w:val="false"/>
                 <w:b w:val="false"/>
                 <w:u w:val="none"/>
-                <w:sz w:val="22"/>
-                <w:szCs w:val="22"/>
-                <w:color w:val="000000"/>
-              </w:rPr>
-            </w:pPr>
-            <w:r xmlns:w="http://schemas.openxmlformats.org/wordprocessingml/2006/main" xmlns:wp="http://schemas.openxmlformats.org/drawingml/2006/wordprocessingDrawing" xmlns:r="http://schemas.openxmlformats.org/officeDocument/2006/relationships" xmlns:w14="http://schemas.microsoft.com/office/word/2010/wordml">
-              <w:rPr>
-                <w:rFonts w:ascii="Arial" w:hAnsi="Arial" w:eastAsia="Arial" w:cs="Arial"/>
-                <w:i w:val="false"/>
-                <w:b w:val="false"/>
-                <w:u w:val="none"/>
-                <w:sz w:val="22"/>
-                <w:szCs w:val="22"/>
-                <w:color w:val="000000"/>
-              </w:rPr>
-              <w:t xml:space="preserve">MS04</w:t>
+                <w:strike w:val="false"/>
+                <w:sz w:val="22"/>
+                <w:szCs w:val="22"/>
+                <w:color w:val="000000"/>
+              </w:rPr>
+            </w:pPr>
+            <w:r xmlns:w="http://schemas.openxmlformats.org/wordprocessingml/2006/main" xmlns:wp="http://schemas.openxmlformats.org/drawingml/2006/wordprocessingDrawing" xmlns:r="http://schemas.openxmlformats.org/officeDocument/2006/relationships" xmlns:w14="http://schemas.microsoft.com/office/word/2010/wordml">
+              <w:rPr>
+                <w:rFonts w:ascii="Arial" w:hAnsi="Arial" w:eastAsia="Arial" w:cs="Arial"/>
+                <w:i w:val="false"/>
+                <w:b w:val="false"/>
+                <w:u w:val="none"/>
+                <w:strike w:val="false"/>
+                <w:sz w:val="22"/>
+                <w:szCs w:val="22"/>
+                <w:color w:val="000000"/>
+              </w:rPr>
+              <w:t xml:space="preserve"/>
             </w:r>
           </w:p>
         </w:tc>
@@ -4466,7 +4548,6 @@
         <w:trPr>
           <w:trHeight w:val="360" w:hRule="auto"/>
         </w:trPr>
-        body11
         <w:tc>
           <w:tcPr>
             <w:tcBorders>
@@ -4500,17 +4581,19 @@
                 <w:i w:val="false"/>
                 <w:b w:val="false"/>
                 <w:u w:val="none"/>
-                <w:sz w:val="22"/>
-                <w:szCs w:val="22"/>
-                <w:color w:val="000000"/>
-              </w:rPr>
-            </w:pPr>
-            <w:r xmlns:w="http://schemas.openxmlformats.org/wordprocessingml/2006/main" xmlns:wp="http://schemas.openxmlformats.org/drawingml/2006/wordprocessingDrawing" xmlns:r="http://schemas.openxmlformats.org/officeDocument/2006/relationships" xmlns:w14="http://schemas.microsoft.com/office/word/2010/wordml">
-              <w:rPr>
-                <w:rFonts w:ascii="Arial" w:hAnsi="Arial" w:eastAsia="Arial" w:cs="Arial"/>
-                <w:i w:val="false"/>
-                <w:b w:val="false"/>
-                <w:u w:val="none"/>
+                <w:strike w:val="false"/>
+                <w:sz w:val="22"/>
+                <w:szCs w:val="22"/>
+                <w:color w:val="000000"/>
+              </w:rPr>
+            </w:pPr>
+            <w:r xmlns:w="http://schemas.openxmlformats.org/wordprocessingml/2006/main" xmlns:wp="http://schemas.openxmlformats.org/drawingml/2006/wordprocessingDrawing" xmlns:r="http://schemas.openxmlformats.org/officeDocument/2006/relationships" xmlns:w14="http://schemas.microsoft.com/office/word/2010/wordml">
+              <w:rPr>
+                <w:rFonts w:ascii="Arial" w:hAnsi="Arial" w:eastAsia="Arial" w:cs="Arial"/>
+                <w:i w:val="false"/>
+                <w:b w:val="false"/>
+                <w:u w:val="none"/>
+                <w:strike w:val="false"/>
                 <w:sz w:val="22"/>
                 <w:szCs w:val="22"/>
                 <w:color w:val="000000"/>
@@ -4552,22 +4635,24 @@
                 <w:i w:val="false"/>
                 <w:b w:val="false"/>
                 <w:u w:val="none"/>
-                <w:sz w:val="22"/>
-                <w:szCs w:val="22"/>
-                <w:color w:val="000000"/>
-              </w:rPr>
-            </w:pPr>
-            <w:r xmlns:w="http://schemas.openxmlformats.org/wordprocessingml/2006/main" xmlns:wp="http://schemas.openxmlformats.org/drawingml/2006/wordprocessingDrawing" xmlns:r="http://schemas.openxmlformats.org/officeDocument/2006/relationships" xmlns:w14="http://schemas.microsoft.com/office/word/2010/wordml">
-              <w:rPr>
-                <w:rFonts w:ascii="Arial" w:hAnsi="Arial" w:eastAsia="Arial" w:cs="Arial"/>
-                <w:i w:val="false"/>
-                <w:b w:val="false"/>
-                <w:u w:val="none"/>
-                <w:sz w:val="22"/>
-                <w:szCs w:val="22"/>
-                <w:color w:val="000000"/>
-              </w:rPr>
-              <w:t xml:space="preserve">18-Nov</w:t>
+                <w:strike w:val="false"/>
+                <w:sz w:val="22"/>
+                <w:szCs w:val="22"/>
+                <w:color w:val="000000"/>
+              </w:rPr>
+            </w:pPr>
+            <w:r xmlns:w="http://schemas.openxmlformats.org/wordprocessingml/2006/main" xmlns:wp="http://schemas.openxmlformats.org/drawingml/2006/wordprocessingDrawing" xmlns:r="http://schemas.openxmlformats.org/officeDocument/2006/relationships" xmlns:w14="http://schemas.microsoft.com/office/word/2010/wordml">
+              <w:rPr>
+                <w:rFonts w:ascii="Arial" w:hAnsi="Arial" w:eastAsia="Arial" w:cs="Arial"/>
+                <w:i w:val="false"/>
+                <w:b w:val="false"/>
+                <w:u w:val="none"/>
+                <w:strike w:val="false"/>
+                <w:sz w:val="22"/>
+                <w:szCs w:val="22"/>
+                <w:color w:val="000000"/>
+              </w:rPr>
+              <w:t xml:space="preserve">26-Nov</w:t>
             </w:r>
           </w:p>
         </w:tc>
@@ -4604,22 +4689,24 @@
                 <w:i w:val="false"/>
                 <w:b w:val="false"/>
                 <w:u w:val="none"/>
-                <w:sz w:val="22"/>
-                <w:szCs w:val="22"/>
-                <w:color w:val="000000"/>
-              </w:rPr>
-            </w:pPr>
-            <w:r xmlns:w="http://schemas.openxmlformats.org/wordprocessingml/2006/main" xmlns:wp="http://schemas.openxmlformats.org/drawingml/2006/wordprocessingDrawing" xmlns:r="http://schemas.openxmlformats.org/officeDocument/2006/relationships" xmlns:w14="http://schemas.microsoft.com/office/word/2010/wordml">
-              <w:rPr>
-                <w:rFonts w:ascii="Arial" w:hAnsi="Arial" w:eastAsia="Arial" w:cs="Arial"/>
-                <w:i w:val="false"/>
-                <w:b w:val="false"/>
-                <w:u w:val="none"/>
-                <w:sz w:val="22"/>
-                <w:szCs w:val="22"/>
-                <w:color w:val="000000"/>
-              </w:rPr>
-              <w:t xml:space="preserve">10 Interactions &amp; Logistic Regression</w:t>
+                <w:strike w:val="false"/>
+                <w:sz w:val="22"/>
+                <w:szCs w:val="22"/>
+                <w:color w:val="000000"/>
+              </w:rPr>
+            </w:pPr>
+            <w:r xmlns:w="http://schemas.openxmlformats.org/wordprocessingml/2006/main" xmlns:wp="http://schemas.openxmlformats.org/drawingml/2006/wordprocessingDrawing" xmlns:r="http://schemas.openxmlformats.org/officeDocument/2006/relationships" xmlns:w14="http://schemas.microsoft.com/office/word/2010/wordml">
+              <w:rPr>
+                <w:rFonts w:ascii="Arial" w:hAnsi="Arial" w:eastAsia="Arial" w:cs="Arial"/>
+                <w:i w:val="false"/>
+                <w:b w:val="false"/>
+                <w:u w:val="none"/>
+                <w:strike w:val="false"/>
+                <w:sz w:val="22"/>
+                <w:szCs w:val="22"/>
+                <w:color w:val="000000"/>
+              </w:rPr>
+              <w:t xml:space="preserve">09 OLS Regression II</w:t>
             </w:r>
           </w:p>
         </w:tc>
@@ -4656,22 +4743,24 @@
                 <w:i w:val="false"/>
                 <w:b w:val="false"/>
                 <w:u w:val="none"/>
-                <w:sz w:val="22"/>
-                <w:szCs w:val="22"/>
-                <w:color w:val="000000"/>
-              </w:rPr>
-            </w:pPr>
-            <w:r xmlns:w="http://schemas.openxmlformats.org/wordprocessingml/2006/main" xmlns:wp="http://schemas.openxmlformats.org/drawingml/2006/wordprocessingDrawing" xmlns:r="http://schemas.openxmlformats.org/officeDocument/2006/relationships" xmlns:w14="http://schemas.microsoft.com/office/word/2010/wordml">
-              <w:rPr>
-                <w:rFonts w:ascii="Arial" w:hAnsi="Arial" w:eastAsia="Arial" w:cs="Arial"/>
-                <w:i w:val="false"/>
-                <w:b w:val="false"/>
-                <w:u w:val="none"/>
-                <w:sz w:val="22"/>
-                <w:szCs w:val="22"/>
-                <w:color w:val="000000"/>
-              </w:rPr>
-              <w:t xml:space="preserve">Regression II</w:t>
+                <w:strike w:val="false"/>
+                <w:sz w:val="22"/>
+                <w:szCs w:val="22"/>
+                <w:color w:val="000000"/>
+              </w:rPr>
+            </w:pPr>
+            <w:r xmlns:w="http://schemas.openxmlformats.org/wordprocessingml/2006/main" xmlns:wp="http://schemas.openxmlformats.org/drawingml/2006/wordprocessingDrawing" xmlns:r="http://schemas.openxmlformats.org/officeDocument/2006/relationships" xmlns:w14="http://schemas.microsoft.com/office/word/2010/wordml">
+              <w:rPr>
+                <w:rFonts w:ascii="Arial" w:hAnsi="Arial" w:eastAsia="Arial" w:cs="Arial"/>
+                <w:i w:val="false"/>
+                <w:b w:val="false"/>
+                <w:u w:val="none"/>
+                <w:strike w:val="false"/>
+                <w:sz w:val="22"/>
+                <w:szCs w:val="22"/>
+                <w:color w:val="000000"/>
+              </w:rPr>
+              <w:t xml:space="preserve">Table 02</w:t>
             </w:r>
           </w:p>
         </w:tc>
@@ -4708,22 +4797,24 @@
                 <w:i w:val="false"/>
                 <w:b w:val="false"/>
                 <w:u w:val="none"/>
-                <w:sz w:val="22"/>
-                <w:szCs w:val="22"/>
-                <w:color w:val="000000"/>
-              </w:rPr>
-            </w:pPr>
-            <w:r xmlns:w="http://schemas.openxmlformats.org/wordprocessingml/2006/main" xmlns:wp="http://schemas.openxmlformats.org/drawingml/2006/wordprocessingDrawing" xmlns:r="http://schemas.openxmlformats.org/officeDocument/2006/relationships" xmlns:w14="http://schemas.microsoft.com/office/word/2010/wordml">
-              <w:rPr>
-                <w:rFonts w:ascii="Arial" w:hAnsi="Arial" w:eastAsia="Arial" w:cs="Arial"/>
-                <w:i w:val="false"/>
-                <w:b w:val="false"/>
-                <w:u w:val="none"/>
-                <w:sz w:val="22"/>
-                <w:szCs w:val="22"/>
-                <w:color w:val="000000"/>
-              </w:rPr>
-              <w:t xml:space="preserve"/>
+                <w:strike w:val="false"/>
+                <w:sz w:val="22"/>
+                <w:szCs w:val="22"/>
+                <w:color w:val="000000"/>
+              </w:rPr>
+            </w:pPr>
+            <w:r xmlns:w="http://schemas.openxmlformats.org/wordprocessingml/2006/main" xmlns:wp="http://schemas.openxmlformats.org/drawingml/2006/wordprocessingDrawing" xmlns:r="http://schemas.openxmlformats.org/officeDocument/2006/relationships" xmlns:w14="http://schemas.microsoft.com/office/word/2010/wordml">
+              <w:rPr>
+                <w:rFonts w:ascii="Arial" w:hAnsi="Arial" w:eastAsia="Arial" w:cs="Arial"/>
+                <w:i w:val="false"/>
+                <w:b w:val="false"/>
+                <w:u w:val="none"/>
+                <w:strike w:val="false"/>
+                <w:sz w:val="22"/>
+                <w:szCs w:val="22"/>
+                <w:color w:val="000000"/>
+              </w:rPr>
+              <w:t xml:space="preserve">MS04</w:t>
             </w:r>
           </w:p>
         </w:tc>
@@ -4732,7 +4823,6 @@
         <w:trPr>
           <w:trHeight w:val="360" w:hRule="auto"/>
         </w:trPr>
-        body12
         <w:tc>
           <w:tcPr>
             <w:tcBorders>
@@ -4766,17 +4856,19 @@
                 <w:i w:val="false"/>
                 <w:b w:val="false"/>
                 <w:u w:val="none"/>
-                <w:sz w:val="22"/>
-                <w:szCs w:val="22"/>
-                <w:color w:val="000000"/>
-              </w:rPr>
-            </w:pPr>
-            <w:r xmlns:w="http://schemas.openxmlformats.org/wordprocessingml/2006/main" xmlns:wp="http://schemas.openxmlformats.org/drawingml/2006/wordprocessingDrawing" xmlns:r="http://schemas.openxmlformats.org/officeDocument/2006/relationships" xmlns:w14="http://schemas.microsoft.com/office/word/2010/wordml">
-              <w:rPr>
-                <w:rFonts w:ascii="Arial" w:hAnsi="Arial" w:eastAsia="Arial" w:cs="Arial"/>
-                <w:i w:val="false"/>
-                <w:b w:val="false"/>
-                <w:u w:val="none"/>
+                <w:strike w:val="false"/>
+                <w:sz w:val="22"/>
+                <w:szCs w:val="22"/>
+                <w:color w:val="000000"/>
+              </w:rPr>
+            </w:pPr>
+            <w:r xmlns:w="http://schemas.openxmlformats.org/wordprocessingml/2006/main" xmlns:wp="http://schemas.openxmlformats.org/drawingml/2006/wordprocessingDrawing" xmlns:r="http://schemas.openxmlformats.org/officeDocument/2006/relationships" xmlns:w14="http://schemas.microsoft.com/office/word/2010/wordml">
+              <w:rPr>
+                <w:rFonts w:ascii="Arial" w:hAnsi="Arial" w:eastAsia="Arial" w:cs="Arial"/>
+                <w:i w:val="false"/>
+                <w:b w:val="false"/>
+                <w:u w:val="none"/>
+                <w:strike w:val="false"/>
                 <w:sz w:val="22"/>
                 <w:szCs w:val="22"/>
                 <w:color w:val="000000"/>
@@ -4818,22 +4910,24 @@
                 <w:i w:val="false"/>
                 <w:b w:val="false"/>
                 <w:u w:val="none"/>
-                <w:sz w:val="22"/>
-                <w:szCs w:val="22"/>
-                <w:color w:val="000000"/>
-              </w:rPr>
-            </w:pPr>
-            <w:r xmlns:w="http://schemas.openxmlformats.org/wordprocessingml/2006/main" xmlns:wp="http://schemas.openxmlformats.org/drawingml/2006/wordprocessingDrawing" xmlns:r="http://schemas.openxmlformats.org/officeDocument/2006/relationships" xmlns:w14="http://schemas.microsoft.com/office/word/2010/wordml">
-              <w:rPr>
-                <w:rFonts w:ascii="Arial" w:hAnsi="Arial" w:eastAsia="Arial" w:cs="Arial"/>
-                <w:i w:val="false"/>
-                <w:b w:val="false"/>
-                <w:u w:val="none"/>
-                <w:sz w:val="22"/>
-                <w:szCs w:val="22"/>
-                <w:color w:val="000000"/>
-              </w:rPr>
-              <w:t xml:space="preserve">25-Nov</w:t>
+                <w:strike w:val="false"/>
+                <w:sz w:val="22"/>
+                <w:szCs w:val="22"/>
+                <w:color w:val="000000"/>
+              </w:rPr>
+            </w:pPr>
+            <w:r xmlns:w="http://schemas.openxmlformats.org/wordprocessingml/2006/main" xmlns:wp="http://schemas.openxmlformats.org/drawingml/2006/wordprocessingDrawing" xmlns:r="http://schemas.openxmlformats.org/officeDocument/2006/relationships" xmlns:w14="http://schemas.microsoft.com/office/word/2010/wordml">
+              <w:rPr>
+                <w:rFonts w:ascii="Arial" w:hAnsi="Arial" w:eastAsia="Arial" w:cs="Arial"/>
+                <w:i w:val="false"/>
+                <w:b w:val="false"/>
+                <w:u w:val="none"/>
+                <w:strike w:val="false"/>
+                <w:sz w:val="22"/>
+                <w:szCs w:val="22"/>
+                <w:color w:val="000000"/>
+              </w:rPr>
+              <w:t xml:space="preserve">03-Dec</w:t>
             </w:r>
           </w:p>
         </w:tc>
@@ -4868,8 +4962,63 @@
               <w:rPr>
                 <w:rFonts w:ascii="Arial" w:hAnsi="Arial" w:eastAsia="Arial" w:cs="Arial"/>
                 <w:i w:val="false"/>
+                <w:b w:val="false"/>
+                <w:u w:val="none"/>
+                <w:strike w:val="false"/>
+                <w:sz w:val="22"/>
+                <w:szCs w:val="22"/>
+                <w:color w:val="000000"/>
+              </w:rPr>
+            </w:pPr>
+            <w:r xmlns:w="http://schemas.openxmlformats.org/wordprocessingml/2006/main" xmlns:wp="http://schemas.openxmlformats.org/drawingml/2006/wordprocessingDrawing" xmlns:r="http://schemas.openxmlformats.org/officeDocument/2006/relationships" xmlns:w14="http://schemas.microsoft.com/office/word/2010/wordml">
+              <w:rPr>
+                <w:rFonts w:ascii="Arial" w:hAnsi="Arial" w:eastAsia="Arial" w:cs="Arial"/>
+                <w:i w:val="false"/>
+                <w:b w:val="false"/>
+                <w:u w:val="none"/>
+                <w:strike w:val="false"/>
+                <w:sz w:val="22"/>
+                <w:szCs w:val="22"/>
+                <w:color w:val="000000"/>
+              </w:rPr>
+              <w:t xml:space="preserve"/>
+            </w:r>
+          </w:p>
+        </w:tc>
+        <w:tc>
+          <w:tcPr>
+            <w:tcBorders>
+              <w:bottom w:val="none" w:sz="0" w:space="0" w:color="000000"/>
+              <w:top w:val="none" w:sz="0" w:space="0" w:color="000000"/>
+              <w:left w:val="none" w:sz="0" w:space="0" w:color="000000"/>
+              <w:right w:val="none" w:sz="0" w:space="0" w:color="000000"/>
+            </w:tcBorders>
+            <w:shd w:val="clear" w:color="auto" w:fill="FFFFFF"/>
+            <w:tcMar>
+              <w:top w:w="0" w:type="dxa"/>
+              <w:bottom w:w="0" w:type="dxa"/>
+              <w:left w:w="0" w:type="dxa"/>
+              <w:right w:w="0" w:type="dxa"/>
+            </w:tcMar>
+            <w:vAlign w:val="center"/>
+          </w:tcPr>
+          <w:p>
+            <w:pPr>
+              <w:jc w:val="left"/>
+              <w:pBdr>
+                <w:bottom w:val="none" w:sz="0" w:space="0" w:color="000000"/>
+                <w:top w:val="none" w:sz="0" w:space="0" w:color="000000"/>
+                <w:left w:val="none" w:sz="0" w:space="0" w:color="000000"/>
+                <w:right w:val="none" w:sz="0" w:space="0" w:color="000000"/>
+              </w:pBdr>
+              <w:spacing w:after="100" w:before="100" w:line="240"/>
+              <w:ind w:left="100" w:right="100" w:firstLine="0" w:firstLineChars="0"/>
+              <w:rPr>
+                <w:rFonts w:ascii="Arial" w:hAnsi="Arial" w:eastAsia="Arial" w:cs="Arial"/>
+                <w:i w:val="false"/>
                 <w:b w:val="true"/>
                 <w:u w:val="none"/>
+                <w:strike w:val="false"/>
                 <w:sz w:val="22"/>
                 <w:szCs w:val="22"/>
                 <w:color w:val="E74C3C"/>
@@ -4881,6 +5030,7 @@
                 <w:i w:val="false"/>
                 <w:b w:val="true"/>
                 <w:u w:val="none"/>
+                <w:strike w:val="false"/>
                 <w:sz w:val="22"/>
                 <w:szCs w:val="22"/>
                 <w:color w:val="E74C3C"/>
@@ -4922,69 +5072,19 @@
                 <w:i w:val="false"/>
                 <w:b w:val="false"/>
                 <w:u w:val="none"/>
-                <w:sz w:val="22"/>
-                <w:szCs w:val="22"/>
-                <w:color w:val="000000"/>
-              </w:rPr>
-            </w:pPr>
-            <w:r xmlns:w="http://schemas.openxmlformats.org/wordprocessingml/2006/main" xmlns:wp="http://schemas.openxmlformats.org/drawingml/2006/wordprocessingDrawing" xmlns:r="http://schemas.openxmlformats.org/officeDocument/2006/relationships" xmlns:w14="http://schemas.microsoft.com/office/word/2010/wordml">
-              <w:rPr>
-                <w:rFonts w:ascii="Arial" w:hAnsi="Arial" w:eastAsia="Arial" w:cs="Arial"/>
-                <w:i w:val="false"/>
-                <w:b w:val="false"/>
-                <w:u w:val="none"/>
-                <w:sz w:val="22"/>
-                <w:szCs w:val="22"/>
-                <w:color w:val="000000"/>
-              </w:rPr>
-              <w:t xml:space="preserve"/>
-            </w:r>
-          </w:p>
-        </w:tc>
-        <w:tc>
-          <w:tcPr>
-            <w:tcBorders>
-              <w:bottom w:val="none" w:sz="0" w:space="0" w:color="000000"/>
-              <w:top w:val="none" w:sz="0" w:space="0" w:color="000000"/>
-              <w:left w:val="none" w:sz="0" w:space="0" w:color="000000"/>
-              <w:right w:val="none" w:sz="0" w:space="0" w:color="000000"/>
-            </w:tcBorders>
-            <w:shd w:val="clear" w:color="auto" w:fill="FFFFFF"/>
-            <w:tcMar>
-              <w:top w:w="0" w:type="dxa"/>
-              <w:bottom w:w="0" w:type="dxa"/>
-              <w:left w:w="0" w:type="dxa"/>
-              <w:right w:w="0" w:type="dxa"/>
-            </w:tcMar>
-            <w:vAlign w:val="center"/>
-          </w:tcPr>
-          <w:p>
-            <w:pPr>
-              <w:jc w:val="left"/>
-              <w:pBdr>
-                <w:bottom w:val="none" w:sz="0" w:space="0" w:color="000000"/>
-                <w:top w:val="none" w:sz="0" w:space="0" w:color="000000"/>
-                <w:left w:val="none" w:sz="0" w:space="0" w:color="000000"/>
-                <w:right w:val="none" w:sz="0" w:space="0" w:color="000000"/>
-              </w:pBdr>
-              <w:spacing w:after="100" w:before="100" w:line="240"/>
-              <w:ind w:left="100" w:right="100" w:firstLine="0" w:firstLineChars="0"/>
-              <w:rPr>
-                <w:rFonts w:ascii="Arial" w:hAnsi="Arial" w:eastAsia="Arial" w:cs="Arial"/>
-                <w:i w:val="false"/>
-                <w:b w:val="false"/>
-                <w:u w:val="none"/>
-                <w:sz w:val="22"/>
-                <w:szCs w:val="22"/>
-                <w:color w:val="000000"/>
-              </w:rPr>
-            </w:pPr>
-            <w:r xmlns:w="http://schemas.openxmlformats.org/wordprocessingml/2006/main" xmlns:wp="http://schemas.openxmlformats.org/drawingml/2006/wordprocessingDrawing" xmlns:r="http://schemas.openxmlformats.org/officeDocument/2006/relationships" xmlns:w14="http://schemas.microsoft.com/office/word/2010/wordml">
-              <w:rPr>
-                <w:rFonts w:ascii="Arial" w:hAnsi="Arial" w:eastAsia="Arial" w:cs="Arial"/>
-                <w:i w:val="false"/>
-                <w:b w:val="false"/>
-                <w:u w:val="none"/>
+                <w:strike w:val="false"/>
+                <w:sz w:val="22"/>
+                <w:szCs w:val="22"/>
+                <w:color w:val="000000"/>
+              </w:rPr>
+            </w:pPr>
+            <w:r xmlns:w="http://schemas.openxmlformats.org/wordprocessingml/2006/main" xmlns:wp="http://schemas.openxmlformats.org/drawingml/2006/wordprocessingDrawing" xmlns:r="http://schemas.openxmlformats.org/officeDocument/2006/relationships" xmlns:w14="http://schemas.microsoft.com/office/word/2010/wordml">
+              <w:rPr>
+                <w:rFonts w:ascii="Arial" w:hAnsi="Arial" w:eastAsia="Arial" w:cs="Arial"/>
+                <w:i w:val="false"/>
+                <w:b w:val="false"/>
+                <w:u w:val="none"/>
+                <w:strike w:val="false"/>
                 <w:sz w:val="22"/>
                 <w:szCs w:val="22"/>
                 <w:color w:val="000000"/>
@@ -4998,7 +5098,6 @@
         <w:trPr>
           <w:trHeight w:val="360" w:hRule="auto"/>
         </w:trPr>
-        body13
         <w:tc>
           <w:tcPr>
             <w:tcBorders>
@@ -5032,17 +5131,19 @@
                 <w:i w:val="false"/>
                 <w:b w:val="false"/>
                 <w:u w:val="none"/>
-                <w:sz w:val="22"/>
-                <w:szCs w:val="22"/>
-                <w:color w:val="000000"/>
-              </w:rPr>
-            </w:pPr>
-            <w:r xmlns:w="http://schemas.openxmlformats.org/wordprocessingml/2006/main" xmlns:wp="http://schemas.openxmlformats.org/drawingml/2006/wordprocessingDrawing" xmlns:r="http://schemas.openxmlformats.org/officeDocument/2006/relationships" xmlns:w14="http://schemas.microsoft.com/office/word/2010/wordml">
-              <w:rPr>
-                <w:rFonts w:ascii="Arial" w:hAnsi="Arial" w:eastAsia="Arial" w:cs="Arial"/>
-                <w:i w:val="false"/>
-                <w:b w:val="false"/>
-                <w:u w:val="none"/>
+                <w:strike w:val="false"/>
+                <w:sz w:val="22"/>
+                <w:szCs w:val="22"/>
+                <w:color w:val="000000"/>
+              </w:rPr>
+            </w:pPr>
+            <w:r xmlns:w="http://schemas.openxmlformats.org/wordprocessingml/2006/main" xmlns:wp="http://schemas.openxmlformats.org/drawingml/2006/wordprocessingDrawing" xmlns:r="http://schemas.openxmlformats.org/officeDocument/2006/relationships" xmlns:w14="http://schemas.microsoft.com/office/word/2010/wordml">
+              <w:rPr>
+                <w:rFonts w:ascii="Arial" w:hAnsi="Arial" w:eastAsia="Arial" w:cs="Arial"/>
+                <w:i w:val="false"/>
+                <w:b w:val="false"/>
+                <w:u w:val="none"/>
+                <w:strike w:val="false"/>
                 <w:sz w:val="22"/>
                 <w:szCs w:val="22"/>
                 <w:color w:val="000000"/>
@@ -5084,6 +5185,7 @@
                 <w:i w:val="true"/>
                 <w:b w:val="false"/>
                 <w:u w:val="none"/>
+                <w:strike w:val="false"/>
                 <w:sz w:val="22"/>
                 <w:szCs w:val="22"/>
                 <w:color w:val="000000"/>
@@ -5095,6 +5197,7 @@
                 <w:i w:val="true"/>
                 <w:b w:val="false"/>
                 <w:u w:val="none"/>
+                <w:strike w:val="false"/>
                 <w:sz w:val="22"/>
                 <w:szCs w:val="22"/>
                 <w:color w:val="000000"/>
@@ -5136,17 +5239,19 @@
                 <w:i w:val="false"/>
                 <w:b w:val="false"/>
                 <w:u w:val="none"/>
-                <w:sz w:val="22"/>
-                <w:szCs w:val="22"/>
-                <w:color w:val="000000"/>
-              </w:rPr>
-            </w:pPr>
-            <w:r xmlns:w="http://schemas.openxmlformats.org/wordprocessingml/2006/main" xmlns:wp="http://schemas.openxmlformats.org/drawingml/2006/wordprocessingDrawing" xmlns:r="http://schemas.openxmlformats.org/officeDocument/2006/relationships" xmlns:w14="http://schemas.microsoft.com/office/word/2010/wordml">
-              <w:rPr>
-                <w:rFonts w:ascii="Arial" w:hAnsi="Arial" w:eastAsia="Arial" w:cs="Arial"/>
-                <w:i w:val="false"/>
-                <w:b w:val="false"/>
-                <w:u w:val="none"/>
+                <w:strike w:val="false"/>
+                <w:sz w:val="22"/>
+                <w:szCs w:val="22"/>
+                <w:color w:val="000000"/>
+              </w:rPr>
+            </w:pPr>
+            <w:r xmlns:w="http://schemas.openxmlformats.org/wordprocessingml/2006/main" xmlns:wp="http://schemas.openxmlformats.org/drawingml/2006/wordprocessingDrawing" xmlns:r="http://schemas.openxmlformats.org/officeDocument/2006/relationships" xmlns:w14="http://schemas.microsoft.com/office/word/2010/wordml">
+              <w:rPr>
+                <w:rFonts w:ascii="Arial" w:hAnsi="Arial" w:eastAsia="Arial" w:cs="Arial"/>
+                <w:i w:val="false"/>
+                <w:b w:val="false"/>
+                <w:u w:val="none"/>
+                <w:strike w:val="false"/>
                 <w:sz w:val="22"/>
                 <w:szCs w:val="22"/>
                 <w:color w:val="000000"/>
@@ -5188,17 +5293,19 @@
                 <w:i w:val="false"/>
                 <w:b w:val="false"/>
                 <w:u w:val="none"/>
-                <w:sz w:val="22"/>
-                <w:szCs w:val="22"/>
-                <w:color w:val="000000"/>
-              </w:rPr>
-            </w:pPr>
-            <w:r xmlns:w="http://schemas.openxmlformats.org/wordprocessingml/2006/main" xmlns:wp="http://schemas.openxmlformats.org/drawingml/2006/wordprocessingDrawing" xmlns:r="http://schemas.openxmlformats.org/officeDocument/2006/relationships" xmlns:w14="http://schemas.microsoft.com/office/word/2010/wordml">
-              <w:rPr>
-                <w:rFonts w:ascii="Arial" w:hAnsi="Arial" w:eastAsia="Arial" w:cs="Arial"/>
-                <w:i w:val="false"/>
-                <w:b w:val="false"/>
-                <w:u w:val="none"/>
+                <w:strike w:val="false"/>
+                <w:sz w:val="22"/>
+                <w:szCs w:val="22"/>
+                <w:color w:val="000000"/>
+              </w:rPr>
+            </w:pPr>
+            <w:r xmlns:w="http://schemas.openxmlformats.org/wordprocessingml/2006/main" xmlns:wp="http://schemas.openxmlformats.org/drawingml/2006/wordprocessingDrawing" xmlns:r="http://schemas.openxmlformats.org/officeDocument/2006/relationships" xmlns:w14="http://schemas.microsoft.com/office/word/2010/wordml">
+              <w:rPr>
+                <w:rFonts w:ascii="Arial" w:hAnsi="Arial" w:eastAsia="Arial" w:cs="Arial"/>
+                <w:i w:val="false"/>
+                <w:b w:val="false"/>
+                <w:u w:val="none"/>
+                <w:strike w:val="false"/>
                 <w:sz w:val="22"/>
                 <w:szCs w:val="22"/>
                 <w:color w:val="000000"/>
@@ -5240,17 +5347,19 @@
                 <w:i w:val="false"/>
                 <w:b w:val="false"/>
                 <w:u w:val="none"/>
-                <w:sz w:val="22"/>
-                <w:szCs w:val="22"/>
-                <w:color w:val="000000"/>
-              </w:rPr>
-            </w:pPr>
-            <w:r xmlns:w="http://schemas.openxmlformats.org/wordprocessingml/2006/main" xmlns:wp="http://schemas.openxmlformats.org/drawingml/2006/wordprocessingDrawing" xmlns:r="http://schemas.openxmlformats.org/officeDocument/2006/relationships" xmlns:w14="http://schemas.microsoft.com/office/word/2010/wordml">
-              <w:rPr>
-                <w:rFonts w:ascii="Arial" w:hAnsi="Arial" w:eastAsia="Arial" w:cs="Arial"/>
-                <w:i w:val="false"/>
-                <w:b w:val="false"/>
-                <w:u w:val="none"/>
+                <w:strike w:val="false"/>
+                <w:sz w:val="22"/>
+                <w:szCs w:val="22"/>
+                <w:color w:val="000000"/>
+              </w:rPr>
+            </w:pPr>
+            <w:r xmlns:w="http://schemas.openxmlformats.org/wordprocessingml/2006/main" xmlns:wp="http://schemas.openxmlformats.org/drawingml/2006/wordprocessingDrawing" xmlns:r="http://schemas.openxmlformats.org/officeDocument/2006/relationships" xmlns:w14="http://schemas.microsoft.com/office/word/2010/wordml">
+              <w:rPr>
+                <w:rFonts w:ascii="Arial" w:hAnsi="Arial" w:eastAsia="Arial" w:cs="Arial"/>
+                <w:i w:val="false"/>
+                <w:b w:val="false"/>
+                <w:u w:val="none"/>
+                <w:strike w:val="false"/>
                 <w:sz w:val="22"/>
                 <w:szCs w:val="22"/>
                 <w:color w:val="000000"/>
@@ -5271,13 +5380,13 @@
         <w:t xml:space="preserve">5. Evaluation</w:t>
       </w:r>
     </w:p>
-    <w:bookmarkStart w:id="30" w:name="milestones-40"/>
+    <w:bookmarkStart w:id="30" w:name="milestones-30"/>
     <w:p>
       <w:pPr>
         <w:pStyle w:val="Heading2"/>
       </w:pPr>
       <w:r>
-        <w:t xml:space="preserve">5.1 Milestones (40%)</w:t>
+        <w:t xml:space="preserve">5.1 Milestones (30%)</w:t>
       </w:r>
     </w:p>
     <w:p>
@@ -5291,7 +5400,7 @@
         <w:t xml:space="preserve"> </w:t>
       </w:r>
       <w:r>
-        <w:t xml:space="preserve">semester. Each MS will be weighted equally (10% each).</w:t>
+        <w:t xml:space="preserve">semester. Each MS will be weighted equally (MS01 &amp; MS04 5% each, MS02 &amp; Ms03 10% each).</w:t>
       </w:r>
     </w:p>
     <w:p>
@@ -5299,7 +5408,7 @@
         <w:pStyle w:val="BodyText"/>
       </w:pPr>
       <w:r>
-        <w:t xml:space="preserve">Milestones (MS) will include a mixture of conceptual and applied</w:t>
+        <w:t xml:space="preserve">Milestones will include a mixture of conceptual and applied</w:t>
       </w:r>
       <w:r>
         <w:t xml:space="preserve"> </w:t>
@@ -6548,67 +6657,15 @@
         <w:pStyle w:val="FirstParagraph"/>
       </w:pPr>
       <w:r>
-        <w:t xml:space="preserve">Students may choose to use generative artificial intelligence (AI) tools</w:t>
-      </w:r>
-      <w:r>
-        <w:t xml:space="preserve"> </w:t>
-      </w:r>
-      <w:r>
-        <w:t xml:space="preserve">as they work through the assignments. I encourage you to limit your use</w:t>
-      </w:r>
-      <w:r>
-        <w:t xml:space="preserve"> </w:t>
-      </w:r>
-      <w:r>
-        <w:t xml:space="preserve">to technical coding support/reference, grammar/copy editing, and</w:t>
-      </w:r>
-      <w:r>
-        <w:t xml:space="preserve"> </w:t>
-      </w:r>
-      <w:r>
-        <w:t xml:space="preserve">outlining. Be aware that AI tools are often wrong, overly generic, and</w:t>
-      </w:r>
-      <w:r>
-        <w:t xml:space="preserve"> </w:t>
-      </w:r>
-      <w:r>
-        <w:t xml:space="preserve">lacking in critical nuance. My expectations for you are considerably</w:t>
-      </w:r>
-      <w:r>
-        <w:t xml:space="preserve"> </w:t>
-      </w:r>
-      <w:r>
-        <w:t xml:space="preserve">higher than that. You will need to be more persuasive and creative at</w:t>
-      </w:r>
-      <w:r>
-        <w:t xml:space="preserve"> </w:t>
-      </w:r>
-      <w:r>
-        <w:t xml:space="preserve">linking sociological research with empirical data, thinking critically,</w:t>
-      </w:r>
-      <w:r>
-        <w:t xml:space="preserve"> </w:t>
-      </w:r>
-      <w:r>
-        <w:t xml:space="preserve">and making connections between data and theory than any of these tools.</w:t>
-      </w:r>
-      <w:r>
-        <w:t xml:space="preserve"> </w:t>
-      </w:r>
-      <w:r>
-        <w:t xml:space="preserve">Over-reliance on AI will prevent you from learning the skills necessary</w:t>
-      </w:r>
-      <w:r>
-        <w:t xml:space="preserve"> </w:t>
-      </w:r>
-      <w:r>
-        <w:t xml:space="preserve">to complete work at the level expected for this class. Students are</w:t>
-      </w:r>
-      <w:r>
-        <w:t xml:space="preserve"> </w:t>
-      </w:r>
-      <w:r>
-        <w:t xml:space="preserve">ultimately accountable for the work they submit.</w:t>
+        <w:t xml:space="preserve">Students are strongly discouraged from using generative AI for coding, statistical interpretation, or substantive assignment work. AI can sometimes be useful for simple technical questions, but it is often incorrect in ways that can be difficult to evaluate if you are still learning the material. A key objective of this course is to develop your ability to troubleshoot problems, interpret results, and find reliable information. Before turning to AI, make use of the online tutorials, lecture slides, and your peers and TA, all of which will often lead to a faster and deeper understanding of the material and stronger long-term skills. Students are ultimately responsible for all work they submit and are particularly encouraged to complete their own interpretation of results.</w:t>
+      </w:r>
+    </w:p>
+    <w:p>
+      <w:pPr>
+        <w:pStyle w:val="BodyText"/>
+      </w:pPr>
+      <w:r>
+        <w:t xml:space="preserve">Students suspected of over-relying on AI may be required to meet with the instructor for an oral assessment of a milestone or research brief to demonstrate their understanding of the submitted work.</w:t>
       </w:r>
     </w:p>
     <w:bookmarkEnd w:id="44"/>
@@ -6626,13 +6683,7 @@
         <w:pStyle w:val="FirstParagraph"/>
       </w:pPr>
       <w:r>
-        <w:t xml:space="preserve">Students with diverse learning styles and needs are welcome in this</w:t>
-      </w:r>
-      <w:r>
-        <w:t xml:space="preserve"> </w:t>
-      </w:r>
-      <w:r>
-        <w:t xml:space="preserve">course. The University of Toronto is committed to accessibility. If you</w:t>
+        <w:t xml:space="preserve">The University of Toronto is committed to accessibility. If you</w:t>
       </w:r>
       <w:r>
         <w:t xml:space="preserve"> </w:t>

--- a/docs/SOC6302_syllabus.docx
+++ b/docs/SOC6302_syllabus.docx
@@ -582,31 +582,37 @@
         <w:t xml:space="preserve">Interactive Lecture</w:t>
       </w:r>
       <w:r>
-        <w:t xml:space="preserve">: During the in-person interactive lecture,</w:t>
-      </w:r>
-      <w:r>
-        <w:t xml:space="preserve"> </w:t>
-      </w:r>
-      <w:r>
-        <w:t xml:space="preserve">I will demonstrate data analysis using R and RStudio, applying the concepts of the online tutorial. Make sure to bring a laptop computer, as you are expected</w:t>
-      </w:r>
-      <w:r>
-        <w:t xml:space="preserve"> </w:t>
-      </w:r>
-      <w:r>
-        <w:t xml:space="preserve">to interact and program along. Throughout the class, I will ask and solicit questions about the</w:t>
-      </w:r>
-      <w:r>
-        <w:t xml:space="preserve"> </w:t>
-      </w:r>
-      <w:r>
-        <w:t xml:space="preserve">week’s online tutorial, focusing on any points of confusion or tricky</w:t>
-      </w:r>
-      <w:r>
-        <w:t xml:space="preserve"> </w:t>
-      </w:r>
-      <w:r>
-        <w:t xml:space="preserve">components.</w:t>
+        <w:t xml:space="preserve">: During the in-person interactive lecture, I</w:t>
+      </w:r>
+      <w:r>
+        <w:t xml:space="preserve"> </w:t>
+      </w:r>
+      <w:r>
+        <w:t xml:space="preserve">will demonstrate data analysis using R and RStudio, applying the</w:t>
+      </w:r>
+      <w:r>
+        <w:t xml:space="preserve"> </w:t>
+      </w:r>
+      <w:r>
+        <w:t xml:space="preserve">concepts of the online tutorial. Make sure to bring a laptop computer,</w:t>
+      </w:r>
+      <w:r>
+        <w:t xml:space="preserve"> </w:t>
+      </w:r>
+      <w:r>
+        <w:t xml:space="preserve">as you are expected to interact and program along. Throughout the class,</w:t>
+      </w:r>
+      <w:r>
+        <w:t xml:space="preserve"> </w:t>
+      </w:r>
+      <w:r>
+        <w:t xml:space="preserve">I will ask and solicit questions about the week’s online tutorial,</w:t>
+      </w:r>
+      <w:r>
+        <w:t xml:space="preserve"> </w:t>
+      </w:r>
+      <w:r>
+        <w:t xml:space="preserve">focusing on any points of confusion or tricky components.</w:t>
       </w:r>
     </w:p>
     <w:p>
@@ -624,7 +630,67 @@
         <w:t xml:space="preserve"> </w:t>
       </w:r>
       <w:r>
-        <w:t xml:space="preserve">The one-hour lab session will begin with a brief TA-led group activity focused on practice exercises drawn from the material covered in the online tutorial and lecture. The majority of the session will be self-directed, during which you are expected to work on the upcoming milestone and your individual research brief. This is a supportive, collaborative environment in which students are expected to work independently while also learning from and supporting one another. The TA will circulate throughout the lab to provide guidance, answer questions, and assist with coding and interpretation as needed. If you finish the milestone early, you are encouraged to help your peers or continue working on your research brief (attendance is mandatory).</w:t>
+        <w:t xml:space="preserve">The one-hour lab session will begin with a brief TA-led group</w:t>
+      </w:r>
+      <w:r>
+        <w:t xml:space="preserve"> </w:t>
+      </w:r>
+      <w:r>
+        <w:t xml:space="preserve">activity focused on practice exercises drawn from the material covered</w:t>
+      </w:r>
+      <w:r>
+        <w:t xml:space="preserve"> </w:t>
+      </w:r>
+      <w:r>
+        <w:t xml:space="preserve">in the online tutorial and lecture. The majority of the session will be</w:t>
+      </w:r>
+      <w:r>
+        <w:t xml:space="preserve"> </w:t>
+      </w:r>
+      <w:r>
+        <w:t xml:space="preserve">self-directed, during which you are expected to work on the upcoming</w:t>
+      </w:r>
+      <w:r>
+        <w:t xml:space="preserve"> </w:t>
+      </w:r>
+      <w:r>
+        <w:t xml:space="preserve">milestone and your individual research brief. This is a supportive,</w:t>
+      </w:r>
+      <w:r>
+        <w:t xml:space="preserve"> </w:t>
+      </w:r>
+      <w:r>
+        <w:t xml:space="preserve">collaborative environment in which students are expected to work</w:t>
+      </w:r>
+      <w:r>
+        <w:t xml:space="preserve"> </w:t>
+      </w:r>
+      <w:r>
+        <w:t xml:space="preserve">independently while also learning from and supporting one another. The</w:t>
+      </w:r>
+      <w:r>
+        <w:t xml:space="preserve"> </w:t>
+      </w:r>
+      <w:r>
+        <w:t xml:space="preserve">TA will circulate throughout the lab to provide guidance, answer</w:t>
+      </w:r>
+      <w:r>
+        <w:t xml:space="preserve"> </w:t>
+      </w:r>
+      <w:r>
+        <w:t xml:space="preserve">questions, and assist with coding and interpretation as needed. If you</w:t>
+      </w:r>
+      <w:r>
+        <w:t xml:space="preserve"> </w:t>
+      </w:r>
+      <w:r>
+        <w:t xml:space="preserve">finish the milestone early, you are encouraged to help your peers or</w:t>
+      </w:r>
+      <w:r>
+        <w:t xml:space="preserve"> </w:t>
+      </w:r>
+      <w:r>
+        <w:t xml:space="preserve">continue working on your research brief (attendance is mandatory).</w:t>
       </w:r>
     </w:p>
     <w:bookmarkStart w:id="27" w:name="components"/>
@@ -5400,7 +5466,13 @@
         <w:t xml:space="preserve"> </w:t>
       </w:r>
       <w:r>
-        <w:t xml:space="preserve">semester. Each MS will be weighted equally (MS01 &amp; MS04 5% each, MS02 &amp; Ms03 10% each).</w:t>
+        <w:t xml:space="preserve">semester. MS01 and MS04 are each worth 5%, MS02 and MS03 are each worth</w:t>
+      </w:r>
+      <w:r>
+        <w:t xml:space="preserve"> </w:t>
+      </w:r>
+      <w:r>
+        <w:t xml:space="preserve">10%.</w:t>
       </w:r>
     </w:p>
     <w:p>
@@ -5434,19 +5506,19 @@
         <w:pStyle w:val="BodyText"/>
       </w:pPr>
       <w:r>
-        <w:t xml:space="preserve">Milestones should be completed using Quarto, and the submission should</w:t>
-      </w:r>
-      <w:r>
-        <w:t xml:space="preserve"> </w:t>
-      </w:r>
-      <w:r>
-        <w:t xml:space="preserve">include the knitted pdf and Quarto file containing the necessary code to</w:t>
-      </w:r>
-      <w:r>
-        <w:t xml:space="preserve"> </w:t>
-      </w:r>
-      <w:r>
-        <w:t xml:space="preserve">produce the results in your MS.</w:t>
+        <w:t xml:space="preserve">Milestones will be completed using Quarto. The submission must include</w:t>
+      </w:r>
+      <w:r>
+        <w:t xml:space="preserve"> </w:t>
+      </w:r>
+      <w:r>
+        <w:t xml:space="preserve">the knitted pdf AND Quarto file containing the necessary code to produce</w:t>
+      </w:r>
+      <w:r>
+        <w:t xml:space="preserve"> </w:t>
+      </w:r>
+      <w:r>
+        <w:t xml:space="preserve">the results in your MS.</w:t>
       </w:r>
     </w:p>
     <w:p>
@@ -5474,47 +5546,71 @@
         <w:pStyle w:val="BodyText"/>
       </w:pPr>
       <w:r>
-        <w:t xml:space="preserve">You may work together in small groups on milestone assignments.</w:t>
-      </w:r>
-      <w:r>
-        <w:t xml:space="preserve"> </w:t>
-      </w:r>
-      <w:r>
-        <w:t xml:space="preserve">Remember, however, that working through the milestone is the best</w:t>
-      </w:r>
-      <w:r>
-        <w:t xml:space="preserve"> </w:t>
-      </w:r>
-      <w:r>
-        <w:t xml:space="preserve">preparation for the midterm, a measure of your understanding of course</w:t>
-      </w:r>
-      <w:r>
-        <w:t xml:space="preserve"> </w:t>
-      </w:r>
-      <w:r>
-        <w:t xml:space="preserve">material, and being able to independently carry-out your own research</w:t>
-      </w:r>
-      <w:r>
-        <w:t xml:space="preserve"> </w:t>
-      </w:r>
-      <w:r>
-        <w:t xml:space="preserve">project. Even if you work with others, you must write up and turn in</w:t>
-      </w:r>
-      <w:r>
-        <w:t xml:space="preserve"> </w:t>
-      </w:r>
-      <w:r>
-        <w:t xml:space="preserve">your own MS.</w:t>
+        <w:t xml:space="preserve">You may work together in small groups on milestone assignments. Sharing</w:t>
+      </w:r>
+      <w:r>
+        <w:t xml:space="preserve"> </w:t>
+      </w:r>
+      <w:r>
+        <w:t xml:space="preserve">code, discussing interpretations, and helping one another understand</w:t>
+      </w:r>
+      <w:r>
+        <w:t xml:space="preserve"> </w:t>
+      </w:r>
+      <w:r>
+        <w:t xml:space="preserve">concepts are encouraged. However, all submitted work must reflect your</w:t>
+      </w:r>
+      <w:r>
+        <w:t xml:space="preserve"> </w:t>
+      </w:r>
+      <w:r>
+        <w:t xml:space="preserve">own understanding and effort. Writing code or answers for another</w:t>
+      </w:r>
+      <w:r>
+        <w:t xml:space="preserve"> </w:t>
+      </w:r>
+      <w:r>
+        <w:t xml:space="preserve">student, asking someone else to write them for you, or submitting work</w:t>
+      </w:r>
+      <w:r>
+        <w:t xml:space="preserve"> </w:t>
+      </w:r>
+      <w:r>
+        <w:t xml:space="preserve">that you do not understand or could not explain yourself is a violation</w:t>
+      </w:r>
+      <w:r>
+        <w:t xml:space="preserve"> </w:t>
+      </w:r>
+      <w:r>
+        <w:t xml:space="preserve">of academic integrity. Completing the milestones yourself is not only</w:t>
+      </w:r>
+      <w:r>
+        <w:t xml:space="preserve"> </w:t>
+      </w:r>
+      <w:r>
+        <w:t xml:space="preserve">the best preparation for this course (i.e. the midterm and research</w:t>
+      </w:r>
+      <w:r>
+        <w:t xml:space="preserve"> </w:t>
+      </w:r>
+      <w:r>
+        <w:t xml:space="preserve">brief), but also for developing the skills needed to work as an</w:t>
+      </w:r>
+      <w:r>
+        <w:t xml:space="preserve"> </w:t>
+      </w:r>
+      <w:r>
+        <w:t xml:space="preserve">independent scholar beyond the classroom.</w:t>
       </w:r>
     </w:p>
     <w:bookmarkEnd w:id="30"/>
-    <w:bookmarkStart w:id="31" w:name="midterm-20"/>
+    <w:bookmarkStart w:id="31" w:name="midterm-25"/>
     <w:p>
       <w:pPr>
         <w:pStyle w:val="Heading2"/>
       </w:pPr>
       <w:r>
-        <w:t xml:space="preserve">5.2 Midterm (20%)</w:t>
+        <w:t xml:space="preserve">5.2 Midterm (25%)</w:t>
       </w:r>
     </w:p>
     <w:p>
@@ -5580,13 +5676,13 @@
       </w:r>
     </w:p>
     <w:bookmarkEnd w:id="32"/>
-    <w:bookmarkStart w:id="33" w:name="research-brief-25"/>
+    <w:bookmarkStart w:id="33" w:name="research-brief-30"/>
     <w:p>
       <w:pPr>
         <w:pStyle w:val="Heading2"/>
       </w:pPr>
       <w:r>
-        <w:t xml:space="preserve">5.4 Research Brief (25%)</w:t>
+        <w:t xml:space="preserve">5.4 Research Brief (30%)</w:t>
       </w:r>
     </w:p>
     <w:p>
@@ -5619,13 +5715,13 @@
         <w:t xml:space="preserve">Question</w:t>
       </w:r>
       <w:r>
-        <w:t xml:space="preserve">: a clearly worded research question that can be</w:t>
-      </w:r>
-      <w:r>
-        <w:t xml:space="preserve"> </w:t>
-      </w:r>
-      <w:r>
-        <w:t xml:space="preserve">answered with quantitative data.</w:t>
+        <w:t xml:space="preserve">: a clearly worded research question that can be answered</w:t>
+      </w:r>
+      <w:r>
+        <w:t xml:space="preserve"> </w:t>
+      </w:r>
+      <w:r>
+        <w:t xml:space="preserve">with quantitative data.</w:t>
       </w:r>
     </w:p>
     <w:p>
@@ -5874,9 +5970,8 @@
         <w:tblLook w:firstRow="1" w:lastRow="0" w:firstColumn="0" w:lastColumn="0" w:noHBand="0" w:noVBand="0" w:val="0020"/>
       </w:tblPr>
       <w:tblGrid>
-        <w:gridCol w:w="2640"/>
-        <w:gridCol w:w="2640"/>
-        <w:gridCol w:w="2640"/>
+        <w:gridCol w:w="1872"/>
+        <w:gridCol w:w="6048"/>
       </w:tblGrid>
       <w:tr>
         <w:trPr>
@@ -5900,17 +5995,6 @@
               <w:pStyle w:val="Compact"/>
             </w:pPr>
             <w:r>
-              <w:t xml:space="preserve">Score</w:t>
-            </w:r>
-          </w:p>
-        </w:tc>
-        <w:tc>
-          <w:tcPr/>
-          <w:p>
-            <w:pPr>
-              <w:pStyle w:val="Compact"/>
-            </w:pPr>
-            <w:r>
               <w:t xml:space="preserve">Meaning</w:t>
             </w:r>
           </w:p>
@@ -5935,17 +6019,6 @@
               <w:pStyle w:val="Compact"/>
             </w:pPr>
             <w:r>
-              <w:t xml:space="preserve">5</w:t>
-            </w:r>
-          </w:p>
-        </w:tc>
-        <w:tc>
-          <w:tcPr/>
-          <w:p>
-            <w:pPr>
-              <w:pStyle w:val="Compact"/>
-            </w:pPr>
-            <w:r>
               <w:t xml:space="preserve">Strong evidence of original thinking; good organization; capacity to analyze and synthesize; superior grasp of course material with sound critical evaluations.</w:t>
             </w:r>
           </w:p>
@@ -5970,17 +6043,6 @@
               <w:pStyle w:val="Compact"/>
             </w:pPr>
             <w:r>
-              <w:t xml:space="preserve">4</w:t>
-            </w:r>
-          </w:p>
-        </w:tc>
-        <w:tc>
-          <w:tcPr/>
-          <w:p>
-            <w:pPr>
-              <w:pStyle w:val="Compact"/>
-            </w:pPr>
-            <w:r>
               <w:t xml:space="preserve">Evidence of grasp of course material, some evidence of critical capacity and analytic ability; reasonable evidence of critical and analytic skills.</w:t>
             </w:r>
           </w:p>
@@ -6005,17 +6067,6 @@
               <w:pStyle w:val="Compact"/>
             </w:pPr>
             <w:r>
-              <w:t xml:space="preserve">3</w:t>
-            </w:r>
-          </w:p>
-        </w:tc>
-        <w:tc>
-          <w:tcPr/>
-          <w:p>
-            <w:pPr>
-              <w:pStyle w:val="Compact"/>
-            </w:pPr>
-            <w:r>
               <w:t xml:space="preserve">Evidence of familiarity with course material and some evidence that critical and analytic skills have been developed.</w:t>
             </w:r>
           </w:p>
@@ -6040,17 +6091,6 @@
               <w:pStyle w:val="Compact"/>
             </w:pPr>
             <w:r>
-              <w:t xml:space="preserve">2</w:t>
-            </w:r>
-          </w:p>
-        </w:tc>
-        <w:tc>
-          <w:tcPr/>
-          <w:p>
-            <w:pPr>
-              <w:pStyle w:val="Compact"/>
-            </w:pPr>
-            <w:r>
               <w:t xml:space="preserve">Some evidence of familiarity with the subject matter and weakness in critical and analytic skills.</w:t>
             </w:r>
           </w:p>
@@ -6065,17 +6105,6 @@
             </w:pPr>
             <w:r>
               <w:t xml:space="preserve">Inadequate</w:t>
-            </w:r>
-          </w:p>
-        </w:tc>
-        <w:tc>
-          <w:tcPr/>
-          <w:p>
-            <w:pPr>
-              <w:pStyle w:val="Compact"/>
-            </w:pPr>
-            <w:r>
-              <w:t xml:space="preserve">1</w:t>
             </w:r>
           </w:p>
         </w:tc>
@@ -6657,7 +6686,73 @@
         <w:pStyle w:val="FirstParagraph"/>
       </w:pPr>
       <w:r>
-        <w:t xml:space="preserve">Students are strongly discouraged from using generative AI for coding, statistical interpretation, or substantive assignment work. AI can sometimes be useful for simple technical questions, but it is often incorrect in ways that can be difficult to evaluate if you are still learning the material. A key objective of this course is to develop your ability to troubleshoot problems, interpret results, and find reliable information. Before turning to AI, make use of the online tutorials, lecture slides, and your peers and TA, all of which will often lead to a faster and deeper understanding of the material and stronger long-term skills. Students are ultimately responsible for all work they submit and are particularly encouraged to complete their own interpretation of results.</w:t>
+        <w:t xml:space="preserve">Students are strongly discouraged from using generative AI for coding,</w:t>
+      </w:r>
+      <w:r>
+        <w:t xml:space="preserve"> </w:t>
+      </w:r>
+      <w:r>
+        <w:t xml:space="preserve">statistical interpretation, or substantive assignment work. AI can</w:t>
+      </w:r>
+      <w:r>
+        <w:t xml:space="preserve"> </w:t>
+      </w:r>
+      <w:r>
+        <w:t xml:space="preserve">sometimes be useful for simple technical questions, but it is often</w:t>
+      </w:r>
+      <w:r>
+        <w:t xml:space="preserve"> </w:t>
+      </w:r>
+      <w:r>
+        <w:t xml:space="preserve">incorrect in ways that can be difficult to evaluate if you are still</w:t>
+      </w:r>
+      <w:r>
+        <w:t xml:space="preserve"> </w:t>
+      </w:r>
+      <w:r>
+        <w:t xml:space="preserve">learning the material. A key objective of this course is to develop your</w:t>
+      </w:r>
+      <w:r>
+        <w:t xml:space="preserve"> </w:t>
+      </w:r>
+      <w:r>
+        <w:t xml:space="preserve">ability to troubleshoot problems, interpret results, and find reliable</w:t>
+      </w:r>
+      <w:r>
+        <w:t xml:space="preserve"> </w:t>
+      </w:r>
+      <w:r>
+        <w:t xml:space="preserve">information. Before turning to AI, make use of the online tutorials,</w:t>
+      </w:r>
+      <w:r>
+        <w:t xml:space="preserve"> </w:t>
+      </w:r>
+      <w:r>
+        <w:t xml:space="preserve">lecture slides, and your peers and TA, all of which will often lead to a</w:t>
+      </w:r>
+      <w:r>
+        <w:t xml:space="preserve"> </w:t>
+      </w:r>
+      <w:r>
+        <w:t xml:space="preserve">faster and deeper understanding of the material and stronger long-term</w:t>
+      </w:r>
+      <w:r>
+        <w:t xml:space="preserve"> </w:t>
+      </w:r>
+      <w:r>
+        <w:t xml:space="preserve">skills. Students are ultimately responsible for all work they submit and</w:t>
+      </w:r>
+      <w:r>
+        <w:t xml:space="preserve"> </w:t>
+      </w:r>
+      <w:r>
+        <w:t xml:space="preserve">are particularly encouraged to complete their own interpretation of</w:t>
+      </w:r>
+      <w:r>
+        <w:t xml:space="preserve"> </w:t>
+      </w:r>
+      <w:r>
+        <w:t xml:space="preserve">results.</w:t>
       </w:r>
     </w:p>
     <w:p>
@@ -6665,7 +6760,19 @@
         <w:pStyle w:val="BodyText"/>
       </w:pPr>
       <w:r>
-        <w:t xml:space="preserve">Students suspected of over-relying on AI may be required to meet with the instructor for an oral assessment of a milestone or research brief to demonstrate their understanding of the submitted work.</w:t>
+        <w:t xml:space="preserve">Students suspected of over reliance on AI may be required to meet with</w:t>
+      </w:r>
+      <w:r>
+        <w:t xml:space="preserve"> </w:t>
+      </w:r>
+      <w:r>
+        <w:t xml:space="preserve">the instructor for an oral assessment of a milestone or research brief</w:t>
+      </w:r>
+      <w:r>
+        <w:t xml:space="preserve"> </w:t>
+      </w:r>
+      <w:r>
+        <w:t xml:space="preserve">to demonstrate their understanding of the submitted work.</w:t>
       </w:r>
     </w:p>
     <w:bookmarkEnd w:id="44"/>
@@ -6683,13 +6790,13 @@
         <w:pStyle w:val="FirstParagraph"/>
       </w:pPr>
       <w:r>
-        <w:t xml:space="preserve">The University of Toronto is committed to accessibility. If you</w:t>
-      </w:r>
-      <w:r>
-        <w:t xml:space="preserve"> </w:t>
-      </w:r>
-      <w:r>
-        <w:t xml:space="preserve">require accommodations or have any accessibility concerns, please visit</w:t>
+        <w:t xml:space="preserve">The University of Toronto is committed to accessibility. If you require</w:t>
+      </w:r>
+      <w:r>
+        <w:t xml:space="preserve"> </w:t>
+      </w:r>
+      <w:r>
+        <w:t xml:space="preserve">accommodations or have any accessibility concerns, please visit</w:t>
       </w:r>
       <w:r>
         <w:t xml:space="preserve"> </w:t>

--- a/docs/SOC6302_syllabus.docx
+++ b/docs/SOC6302_syllabus.docx
@@ -6160,7 +6160,7 @@
         <w:t xml:space="preserve"> </w:t>
       </w:r>
       <w:r>
-        <w:t xml:space="preserve">over e-mail. Files should be in PDF or .doc(x) format or as a .R script</w:t>
+        <w:t xml:space="preserve">over e-mail. Files should be in PDF or .doc(x) format or as a .qmd or .R script</w:t>
       </w:r>
       <w:r>
         <w:t xml:space="preserve"> </w:t>
